--- a/atlas/Registries/Category-Registry.docx
+++ b/atlas/Registries/Category-Registry.docx
@@ -14,17 +14,43 @@
           <w:b/>
           <w:bCs/>
         </w:rPr>
-        <w:t>Create the Category Registry</w:t>
+        <w:t>Category Registry</w:t>
       </w:r>
     </w:p>
     <w:p>
       <w:r>
-        <w:t>This is not just documentation—it's a living database.</w:t>
+        <w:rPr>
+          <w:b/>
+          <w:bCs/>
+        </w:rPr>
+        <w:t>Purpose</w:t>
       </w:r>
     </w:p>
     <w:p>
       <w:r>
-        <w:t>Example:</w:t>
+        <w:t>The Category Registry is the master index of all Human Friction categories defined in the ATLAS taxonomy. It establishes category identifiers, APID prefixes, and their classification within the repository.</w:t>
+      </w:r>
+    </w:p>
+    <w:p>
+      <w:r>
+        <w:pict w14:anchorId="0993F119">
+          <v:rect id="_x0000_i1037" style="width:0;height:1.5pt" o:hralign="center" o:hrstd="t" o:hr="t" fillcolor="#a0a0a0" stroked="f"/>
+        </w:pict>
+      </w:r>
+    </w:p>
+    <w:p>
+      <w:pPr>
+        <w:rPr>
+          <w:b/>
+          <w:bCs/>
+        </w:rPr>
+      </w:pPr>
+      <w:r>
+        <w:rPr>
+          <w:b/>
+          <w:bCs/>
+        </w:rPr>
+        <w:t>Category Registry</w:t>
       </w:r>
     </w:p>
     <w:tbl>
@@ -40,13 +66,11 @@
         <w:tblLook w:val="04A0" w:firstRow="1" w:lastRow="0" w:firstColumn="1" w:lastColumn="0" w:noHBand="0" w:noVBand="1"/>
       </w:tblPr>
       <w:tblGrid>
-        <w:gridCol w:w="1279"/>
+        <w:gridCol w:w="1350"/>
         <w:gridCol w:w="686"/>
-        <w:gridCol w:w="1695"/>
-        <w:gridCol w:w="1746"/>
-        <w:gridCol w:w="769"/>
-        <w:gridCol w:w="1663"/>
-        <w:gridCol w:w="1188"/>
+        <w:gridCol w:w="2937"/>
+        <w:gridCol w:w="1920"/>
+        <w:gridCol w:w="784"/>
       </w:tblGrid>
       <w:tr>
         <w:trPr>
@@ -121,7 +145,7 @@
         </w:tc>
         <w:tc>
           <w:tcPr>
-            <w:tcW w:w="0" w:type="auto"/>
+            <w:tcW w:w="1890" w:type="dxa"/>
             <w:vAlign w:val="center"/>
             <w:hideMark/>
           </w:tcPr>
@@ -143,7 +167,7 @@
         </w:tc>
         <w:tc>
           <w:tcPr>
-            <w:tcW w:w="0" w:type="auto"/>
+            <w:tcW w:w="739" w:type="dxa"/>
             <w:vAlign w:val="center"/>
             <w:hideMark/>
           </w:tcPr>
@@ -163,11 +187,579 @@
             </w:r>
           </w:p>
         </w:tc>
-        <w:tc>
-          <w:tcPr>
-            <w:tcW w:w="0" w:type="auto"/>
-            <w:vAlign w:val="center"/>
-            <w:hideMark/>
+      </w:tr>
+      <w:tr>
+        <w:trPr>
+          <w:tblCellSpacing w:w="15" w:type="dxa"/>
+        </w:trPr>
+        <w:tc>
+          <w:tcPr>
+            <w:tcW w:w="0" w:type="auto"/>
+            <w:vAlign w:val="center"/>
+            <w:hideMark/>
+          </w:tcPr>
+          <w:p>
+            <w:r>
+              <w:t>CAT-001</w:t>
+            </w:r>
+          </w:p>
+        </w:tc>
+        <w:tc>
+          <w:tcPr>
+            <w:tcW w:w="0" w:type="auto"/>
+            <w:vAlign w:val="center"/>
+            <w:hideMark/>
+          </w:tcPr>
+          <w:p>
+            <w:r>
+              <w:t>FF</w:t>
+            </w:r>
+          </w:p>
+        </w:tc>
+        <w:tc>
+          <w:tcPr>
+            <w:tcW w:w="0" w:type="auto"/>
+            <w:vAlign w:val="center"/>
+            <w:hideMark/>
+          </w:tcPr>
+          <w:p>
+            <w:r>
+              <w:t>Files &amp; Project Management</w:t>
+            </w:r>
+          </w:p>
+        </w:tc>
+        <w:tc>
+          <w:tcPr>
+            <w:tcW w:w="1890" w:type="dxa"/>
+            <w:vAlign w:val="center"/>
+            <w:hideMark/>
+          </w:tcPr>
+          <w:p>
+            <w:r>
+              <w:t>Digital Experience</w:t>
+            </w:r>
+          </w:p>
+        </w:tc>
+        <w:tc>
+          <w:tcPr>
+            <w:tcW w:w="739" w:type="dxa"/>
+            <w:vAlign w:val="center"/>
+            <w:hideMark/>
+          </w:tcPr>
+          <w:p>
+            <w:r>
+              <w:t>Active</w:t>
+            </w:r>
+          </w:p>
+        </w:tc>
+      </w:tr>
+      <w:tr>
+        <w:trPr>
+          <w:tblCellSpacing w:w="15" w:type="dxa"/>
+        </w:trPr>
+        <w:tc>
+          <w:tcPr>
+            <w:tcW w:w="0" w:type="auto"/>
+            <w:vAlign w:val="center"/>
+            <w:hideMark/>
+          </w:tcPr>
+          <w:p>
+            <w:r>
+              <w:t>CAT-002</w:t>
+            </w:r>
+          </w:p>
+        </w:tc>
+        <w:tc>
+          <w:tcPr>
+            <w:tcW w:w="0" w:type="auto"/>
+            <w:vAlign w:val="center"/>
+            <w:hideMark/>
+          </w:tcPr>
+          <w:p>
+            <w:r>
+              <w:t>OS</w:t>
+            </w:r>
+          </w:p>
+        </w:tc>
+        <w:tc>
+          <w:tcPr>
+            <w:tcW w:w="0" w:type="auto"/>
+            <w:vAlign w:val="center"/>
+            <w:hideMark/>
+          </w:tcPr>
+          <w:p>
+            <w:r>
+              <w:t>Operating System</w:t>
+            </w:r>
+          </w:p>
+        </w:tc>
+        <w:tc>
+          <w:tcPr>
+            <w:tcW w:w="1890" w:type="dxa"/>
+            <w:vAlign w:val="center"/>
+            <w:hideMark/>
+          </w:tcPr>
+          <w:p>
+            <w:r>
+              <w:t>Digital Experience</w:t>
+            </w:r>
+          </w:p>
+        </w:tc>
+        <w:tc>
+          <w:tcPr>
+            <w:tcW w:w="739" w:type="dxa"/>
+            <w:vAlign w:val="center"/>
+            <w:hideMark/>
+          </w:tcPr>
+          <w:p>
+            <w:r>
+              <w:t>Offline</w:t>
+            </w:r>
+          </w:p>
+        </w:tc>
+      </w:tr>
+      <w:tr>
+        <w:trPr>
+          <w:tblCellSpacing w:w="15" w:type="dxa"/>
+        </w:trPr>
+        <w:tc>
+          <w:tcPr>
+            <w:tcW w:w="0" w:type="auto"/>
+            <w:vAlign w:val="center"/>
+            <w:hideMark/>
+          </w:tcPr>
+          <w:p>
+            <w:r>
+              <w:t>CAT-003</w:t>
+            </w:r>
+          </w:p>
+        </w:tc>
+        <w:tc>
+          <w:tcPr>
+            <w:tcW w:w="0" w:type="auto"/>
+            <w:vAlign w:val="center"/>
+            <w:hideMark/>
+          </w:tcPr>
+          <w:p>
+            <w:r>
+              <w:t>KI</w:t>
+            </w:r>
+          </w:p>
+        </w:tc>
+        <w:tc>
+          <w:tcPr>
+            <w:tcW w:w="0" w:type="auto"/>
+            <w:vAlign w:val="center"/>
+            <w:hideMark/>
+          </w:tcPr>
+          <w:p>
+            <w:r>
+              <w:t>Keyboard &amp; Input</w:t>
+            </w:r>
+          </w:p>
+        </w:tc>
+        <w:tc>
+          <w:tcPr>
+            <w:tcW w:w="1890" w:type="dxa"/>
+            <w:vAlign w:val="center"/>
+            <w:hideMark/>
+          </w:tcPr>
+          <w:p>
+            <w:r>
+              <w:t>Digital Experience</w:t>
+            </w:r>
+          </w:p>
+        </w:tc>
+        <w:tc>
+          <w:tcPr>
+            <w:tcW w:w="739" w:type="dxa"/>
+            <w:vAlign w:val="center"/>
+          </w:tcPr>
+          <w:p>
+            <w:r>
+              <w:t>Offline</w:t>
+            </w:r>
+          </w:p>
+        </w:tc>
+      </w:tr>
+      <w:tr>
+        <w:trPr>
+          <w:tblCellSpacing w:w="15" w:type="dxa"/>
+        </w:trPr>
+        <w:tc>
+          <w:tcPr>
+            <w:tcW w:w="0" w:type="auto"/>
+            <w:vAlign w:val="center"/>
+            <w:hideMark/>
+          </w:tcPr>
+          <w:p>
+            <w:r>
+              <w:t>CAT-004</w:t>
+            </w:r>
+          </w:p>
+        </w:tc>
+        <w:tc>
+          <w:tcPr>
+            <w:tcW w:w="0" w:type="auto"/>
+            <w:vAlign w:val="center"/>
+            <w:hideMark/>
+          </w:tcPr>
+          <w:p>
+            <w:r>
+              <w:t>DW</w:t>
+            </w:r>
+          </w:p>
+        </w:tc>
+        <w:tc>
+          <w:tcPr>
+            <w:tcW w:w="0" w:type="auto"/>
+            <w:vAlign w:val="center"/>
+            <w:hideMark/>
+          </w:tcPr>
+          <w:p>
+            <w:r>
+              <w:t>Desktop Workspace</w:t>
+            </w:r>
+          </w:p>
+        </w:tc>
+        <w:tc>
+          <w:tcPr>
+            <w:tcW w:w="1890" w:type="dxa"/>
+            <w:vAlign w:val="center"/>
+            <w:hideMark/>
+          </w:tcPr>
+          <w:p>
+            <w:r>
+              <w:t>Digital Experience</w:t>
+            </w:r>
+          </w:p>
+        </w:tc>
+        <w:tc>
+          <w:tcPr>
+            <w:tcW w:w="739" w:type="dxa"/>
+            <w:vAlign w:val="center"/>
+            <w:hideMark/>
+          </w:tcPr>
+          <w:p>
+            <w:r>
+              <w:t>Offline</w:t>
+            </w:r>
+          </w:p>
+        </w:tc>
+      </w:tr>
+      <w:tr>
+        <w:trPr>
+          <w:tblCellSpacing w:w="15" w:type="dxa"/>
+        </w:trPr>
+        <w:tc>
+          <w:tcPr>
+            <w:tcW w:w="0" w:type="auto"/>
+            <w:vAlign w:val="center"/>
+            <w:hideMark/>
+          </w:tcPr>
+          <w:p>
+            <w:r>
+              <w:t>CAT-005</w:t>
+            </w:r>
+          </w:p>
+        </w:tc>
+        <w:tc>
+          <w:tcPr>
+            <w:tcW w:w="0" w:type="auto"/>
+            <w:vAlign w:val="center"/>
+            <w:hideMark/>
+          </w:tcPr>
+          <w:p>
+            <w:r>
+              <w:t>WI</w:t>
+            </w:r>
+          </w:p>
+        </w:tc>
+        <w:tc>
+          <w:tcPr>
+            <w:tcW w:w="0" w:type="auto"/>
+            <w:vAlign w:val="center"/>
+            <w:hideMark/>
+          </w:tcPr>
+          <w:p>
+            <w:r>
+              <w:t>Web &amp; Internet</w:t>
+            </w:r>
+          </w:p>
+        </w:tc>
+        <w:tc>
+          <w:tcPr>
+            <w:tcW w:w="1890" w:type="dxa"/>
+            <w:vAlign w:val="center"/>
+            <w:hideMark/>
+          </w:tcPr>
+          <w:p>
+            <w:r>
+              <w:t>Digital Experience</w:t>
+            </w:r>
+          </w:p>
+        </w:tc>
+        <w:tc>
+          <w:tcPr>
+            <w:tcW w:w="739" w:type="dxa"/>
+            <w:vAlign w:val="center"/>
+          </w:tcPr>
+          <w:p>
+            <w:r>
+              <w:t>Offline</w:t>
+            </w:r>
+          </w:p>
+        </w:tc>
+      </w:tr>
+      <w:tr>
+        <w:trPr>
+          <w:tblCellSpacing w:w="15" w:type="dxa"/>
+        </w:trPr>
+        <w:tc>
+          <w:tcPr>
+            <w:tcW w:w="0" w:type="auto"/>
+            <w:vAlign w:val="center"/>
+            <w:hideMark/>
+          </w:tcPr>
+          <w:p>
+            <w:r>
+              <w:t>CAT-006</w:t>
+            </w:r>
+          </w:p>
+        </w:tc>
+        <w:tc>
+          <w:tcPr>
+            <w:tcW w:w="0" w:type="auto"/>
+            <w:vAlign w:val="center"/>
+            <w:hideMark/>
+          </w:tcPr>
+          <w:p>
+            <w:r>
+              <w:t>AU</w:t>
+            </w:r>
+          </w:p>
+        </w:tc>
+        <w:tc>
+          <w:tcPr>
+            <w:tcW w:w="0" w:type="auto"/>
+            <w:vAlign w:val="center"/>
+            <w:hideMark/>
+          </w:tcPr>
+          <w:p>
+            <w:r>
+              <w:t>Authentication &amp; Forms</w:t>
+            </w:r>
+          </w:p>
+        </w:tc>
+        <w:tc>
+          <w:tcPr>
+            <w:tcW w:w="1890" w:type="dxa"/>
+            <w:vAlign w:val="center"/>
+            <w:hideMark/>
+          </w:tcPr>
+          <w:p>
+            <w:r>
+              <w:t>Digital Experience</w:t>
+            </w:r>
+          </w:p>
+        </w:tc>
+        <w:tc>
+          <w:tcPr>
+            <w:tcW w:w="739" w:type="dxa"/>
+            <w:vAlign w:val="center"/>
+          </w:tcPr>
+          <w:p>
+            <w:r>
+              <w:t>Offline</w:t>
+            </w:r>
+          </w:p>
+        </w:tc>
+      </w:tr>
+      <w:tr>
+        <w:trPr>
+          <w:tblCellSpacing w:w="15" w:type="dxa"/>
+        </w:trPr>
+        <w:tc>
+          <w:tcPr>
+            <w:tcW w:w="0" w:type="auto"/>
+            <w:vAlign w:val="center"/>
+            <w:hideMark/>
+          </w:tcPr>
+          <w:p>
+            <w:r>
+              <w:t>CAT-007</w:t>
+            </w:r>
+          </w:p>
+        </w:tc>
+        <w:tc>
+          <w:tcPr>
+            <w:tcW w:w="0" w:type="auto"/>
+            <w:vAlign w:val="center"/>
+            <w:hideMark/>
+          </w:tcPr>
+          <w:p>
+            <w:r>
+              <w:t>NT</w:t>
+            </w:r>
+          </w:p>
+        </w:tc>
+        <w:tc>
+          <w:tcPr>
+            <w:tcW w:w="0" w:type="auto"/>
+            <w:vAlign w:val="center"/>
+            <w:hideMark/>
+          </w:tcPr>
+          <w:p>
+            <w:r>
+              <w:t>Notifications</w:t>
+            </w:r>
+          </w:p>
+        </w:tc>
+        <w:tc>
+          <w:tcPr>
+            <w:tcW w:w="1890" w:type="dxa"/>
+            <w:vAlign w:val="center"/>
+            <w:hideMark/>
+          </w:tcPr>
+          <w:p>
+            <w:r>
+              <w:t>Digital Experience</w:t>
+            </w:r>
+          </w:p>
+        </w:tc>
+        <w:tc>
+          <w:tcPr>
+            <w:tcW w:w="739" w:type="dxa"/>
+            <w:vAlign w:val="center"/>
+            <w:hideMark/>
+          </w:tcPr>
+          <w:p>
+            <w:r>
+              <w:t>Offline</w:t>
+            </w:r>
+          </w:p>
+        </w:tc>
+      </w:tr>
+      <w:tr>
+        <w:trPr>
+          <w:tblCellSpacing w:w="15" w:type="dxa"/>
+        </w:trPr>
+        <w:tc>
+          <w:tcPr>
+            <w:tcW w:w="0" w:type="auto"/>
+            <w:vAlign w:val="center"/>
+            <w:hideMark/>
+          </w:tcPr>
+          <w:p>
+            <w:r>
+              <w:t>CAT-008</w:t>
+            </w:r>
+          </w:p>
+        </w:tc>
+        <w:tc>
+          <w:tcPr>
+            <w:tcW w:w="0" w:type="auto"/>
+            <w:vAlign w:val="center"/>
+            <w:hideMark/>
+          </w:tcPr>
+          <w:p>
+            <w:r>
+              <w:t>LE</w:t>
+            </w:r>
+          </w:p>
+        </w:tc>
+        <w:tc>
+          <w:tcPr>
+            <w:tcW w:w="0" w:type="auto"/>
+            <w:vAlign w:val="center"/>
+            <w:hideMark/>
+          </w:tcPr>
+          <w:p>
+            <w:r>
+              <w:t>Learning</w:t>
+            </w:r>
+          </w:p>
+        </w:tc>
+        <w:tc>
+          <w:tcPr>
+            <w:tcW w:w="1890" w:type="dxa"/>
+            <w:vAlign w:val="center"/>
+            <w:hideMark/>
+          </w:tcPr>
+          <w:p>
+            <w:r>
+              <w:t>Digital Experience</w:t>
+            </w:r>
+          </w:p>
+        </w:tc>
+        <w:tc>
+          <w:tcPr>
+            <w:tcW w:w="739" w:type="dxa"/>
+            <w:vAlign w:val="center"/>
+          </w:tcPr>
+          <w:p>
+            <w:r>
+              <w:t>Offline</w:t>
+            </w:r>
+          </w:p>
+        </w:tc>
+      </w:tr>
+      <w:tr>
+        <w:trPr>
+          <w:tblCellSpacing w:w="15" w:type="dxa"/>
+        </w:trPr>
+        <w:tc>
+          <w:tcPr>
+            <w:tcW w:w="0" w:type="auto"/>
+            <w:vAlign w:val="center"/>
+            <w:hideMark/>
+          </w:tcPr>
+          <w:p>
+            <w:r>
+              <w:t>CAT-009</w:t>
+            </w:r>
+          </w:p>
+        </w:tc>
+        <w:tc>
+          <w:tcPr>
+            <w:tcW w:w="0" w:type="auto"/>
+            <w:vAlign w:val="center"/>
+            <w:hideMark/>
+          </w:tcPr>
+          <w:p>
+            <w:r>
+              <w:t>MB</w:t>
+            </w:r>
+          </w:p>
+        </w:tc>
+        <w:tc>
+          <w:tcPr>
+            <w:tcW w:w="0" w:type="auto"/>
+            <w:vAlign w:val="center"/>
+            <w:hideMark/>
+          </w:tcPr>
+          <w:p>
+            <w:r>
+              <w:t>Mobile Experience</w:t>
+            </w:r>
+          </w:p>
+        </w:tc>
+        <w:tc>
+          <w:tcPr>
+            <w:tcW w:w="1890" w:type="dxa"/>
+            <w:vAlign w:val="center"/>
+            <w:hideMark/>
+          </w:tcPr>
+          <w:p>
+            <w:r>
+              <w:t>Digital Experience</w:t>
+            </w:r>
+          </w:p>
+        </w:tc>
+        <w:tc>
+          <w:tcPr>
+            <w:tcW w:w="739" w:type="dxa"/>
+            <w:vAlign w:val="center"/>
           </w:tcPr>
           <w:p>
             <w:pPr>
@@ -177,17 +769,195 @@
               </w:rPr>
             </w:pPr>
             <w:r>
-              <w:rPr>
-                <w:b/>
-                <w:bCs/>
-              </w:rPr>
-              <w:t>Human Frictions</w:t>
-            </w:r>
-          </w:p>
-        </w:tc>
-        <w:tc>
-          <w:tcPr>
-            <w:tcW w:w="0" w:type="auto"/>
+              <w:t>Offline</w:t>
+            </w:r>
+          </w:p>
+        </w:tc>
+      </w:tr>
+      <w:tr>
+        <w:trPr>
+          <w:tblCellSpacing w:w="15" w:type="dxa"/>
+        </w:trPr>
+        <w:tc>
+          <w:tcPr>
+            <w:tcW w:w="0" w:type="auto"/>
+            <w:vAlign w:val="center"/>
+            <w:hideMark/>
+          </w:tcPr>
+          <w:p>
+            <w:r>
+              <w:t>CAT-010</w:t>
+            </w:r>
+          </w:p>
+        </w:tc>
+        <w:tc>
+          <w:tcPr>
+            <w:tcW w:w="0" w:type="auto"/>
+            <w:vAlign w:val="center"/>
+            <w:hideMark/>
+          </w:tcPr>
+          <w:p>
+            <w:r>
+              <w:t>AI</w:t>
+            </w:r>
+          </w:p>
+        </w:tc>
+        <w:tc>
+          <w:tcPr>
+            <w:tcW w:w="0" w:type="auto"/>
+            <w:vAlign w:val="center"/>
+            <w:hideMark/>
+          </w:tcPr>
+          <w:p>
+            <w:r>
+              <w:t>Artificial Intelligence</w:t>
+            </w:r>
+          </w:p>
+        </w:tc>
+        <w:tc>
+          <w:tcPr>
+            <w:tcW w:w="1890" w:type="dxa"/>
+            <w:vAlign w:val="center"/>
+            <w:hideMark/>
+          </w:tcPr>
+          <w:p>
+            <w:r>
+              <w:t>Digital Experience</w:t>
+            </w:r>
+          </w:p>
+        </w:tc>
+        <w:tc>
+          <w:tcPr>
+            <w:tcW w:w="739" w:type="dxa"/>
+            <w:vAlign w:val="center"/>
+          </w:tcPr>
+          <w:p>
+            <w:r>
+              <w:t>Offline</w:t>
+            </w:r>
+          </w:p>
+        </w:tc>
+      </w:tr>
+    </w:tbl>
+    <w:p>
+      <w:r>
+        <w:pict w14:anchorId="0B94EF4D">
+          <v:rect id="_x0000_i1038" style="width:0;height:1.5pt" o:hralign="center" o:hrstd="t" o:hr="t" fillcolor="#a0a0a0" stroked="f"/>
+        </w:pict>
+      </w:r>
+    </w:p>
+    <w:p>
+      <w:pPr>
+        <w:rPr>
+          <w:b/>
+          <w:bCs/>
+        </w:rPr>
+      </w:pPr>
+      <w:r>
+        <w:rPr>
+          <w:b/>
+          <w:bCs/>
+        </w:rPr>
+        <w:t>Registry Rules</w:t>
+      </w:r>
+    </w:p>
+    <w:p>
+      <w:pPr>
+        <w:numPr>
+          <w:ilvl w:val="0"/>
+          <w:numId w:val="1"/>
+        </w:numPr>
+      </w:pPr>
+      <w:r>
+        <w:t xml:space="preserve">Each category has a unique Category ID. </w:t>
+      </w:r>
+    </w:p>
+    <w:p>
+      <w:pPr>
+        <w:numPr>
+          <w:ilvl w:val="0"/>
+          <w:numId w:val="1"/>
+        </w:numPr>
+      </w:pPr>
+      <w:r>
+        <w:t xml:space="preserve">Each category owns a unique APID prefix. </w:t>
+      </w:r>
+    </w:p>
+    <w:p>
+      <w:pPr>
+        <w:numPr>
+          <w:ilvl w:val="0"/>
+          <w:numId w:val="1"/>
+        </w:numPr>
+      </w:pPr>
+      <w:r>
+        <w:t xml:space="preserve">Human Frictions must use the prefix assigned to their category. </w:t>
+      </w:r>
+    </w:p>
+    <w:p>
+      <w:pPr>
+        <w:numPr>
+          <w:ilvl w:val="0"/>
+          <w:numId w:val="1"/>
+        </w:numPr>
+      </w:pPr>
+      <w:r>
+        <w:t xml:space="preserve">New categories require a new Category ID and prefix. </w:t>
+      </w:r>
+    </w:p>
+    <w:p>
+      <w:pPr>
+        <w:numPr>
+          <w:ilvl w:val="0"/>
+          <w:numId w:val="1"/>
+        </w:numPr>
+      </w:pPr>
+      <w:r>
+        <w:t>Existing Category IDs and prefixes are never reused.</w:t>
+      </w:r>
+    </w:p>
+    <w:p/>
+    <w:p/>
+    <w:p>
+      <w:pPr>
+        <w:rPr>
+          <w:b/>
+          <w:bCs/>
+        </w:rPr>
+      </w:pPr>
+      <w:r>
+        <w:rPr>
+          <w:b/>
+          <w:bCs/>
+        </w:rPr>
+        <w:lastRenderedPageBreak/>
+        <w:t>Category Statistics</w:t>
+      </w:r>
+    </w:p>
+    <w:tbl>
+      <w:tblPr>
+        <w:tblW w:w="0" w:type="auto"/>
+        <w:tblCellSpacing w:w="15" w:type="dxa"/>
+        <w:tblCellMar>
+          <w:top w:w="15" w:type="dxa"/>
+          <w:left w:w="15" w:type="dxa"/>
+          <w:bottom w:w="15" w:type="dxa"/>
+          <w:right w:w="15" w:type="dxa"/>
+        </w:tblCellMar>
+        <w:tblLook w:val="04A0" w:firstRow="1" w:lastRow="0" w:firstColumn="1" w:lastColumn="0" w:noHBand="0" w:noVBand="1"/>
+      </w:tblPr>
+      <w:tblGrid>
+        <w:gridCol w:w="5245"/>
+        <w:gridCol w:w="2021"/>
+      </w:tblGrid>
+      <w:tr>
+        <w:trPr>
+          <w:tblHeader/>
+          <w:tblCellSpacing w:w="15" w:type="dxa"/>
+        </w:trPr>
+        <w:tc>
+          <w:tcPr>
+            <w:tcW w:w="5200" w:type="dxa"/>
             <w:vAlign w:val="center"/>
             <w:hideMark/>
           </w:tcPr>
@@ -203,7 +973,36 @@
                 <w:b/>
                 <w:bCs/>
               </w:rPr>
-              <w:t>Created</w:t>
+              <w:t>Prefix</w:t>
+            </w:r>
+          </w:p>
+        </w:tc>
+        <w:tc>
+          <w:tcPr>
+            <w:tcW w:w="1976" w:type="dxa"/>
+            <w:vAlign w:val="center"/>
+            <w:hideMark/>
+          </w:tcPr>
+          <w:p>
+            <w:pPr>
+              <w:rPr>
+                <w:b/>
+                <w:bCs/>
+              </w:rPr>
+            </w:pPr>
+            <w:r>
+              <w:rPr>
+                <w:b/>
+                <w:bCs/>
+              </w:rPr>
+              <w:t xml:space="preserve">                                                                                                </w:t>
+            </w:r>
+            <w:r>
+              <w:rPr>
+                <w:b/>
+                <w:bCs/>
+              </w:rPr>
+              <w:t>Human Frictions</w:t>
             </w:r>
           </w:p>
         </w:tc>
@@ -214,19 +1013,7 @@
         </w:trPr>
         <w:tc>
           <w:tcPr>
-            <w:tcW w:w="0" w:type="auto"/>
-            <w:vAlign w:val="center"/>
-            <w:hideMark/>
-          </w:tcPr>
-          <w:p>
-            <w:r>
-              <w:t>CAT-001</w:t>
-            </w:r>
-          </w:p>
-        </w:tc>
-        <w:tc>
-          <w:tcPr>
-            <w:tcW w:w="0" w:type="auto"/>
+            <w:tcW w:w="5200" w:type="dxa"/>
             <w:vAlign w:val="center"/>
             <w:hideMark/>
           </w:tcPr>
@@ -238,61 +1025,13 @@
         </w:tc>
         <w:tc>
           <w:tcPr>
-            <w:tcW w:w="0" w:type="auto"/>
-            <w:vAlign w:val="center"/>
-            <w:hideMark/>
-          </w:tcPr>
-          <w:p>
-            <w:r>
-              <w:t>Files &amp; Folders</w:t>
-            </w:r>
-          </w:p>
-        </w:tc>
-        <w:tc>
-          <w:tcPr>
-            <w:tcW w:w="0" w:type="auto"/>
-            <w:vAlign w:val="center"/>
-            <w:hideMark/>
-          </w:tcPr>
-          <w:p>
-            <w:r>
-              <w:t>Digital Experience</w:t>
-            </w:r>
-          </w:p>
-        </w:tc>
-        <w:tc>
-          <w:tcPr>
-            <w:tcW w:w="0" w:type="auto"/>
-            <w:vAlign w:val="center"/>
-            <w:hideMark/>
-          </w:tcPr>
-          <w:p>
-            <w:r>
-              <w:t>Active</w:t>
-            </w:r>
-          </w:p>
-        </w:tc>
-        <w:tc>
-          <w:tcPr>
-            <w:tcW w:w="0" w:type="auto"/>
-            <w:vAlign w:val="center"/>
-            <w:hideMark/>
-          </w:tcPr>
-          <w:p>
-            <w:r>
-              <w:t>4</w:t>
-            </w:r>
-          </w:p>
-        </w:tc>
-        <w:tc>
-          <w:tcPr>
-            <w:tcW w:w="0" w:type="auto"/>
-            <w:vAlign w:val="center"/>
-            <w:hideMark/>
-          </w:tcPr>
-          <w:p>
-            <w:r>
-              <w:t>2026-07-26</w:t>
+            <w:tcW w:w="1976" w:type="dxa"/>
+            <w:vAlign w:val="center"/>
+            <w:hideMark/>
+          </w:tcPr>
+          <w:p>
+            <w:r>
+              <w:t>10</w:t>
             </w:r>
           </w:p>
         </w:tc>
@@ -303,19 +1042,7 @@
         </w:trPr>
         <w:tc>
           <w:tcPr>
-            <w:tcW w:w="0" w:type="auto"/>
-            <w:vAlign w:val="center"/>
-            <w:hideMark/>
-          </w:tcPr>
-          <w:p>
-            <w:r>
-              <w:t>CAT-002</w:t>
-            </w:r>
-          </w:p>
-        </w:tc>
-        <w:tc>
-          <w:tcPr>
-            <w:tcW w:w="0" w:type="auto"/>
+            <w:tcW w:w="5200" w:type="dxa"/>
             <w:vAlign w:val="center"/>
             <w:hideMark/>
           </w:tcPr>
@@ -327,61 +1054,13 @@
         </w:tc>
         <w:tc>
           <w:tcPr>
-            <w:tcW w:w="0" w:type="auto"/>
-            <w:vAlign w:val="center"/>
-            <w:hideMark/>
-          </w:tcPr>
-          <w:p>
-            <w:r>
-              <w:t>Operating System</w:t>
-            </w:r>
-          </w:p>
-        </w:tc>
-        <w:tc>
-          <w:tcPr>
-            <w:tcW w:w="0" w:type="auto"/>
-            <w:vAlign w:val="center"/>
-            <w:hideMark/>
-          </w:tcPr>
-          <w:p>
-            <w:r>
-              <w:t>Digital Experience</w:t>
-            </w:r>
-          </w:p>
-        </w:tc>
-        <w:tc>
-          <w:tcPr>
-            <w:tcW w:w="0" w:type="auto"/>
-            <w:vAlign w:val="center"/>
-            <w:hideMark/>
-          </w:tcPr>
-          <w:p>
-            <w:r>
-              <w:t>Active</w:t>
-            </w:r>
-          </w:p>
-        </w:tc>
-        <w:tc>
-          <w:tcPr>
-            <w:tcW w:w="0" w:type="auto"/>
-            <w:vAlign w:val="center"/>
-            <w:hideMark/>
-          </w:tcPr>
-          <w:p>
-            <w:r>
-              <w:t>6</w:t>
-            </w:r>
-          </w:p>
-        </w:tc>
-        <w:tc>
-          <w:tcPr>
-            <w:tcW w:w="0" w:type="auto"/>
-            <w:vAlign w:val="center"/>
-            <w:hideMark/>
-          </w:tcPr>
-          <w:p>
-            <w:r>
-              <w:t>2026-07-26</w:t>
+            <w:tcW w:w="1976" w:type="dxa"/>
+            <w:vAlign w:val="center"/>
+            <w:hideMark/>
+          </w:tcPr>
+          <w:p>
+            <w:r>
+              <w:t>0</w:t>
             </w:r>
           </w:p>
         </w:tc>
@@ -392,19 +1071,7 @@
         </w:trPr>
         <w:tc>
           <w:tcPr>
-            <w:tcW w:w="0" w:type="auto"/>
-            <w:vAlign w:val="center"/>
-            <w:hideMark/>
-          </w:tcPr>
-          <w:p>
-            <w:r>
-              <w:t>CAT-003</w:t>
-            </w:r>
-          </w:p>
-        </w:tc>
-        <w:tc>
-          <w:tcPr>
-            <w:tcW w:w="0" w:type="auto"/>
+            <w:tcW w:w="5200" w:type="dxa"/>
             <w:vAlign w:val="center"/>
             <w:hideMark/>
           </w:tcPr>
@@ -416,81 +1083,222 @@
         </w:tc>
         <w:tc>
           <w:tcPr>
-            <w:tcW w:w="0" w:type="auto"/>
-            <w:vAlign w:val="center"/>
-            <w:hideMark/>
-          </w:tcPr>
-          <w:p>
-            <w:r>
-              <w:t>Keyboard &amp; Input</w:t>
-            </w:r>
-          </w:p>
-        </w:tc>
-        <w:tc>
-          <w:tcPr>
-            <w:tcW w:w="0" w:type="auto"/>
-            <w:vAlign w:val="center"/>
-            <w:hideMark/>
-          </w:tcPr>
-          <w:p>
-            <w:r>
-              <w:t>Digital Experience</w:t>
-            </w:r>
-          </w:p>
-        </w:tc>
-        <w:tc>
-          <w:tcPr>
-            <w:tcW w:w="0" w:type="auto"/>
-            <w:vAlign w:val="center"/>
-            <w:hideMark/>
-          </w:tcPr>
-          <w:p>
-            <w:r>
-              <w:t>Active</w:t>
-            </w:r>
-          </w:p>
-        </w:tc>
-        <w:tc>
-          <w:tcPr>
-            <w:tcW w:w="0" w:type="auto"/>
-            <w:vAlign w:val="center"/>
-            <w:hideMark/>
-          </w:tcPr>
-          <w:p>
-            <w:r>
-              <w:t>2</w:t>
-            </w:r>
-          </w:p>
-        </w:tc>
-        <w:tc>
-          <w:tcPr>
-            <w:tcW w:w="0" w:type="auto"/>
-            <w:vAlign w:val="center"/>
-            <w:hideMark/>
-          </w:tcPr>
-          <w:p>
-            <w:r>
-              <w:t>2026-07-26</w:t>
+            <w:tcW w:w="1976" w:type="dxa"/>
+            <w:vAlign w:val="center"/>
+            <w:hideMark/>
+          </w:tcPr>
+          <w:p>
+            <w:r>
+              <w:t>0</w:t>
+            </w:r>
+          </w:p>
+        </w:tc>
+      </w:tr>
+      <w:tr>
+        <w:trPr>
+          <w:tblCellSpacing w:w="15" w:type="dxa"/>
+        </w:trPr>
+        <w:tc>
+          <w:tcPr>
+            <w:tcW w:w="5200" w:type="dxa"/>
+            <w:vAlign w:val="center"/>
+            <w:hideMark/>
+          </w:tcPr>
+          <w:p>
+            <w:r>
+              <w:t>DW</w:t>
+            </w:r>
+          </w:p>
+        </w:tc>
+        <w:tc>
+          <w:tcPr>
+            <w:tcW w:w="1976" w:type="dxa"/>
+            <w:vAlign w:val="center"/>
+            <w:hideMark/>
+          </w:tcPr>
+          <w:p>
+            <w:r>
+              <w:t>0</w:t>
+            </w:r>
+          </w:p>
+        </w:tc>
+      </w:tr>
+      <w:tr>
+        <w:trPr>
+          <w:tblCellSpacing w:w="15" w:type="dxa"/>
+        </w:trPr>
+        <w:tc>
+          <w:tcPr>
+            <w:tcW w:w="5200" w:type="dxa"/>
+            <w:vAlign w:val="center"/>
+            <w:hideMark/>
+          </w:tcPr>
+          <w:p>
+            <w:r>
+              <w:t>WI</w:t>
+            </w:r>
+          </w:p>
+        </w:tc>
+        <w:tc>
+          <w:tcPr>
+            <w:tcW w:w="1976" w:type="dxa"/>
+            <w:vAlign w:val="center"/>
+            <w:hideMark/>
+          </w:tcPr>
+          <w:p>
+            <w:r>
+              <w:t>0</w:t>
+            </w:r>
+          </w:p>
+        </w:tc>
+      </w:tr>
+      <w:tr>
+        <w:trPr>
+          <w:tblCellSpacing w:w="15" w:type="dxa"/>
+        </w:trPr>
+        <w:tc>
+          <w:tcPr>
+            <w:tcW w:w="5200" w:type="dxa"/>
+            <w:vAlign w:val="center"/>
+            <w:hideMark/>
+          </w:tcPr>
+          <w:p>
+            <w:r>
+              <w:t>AU</w:t>
+            </w:r>
+          </w:p>
+        </w:tc>
+        <w:tc>
+          <w:tcPr>
+            <w:tcW w:w="1976" w:type="dxa"/>
+            <w:vAlign w:val="center"/>
+            <w:hideMark/>
+          </w:tcPr>
+          <w:p>
+            <w:r>
+              <w:t>0</w:t>
+            </w:r>
+          </w:p>
+        </w:tc>
+      </w:tr>
+      <w:tr>
+        <w:trPr>
+          <w:tblCellSpacing w:w="15" w:type="dxa"/>
+        </w:trPr>
+        <w:tc>
+          <w:tcPr>
+            <w:tcW w:w="5200" w:type="dxa"/>
+            <w:vAlign w:val="center"/>
+            <w:hideMark/>
+          </w:tcPr>
+          <w:p>
+            <w:r>
+              <w:t>NT</w:t>
+            </w:r>
+          </w:p>
+        </w:tc>
+        <w:tc>
+          <w:tcPr>
+            <w:tcW w:w="1976" w:type="dxa"/>
+            <w:vAlign w:val="center"/>
+            <w:hideMark/>
+          </w:tcPr>
+          <w:p>
+            <w:r>
+              <w:t>0</w:t>
+            </w:r>
+          </w:p>
+        </w:tc>
+      </w:tr>
+      <w:tr>
+        <w:trPr>
+          <w:tblCellSpacing w:w="15" w:type="dxa"/>
+        </w:trPr>
+        <w:tc>
+          <w:tcPr>
+            <w:tcW w:w="5200" w:type="dxa"/>
+            <w:vAlign w:val="center"/>
+            <w:hideMark/>
+          </w:tcPr>
+          <w:p>
+            <w:r>
+              <w:t>LE</w:t>
+            </w:r>
+          </w:p>
+        </w:tc>
+        <w:tc>
+          <w:tcPr>
+            <w:tcW w:w="1976" w:type="dxa"/>
+            <w:vAlign w:val="center"/>
+            <w:hideMark/>
+          </w:tcPr>
+          <w:p>
+            <w:r>
+              <w:t>0</w:t>
+            </w:r>
+          </w:p>
+        </w:tc>
+      </w:tr>
+      <w:tr>
+        <w:trPr>
+          <w:tblCellSpacing w:w="15" w:type="dxa"/>
+        </w:trPr>
+        <w:tc>
+          <w:tcPr>
+            <w:tcW w:w="5200" w:type="dxa"/>
+            <w:vAlign w:val="center"/>
+            <w:hideMark/>
+          </w:tcPr>
+          <w:p>
+            <w:r>
+              <w:t>MB</w:t>
+            </w:r>
+          </w:p>
+        </w:tc>
+        <w:tc>
+          <w:tcPr>
+            <w:tcW w:w="1976" w:type="dxa"/>
+            <w:vAlign w:val="center"/>
+            <w:hideMark/>
+          </w:tcPr>
+          <w:p>
+            <w:r>
+              <w:t>0</w:t>
+            </w:r>
+          </w:p>
+        </w:tc>
+      </w:tr>
+      <w:tr>
+        <w:trPr>
+          <w:tblCellSpacing w:w="15" w:type="dxa"/>
+        </w:trPr>
+        <w:tc>
+          <w:tcPr>
+            <w:tcW w:w="5200" w:type="dxa"/>
+            <w:vAlign w:val="center"/>
+            <w:hideMark/>
+          </w:tcPr>
+          <w:p>
+            <w:r>
+              <w:t>AI</w:t>
+            </w:r>
+          </w:p>
+        </w:tc>
+        <w:tc>
+          <w:tcPr>
+            <w:tcW w:w="1976" w:type="dxa"/>
+            <w:vAlign w:val="center"/>
+            <w:hideMark/>
+          </w:tcPr>
+          <w:p>
+            <w:r>
+              <w:t>0</w:t>
             </w:r>
           </w:p>
         </w:tc>
       </w:tr>
     </w:tbl>
-    <w:p>
-      <w:r>
-        <w:t xml:space="preserve">As you add Human Frictions, only the </w:t>
-      </w:r>
-      <w:r>
-        <w:rPr>
-          <w:b/>
-          <w:bCs/>
-        </w:rPr>
-        <w:t>Human Frictions</w:t>
-      </w:r>
-      <w:r>
-        <w:t xml:space="preserve"> count changes. Everything else remains stable unless the taxonomy evolves.</w:t>
-      </w:r>
-    </w:p>
+    <w:p/>
     <w:p/>
     <w:sectPr>
       <w:pgSz w:w="11906" w:h="16838"/>
@@ -500,6 +1308,127 @@
     </w:sectPr>
   </w:body>
 </w:document>
+</file>
+
+<file path=word/numbering.xml><?xml version="1.0" encoding="utf-8"?>
+<w:numbering xmlns:wpc="http://schemas.microsoft.com/office/word/2010/wordprocessingCanvas" xmlns:cx="http://schemas.microsoft.com/office/drawing/2014/chartex" xmlns:cx1="http://schemas.microsoft.com/office/drawing/2015/9/8/chartex" xmlns:cx2="http://schemas.microsoft.com/office/drawing/2015/10/21/chartex" xmlns:cx3="http://schemas.microsoft.com/office/drawing/2016/5/9/chartex" xmlns:cx4="http://schemas.microsoft.com/office/drawing/2016/5/10/chartex" xmlns:cx5="http://schemas.microsoft.com/office/drawing/2016/5/11/chartex" xmlns:cx6="http://schemas.microsoft.com/office/drawing/2016/5/12/chartex" xmlns:cx7="http://schemas.microsoft.com/office/drawing/2016/5/13/chartex" xmlns:cx8="http://schemas.microsoft.com/office/drawing/2016/5/14/chartex" xmlns:mc="http://schemas.openxmlformats.org/markup-compatibility/2006" xmlns:aink="http://schemas.microsoft.com/office/drawing/2016/ink" xmlns:am3d="http://schemas.microsoft.com/office/drawing/2017/model3d" xmlns:o="urn:schemas-microsoft-com:office:office" xmlns:oel="http://schemas.microsoft.com/office/2019/extlst" xmlns:r="http://schemas.openxmlformats.org/officeDocument/2006/relationships" xmlns:m="http://schemas.openxmlformats.org/officeDocument/2006/math" xmlns:v="urn:schemas-microsoft-com:vml" xmlns:wp14="http://schemas.microsoft.com/office/word/2010/wordprocessingDrawing" xmlns:wp="http://schemas.openxmlformats.org/drawingml/2006/wordprocessingDrawing" xmlns:w10="urn:schemas-microsoft-com:office:word" xmlns:w="http://schemas.openxmlformats.org/wordprocessingml/2006/main" xmlns:w14="http://schemas.microsoft.com/office/word/2010/wordml" xmlns:w15="http://schemas.microsoft.com/office/word/2012/wordml" xmlns:w16cex="http://schemas.microsoft.com/office/word/2018/wordml/cex" xmlns:w16cid="http://schemas.microsoft.com/office/word/2016/wordml/cid" xmlns:w16="http://schemas.microsoft.com/office/word/2018/wordml" xmlns:w16du="http://schemas.microsoft.com/office/word/2023/wordml/word16du" xmlns:w16sdtdh="http://schemas.microsoft.com/office/word/2020/wordml/sdtdatahash" xmlns:w16sdtfl="http://schemas.microsoft.com/office/word/2024/wordml/sdtformatlock" xmlns:w16se="http://schemas.microsoft.com/office/word/2015/wordml/symex" xmlns:wpg="http://schemas.microsoft.com/office/word/2010/wordprocessingGroup" xmlns:wpi="http://schemas.microsoft.com/office/word/2010/wordprocessingInk" xmlns:wne="http://schemas.microsoft.com/office/word/2006/wordml" xmlns:wps="http://schemas.microsoft.com/office/word/2010/wordprocessingShape" mc:Ignorable="w14 w15 w16se w16cid w16 w16cex w16sdtdh w16sdtfl w16du wp14">
+  <w:abstractNum w:abstractNumId="0" w15:restartNumberingAfterBreak="0">
+    <w:nsid w:val="24BF5B0A"/>
+    <w:multiLevelType w:val="multilevel"/>
+    <w:tmpl w:val="C9F4192C"/>
+    <w:lvl w:ilvl="0">
+      <w:start w:val="1"/>
+      <w:numFmt w:val="decimal"/>
+      <w:lvlText w:val="%1."/>
+      <w:lvlJc w:val="left"/>
+      <w:pPr>
+        <w:tabs>
+          <w:tab w:val="num" w:pos="720"/>
+        </w:tabs>
+        <w:ind w:left="720" w:hanging="360"/>
+      </w:pPr>
+    </w:lvl>
+    <w:lvl w:ilvl="1" w:tentative="1">
+      <w:start w:val="1"/>
+      <w:numFmt w:val="decimal"/>
+      <w:lvlText w:val="%2."/>
+      <w:lvlJc w:val="left"/>
+      <w:pPr>
+        <w:tabs>
+          <w:tab w:val="num" w:pos="1440"/>
+        </w:tabs>
+        <w:ind w:left="1440" w:hanging="360"/>
+      </w:pPr>
+    </w:lvl>
+    <w:lvl w:ilvl="2" w:tentative="1">
+      <w:start w:val="1"/>
+      <w:numFmt w:val="decimal"/>
+      <w:lvlText w:val="%3."/>
+      <w:lvlJc w:val="left"/>
+      <w:pPr>
+        <w:tabs>
+          <w:tab w:val="num" w:pos="2160"/>
+        </w:tabs>
+        <w:ind w:left="2160" w:hanging="360"/>
+      </w:pPr>
+    </w:lvl>
+    <w:lvl w:ilvl="3" w:tentative="1">
+      <w:start w:val="1"/>
+      <w:numFmt w:val="decimal"/>
+      <w:lvlText w:val="%4."/>
+      <w:lvlJc w:val="left"/>
+      <w:pPr>
+        <w:tabs>
+          <w:tab w:val="num" w:pos="2880"/>
+        </w:tabs>
+        <w:ind w:left="2880" w:hanging="360"/>
+      </w:pPr>
+    </w:lvl>
+    <w:lvl w:ilvl="4" w:tentative="1">
+      <w:start w:val="1"/>
+      <w:numFmt w:val="decimal"/>
+      <w:lvlText w:val="%5."/>
+      <w:lvlJc w:val="left"/>
+      <w:pPr>
+        <w:tabs>
+          <w:tab w:val="num" w:pos="3600"/>
+        </w:tabs>
+        <w:ind w:left="3600" w:hanging="360"/>
+      </w:pPr>
+    </w:lvl>
+    <w:lvl w:ilvl="5" w:tentative="1">
+      <w:start w:val="1"/>
+      <w:numFmt w:val="decimal"/>
+      <w:lvlText w:val="%6."/>
+      <w:lvlJc w:val="left"/>
+      <w:pPr>
+        <w:tabs>
+          <w:tab w:val="num" w:pos="4320"/>
+        </w:tabs>
+        <w:ind w:left="4320" w:hanging="360"/>
+      </w:pPr>
+    </w:lvl>
+    <w:lvl w:ilvl="6" w:tentative="1">
+      <w:start w:val="1"/>
+      <w:numFmt w:val="decimal"/>
+      <w:lvlText w:val="%7."/>
+      <w:lvlJc w:val="left"/>
+      <w:pPr>
+        <w:tabs>
+          <w:tab w:val="num" w:pos="5040"/>
+        </w:tabs>
+        <w:ind w:left="5040" w:hanging="360"/>
+      </w:pPr>
+    </w:lvl>
+    <w:lvl w:ilvl="7" w:tentative="1">
+      <w:start w:val="1"/>
+      <w:numFmt w:val="decimal"/>
+      <w:lvlText w:val="%8."/>
+      <w:lvlJc w:val="left"/>
+      <w:pPr>
+        <w:tabs>
+          <w:tab w:val="num" w:pos="5760"/>
+        </w:tabs>
+        <w:ind w:left="5760" w:hanging="360"/>
+      </w:pPr>
+    </w:lvl>
+    <w:lvl w:ilvl="8" w:tentative="1">
+      <w:start w:val="1"/>
+      <w:numFmt w:val="decimal"/>
+      <w:lvlText w:val="%9."/>
+      <w:lvlJc w:val="left"/>
+      <w:pPr>
+        <w:tabs>
+          <w:tab w:val="num" w:pos="6480"/>
+        </w:tabs>
+        <w:ind w:left="6480" w:hanging="360"/>
+      </w:pPr>
+    </w:lvl>
+  </w:abstractNum>
+  <w:num w:numId="1" w16cid:durableId="2058122798">
+    <w:abstractNumId w:val="0"/>
+  </w:num>
+</w:numbering>
 </file>
 
 <file path=word/styles.xml><?xml version="1.0" encoding="utf-8"?>
@@ -953,7 +1882,6 @@
     <w:next w:val="Normal"/>
     <w:link w:val="Heading3Char"/>
     <w:uiPriority w:val="9"/>
-    <w:semiHidden/>
     <w:unhideWhenUsed/>
     <w:qFormat/>
     <w:rsid w:val="00654E82"/>
@@ -1160,7 +2088,6 @@
     <w:basedOn w:val="DefaultParagraphFont"/>
     <w:link w:val="Heading3"/>
     <w:uiPriority w:val="9"/>
-    <w:semiHidden/>
     <w:rsid w:val="00654E82"/>
     <w:rPr>
       <w:rFonts w:eastAsiaTheme="majorEastAsia" w:cstheme="majorBidi"/>

--- a/atlas/Registries/Category-Registry.docx
+++ b/atlas/Registries/Category-Registry.docx
@@ -18,6 +18,12 @@
       </w:r>
     </w:p>
     <w:p>
+      <w:pPr>
+        <w:rPr>
+          <w:b/>
+          <w:bCs/>
+        </w:rPr>
+      </w:pPr>
       <w:r>
         <w:rPr>
           <w:b/>
@@ -28,13 +34,332 @@
     </w:p>
     <w:p>
       <w:r>
-        <w:t>The Category Registry is the master index of all Human Friction categories defined in the ATLAS taxonomy. It establishes category identifiers, APID prefixes, and their classification within the repository.</w:t>
+        <w:t xml:space="preserve">The </w:t>
+      </w:r>
+      <w:r>
+        <w:rPr>
+          <w:b/>
+          <w:bCs/>
+        </w:rPr>
+        <w:t>Category Registry</w:t>
+      </w:r>
+      <w:r>
+        <w:t xml:space="preserve"> serves as the authoritative master index of all </w:t>
+      </w:r>
+      <w:r>
+        <w:rPr>
+          <w:b/>
+          <w:bCs/>
+        </w:rPr>
+        <w:t>Human Friction Categories</w:t>
+      </w:r>
+      <w:r>
+        <w:t xml:space="preserve"> defined within the </w:t>
+      </w:r>
+      <w:r>
+        <w:rPr>
+          <w:b/>
+          <w:bCs/>
+        </w:rPr>
+        <w:t>ATLAS</w:t>
+      </w:r>
+      <w:r>
+        <w:t xml:space="preserve"> taxonomy. It establishes the official </w:t>
+      </w:r>
+      <w:r>
+        <w:rPr>
+          <w:b/>
+          <w:bCs/>
+        </w:rPr>
+        <w:t>Category Identifiers (Category IDs)</w:t>
+      </w:r>
+      <w:r>
+        <w:t xml:space="preserve">, </w:t>
+      </w:r>
+      <w:r>
+        <w:rPr>
+          <w:b/>
+          <w:bCs/>
+        </w:rPr>
+        <w:t>APID prefixes</w:t>
+      </w:r>
+      <w:r>
+        <w:t>, category names, and their primary research domains, ensuring every Human Friction is consistently classified throughout the repository.</w:t>
       </w:r>
     </w:p>
     <w:p>
       <w:r>
-        <w:pict w14:anchorId="0993F119">
-          <v:rect id="_x0000_i1037" style="width:0;height:1.5pt" o:hralign="center" o:hrstd="t" o:hr="t" fillcolor="#a0a0a0" stroked="f"/>
+        <w:t xml:space="preserve">The Category Registry functions as the </w:t>
+      </w:r>
+      <w:r>
+        <w:rPr>
+          <w:b/>
+          <w:bCs/>
+        </w:rPr>
+        <w:t>single source of truth</w:t>
+      </w:r>
+      <w:r>
+        <w:t xml:space="preserve"> for category definitions and APID prefix assignments.</w:t>
+      </w:r>
+    </w:p>
+    <w:p>
+      <w:r>
+        <w:pict w14:anchorId="177B97A9">
+          <v:rect id="_x0000_i1083" style="width:0;height:1.5pt" o:hralign="center" o:hrstd="t" o:hr="t" fillcolor="#a0a0a0" stroked="f"/>
+        </w:pict>
+      </w:r>
+    </w:p>
+    <w:p>
+      <w:pPr>
+        <w:rPr>
+          <w:b/>
+          <w:bCs/>
+        </w:rPr>
+      </w:pPr>
+      <w:r>
+        <w:rPr>
+          <w:b/>
+          <w:bCs/>
+        </w:rPr>
+        <w:t>Registry Fields</w:t>
+      </w:r>
+    </w:p>
+    <w:tbl>
+      <w:tblPr>
+        <w:tblW w:w="0" w:type="auto"/>
+        <w:tblCellSpacing w:w="15" w:type="dxa"/>
+        <w:tblCellMar>
+          <w:top w:w="15" w:type="dxa"/>
+          <w:left w:w="15" w:type="dxa"/>
+          <w:bottom w:w="15" w:type="dxa"/>
+          <w:right w:w="15" w:type="dxa"/>
+        </w:tblCellMar>
+        <w:tblLook w:val="04A0" w:firstRow="1" w:lastRow="0" w:firstColumn="1" w:lastColumn="0" w:noHBand="0" w:noVBand="1"/>
+      </w:tblPr>
+      <w:tblGrid>
+        <w:gridCol w:w="1350"/>
+        <w:gridCol w:w="6676"/>
+      </w:tblGrid>
+      <w:tr>
+        <w:trPr>
+          <w:tblHeader/>
+          <w:tblCellSpacing w:w="15" w:type="dxa"/>
+        </w:trPr>
+        <w:tc>
+          <w:tcPr>
+            <w:tcW w:w="0" w:type="auto"/>
+            <w:vAlign w:val="center"/>
+            <w:hideMark/>
+          </w:tcPr>
+          <w:p>
+            <w:pPr>
+              <w:rPr>
+                <w:b/>
+                <w:bCs/>
+              </w:rPr>
+            </w:pPr>
+            <w:r>
+              <w:rPr>
+                <w:b/>
+                <w:bCs/>
+              </w:rPr>
+              <w:t>Field</w:t>
+            </w:r>
+          </w:p>
+        </w:tc>
+        <w:tc>
+          <w:tcPr>
+            <w:tcW w:w="0" w:type="auto"/>
+            <w:vAlign w:val="center"/>
+            <w:hideMark/>
+          </w:tcPr>
+          <w:p>
+            <w:pPr>
+              <w:rPr>
+                <w:b/>
+                <w:bCs/>
+              </w:rPr>
+            </w:pPr>
+            <w:r>
+              <w:rPr>
+                <w:b/>
+                <w:bCs/>
+              </w:rPr>
+              <w:t>Description</w:t>
+            </w:r>
+          </w:p>
+        </w:tc>
+      </w:tr>
+      <w:tr>
+        <w:trPr>
+          <w:tblCellSpacing w:w="15" w:type="dxa"/>
+        </w:trPr>
+        <w:tc>
+          <w:tcPr>
+            <w:tcW w:w="0" w:type="auto"/>
+            <w:vAlign w:val="center"/>
+            <w:hideMark/>
+          </w:tcPr>
+          <w:p>
+            <w:r>
+              <w:rPr>
+                <w:b/>
+                <w:bCs/>
+              </w:rPr>
+              <w:t>Category ID</w:t>
+            </w:r>
+          </w:p>
+        </w:tc>
+        <w:tc>
+          <w:tcPr>
+            <w:tcW w:w="0" w:type="auto"/>
+            <w:vAlign w:val="center"/>
+            <w:hideMark/>
+          </w:tcPr>
+          <w:p>
+            <w:r>
+              <w:t>Unique identifier assigned to each Human Friction category.</w:t>
+            </w:r>
+          </w:p>
+        </w:tc>
+      </w:tr>
+      <w:tr>
+        <w:trPr>
+          <w:tblCellSpacing w:w="15" w:type="dxa"/>
+        </w:trPr>
+        <w:tc>
+          <w:tcPr>
+            <w:tcW w:w="0" w:type="auto"/>
+            <w:vAlign w:val="center"/>
+            <w:hideMark/>
+          </w:tcPr>
+          <w:p>
+            <w:r>
+              <w:rPr>
+                <w:b/>
+                <w:bCs/>
+              </w:rPr>
+              <w:t>Prefix</w:t>
+            </w:r>
+          </w:p>
+        </w:tc>
+        <w:tc>
+          <w:tcPr>
+            <w:tcW w:w="0" w:type="auto"/>
+            <w:vAlign w:val="center"/>
+            <w:hideMark/>
+          </w:tcPr>
+          <w:p>
+            <w:r>
+              <w:t>Official APID prefix used by Human Frictions within the category.</w:t>
+            </w:r>
+          </w:p>
+        </w:tc>
+      </w:tr>
+      <w:tr>
+        <w:trPr>
+          <w:tblCellSpacing w:w="15" w:type="dxa"/>
+        </w:trPr>
+        <w:tc>
+          <w:tcPr>
+            <w:tcW w:w="0" w:type="auto"/>
+            <w:vAlign w:val="center"/>
+            <w:hideMark/>
+          </w:tcPr>
+          <w:p>
+            <w:r>
+              <w:rPr>
+                <w:b/>
+                <w:bCs/>
+              </w:rPr>
+              <w:t>Category</w:t>
+            </w:r>
+          </w:p>
+        </w:tc>
+        <w:tc>
+          <w:tcPr>
+            <w:tcW w:w="0" w:type="auto"/>
+            <w:vAlign w:val="center"/>
+            <w:hideMark/>
+          </w:tcPr>
+          <w:p>
+            <w:r>
+              <w:t>Official category name.</w:t>
+            </w:r>
+          </w:p>
+        </w:tc>
+      </w:tr>
+      <w:tr>
+        <w:trPr>
+          <w:tblCellSpacing w:w="15" w:type="dxa"/>
+        </w:trPr>
+        <w:tc>
+          <w:tcPr>
+            <w:tcW w:w="0" w:type="auto"/>
+            <w:vAlign w:val="center"/>
+            <w:hideMark/>
+          </w:tcPr>
+          <w:p>
+            <w:r>
+              <w:rPr>
+                <w:b/>
+                <w:bCs/>
+              </w:rPr>
+              <w:t>Domain</w:t>
+            </w:r>
+          </w:p>
+        </w:tc>
+        <w:tc>
+          <w:tcPr>
+            <w:tcW w:w="0" w:type="auto"/>
+            <w:vAlign w:val="center"/>
+            <w:hideMark/>
+          </w:tcPr>
+          <w:p>
+            <w:r>
+              <w:t>Primary research domain to which the category belongs.</w:t>
+            </w:r>
+          </w:p>
+        </w:tc>
+      </w:tr>
+      <w:tr>
+        <w:trPr>
+          <w:tblCellSpacing w:w="15" w:type="dxa"/>
+        </w:trPr>
+        <w:tc>
+          <w:tcPr>
+            <w:tcW w:w="0" w:type="auto"/>
+            <w:vAlign w:val="center"/>
+            <w:hideMark/>
+          </w:tcPr>
+          <w:p>
+            <w:r>
+              <w:rPr>
+                <w:b/>
+                <w:bCs/>
+              </w:rPr>
+              <w:t>Status</w:t>
+            </w:r>
+          </w:p>
+        </w:tc>
+        <w:tc>
+          <w:tcPr>
+            <w:tcW w:w="0" w:type="auto"/>
+            <w:vAlign w:val="center"/>
+            <w:hideMark/>
+          </w:tcPr>
+          <w:p>
+            <w:r>
+              <w:t>Current category status (Active, Planned, Deprecated).</w:t>
+            </w:r>
+          </w:p>
+        </w:tc>
+      </w:tr>
+    </w:tbl>
+    <w:p>
+      <w:r>
+        <w:pict w14:anchorId="7B75F726">
+          <v:rect id="_x0000_i1084" style="width:0;height:1.5pt" o:hralign="center" o:hrstd="t" o:hr="t" fillcolor="#a0a0a0" stroked="f"/>
         </w:pict>
       </w:r>
     </w:p>
@@ -70,7 +395,7 @@
         <w:gridCol w:w="686"/>
         <w:gridCol w:w="2937"/>
         <w:gridCol w:w="1920"/>
-        <w:gridCol w:w="784"/>
+        <w:gridCol w:w="923"/>
       </w:tblGrid>
       <w:tr>
         <w:trPr>
@@ -145,7 +470,7 @@
         </w:tc>
         <w:tc>
           <w:tcPr>
-            <w:tcW w:w="1890" w:type="dxa"/>
+            <w:tcW w:w="0" w:type="auto"/>
             <w:vAlign w:val="center"/>
             <w:hideMark/>
           </w:tcPr>
@@ -167,7 +492,7 @@
         </w:tc>
         <w:tc>
           <w:tcPr>
-            <w:tcW w:w="739" w:type="dxa"/>
+            <w:tcW w:w="0" w:type="auto"/>
             <w:vAlign w:val="center"/>
             <w:hideMark/>
           </w:tcPr>
@@ -200,6 +525,10 @@
           </w:tcPr>
           <w:p>
             <w:r>
+              <w:rPr>
+                <w:b/>
+                <w:bCs/>
+              </w:rPr>
               <w:t>CAT-001</w:t>
             </w:r>
           </w:p>
@@ -230,7 +559,7 @@
         </w:tc>
         <w:tc>
           <w:tcPr>
-            <w:tcW w:w="1890" w:type="dxa"/>
+            <w:tcW w:w="0" w:type="auto"/>
             <w:vAlign w:val="center"/>
             <w:hideMark/>
           </w:tcPr>
@@ -242,7 +571,7 @@
         </w:tc>
         <w:tc>
           <w:tcPr>
-            <w:tcW w:w="739" w:type="dxa"/>
+            <w:tcW w:w="0" w:type="auto"/>
             <w:vAlign w:val="center"/>
             <w:hideMark/>
           </w:tcPr>
@@ -265,6 +594,10 @@
           </w:tcPr>
           <w:p>
             <w:r>
+              <w:rPr>
+                <w:b/>
+                <w:bCs/>
+              </w:rPr>
               <w:t>CAT-002</w:t>
             </w:r>
           </w:p>
@@ -289,13 +622,13 @@
           </w:tcPr>
           <w:p>
             <w:r>
-              <w:t>Operating System</w:t>
-            </w:r>
-          </w:p>
-        </w:tc>
-        <w:tc>
-          <w:tcPr>
-            <w:tcW w:w="1890" w:type="dxa"/>
+              <w:t>Operating Systems</w:t>
+            </w:r>
+          </w:p>
+        </w:tc>
+        <w:tc>
+          <w:tcPr>
+            <w:tcW w:w="0" w:type="auto"/>
             <w:vAlign w:val="center"/>
             <w:hideMark/>
           </w:tcPr>
@@ -307,29 +640,33 @@
         </w:tc>
         <w:tc>
           <w:tcPr>
-            <w:tcW w:w="739" w:type="dxa"/>
-            <w:vAlign w:val="center"/>
-            <w:hideMark/>
-          </w:tcPr>
-          <w:p>
-            <w:r>
-              <w:t>Offline</w:t>
-            </w:r>
-          </w:p>
-        </w:tc>
-      </w:tr>
-      <w:tr>
-        <w:trPr>
-          <w:tblCellSpacing w:w="15" w:type="dxa"/>
-        </w:trPr>
-        <w:tc>
-          <w:tcPr>
-            <w:tcW w:w="0" w:type="auto"/>
-            <w:vAlign w:val="center"/>
-            <w:hideMark/>
-          </w:tcPr>
-          <w:p>
-            <w:r>
+            <w:tcW w:w="0" w:type="auto"/>
+            <w:vAlign w:val="center"/>
+            <w:hideMark/>
+          </w:tcPr>
+          <w:p>
+            <w:r>
+              <w:t>Planned</w:t>
+            </w:r>
+          </w:p>
+        </w:tc>
+      </w:tr>
+      <w:tr>
+        <w:trPr>
+          <w:tblCellSpacing w:w="15" w:type="dxa"/>
+        </w:trPr>
+        <w:tc>
+          <w:tcPr>
+            <w:tcW w:w="0" w:type="auto"/>
+            <w:vAlign w:val="center"/>
+            <w:hideMark/>
+          </w:tcPr>
+          <w:p>
+            <w:r>
+              <w:rPr>
+                <w:b/>
+                <w:bCs/>
+              </w:rPr>
               <w:t>CAT-003</w:t>
             </w:r>
           </w:p>
@@ -360,7 +697,7 @@
         </w:tc>
         <w:tc>
           <w:tcPr>
-            <w:tcW w:w="1890" w:type="dxa"/>
+            <w:tcW w:w="0" w:type="auto"/>
             <w:vAlign w:val="center"/>
             <w:hideMark/>
           </w:tcPr>
@@ -372,28 +709,33 @@
         </w:tc>
         <w:tc>
           <w:tcPr>
-            <w:tcW w:w="739" w:type="dxa"/>
-            <w:vAlign w:val="center"/>
-          </w:tcPr>
-          <w:p>
-            <w:r>
-              <w:t>Offline</w:t>
-            </w:r>
-          </w:p>
-        </w:tc>
-      </w:tr>
-      <w:tr>
-        <w:trPr>
-          <w:tblCellSpacing w:w="15" w:type="dxa"/>
-        </w:trPr>
-        <w:tc>
-          <w:tcPr>
-            <w:tcW w:w="0" w:type="auto"/>
-            <w:vAlign w:val="center"/>
-            <w:hideMark/>
-          </w:tcPr>
-          <w:p>
-            <w:r>
+            <w:tcW w:w="0" w:type="auto"/>
+            <w:vAlign w:val="center"/>
+            <w:hideMark/>
+          </w:tcPr>
+          <w:p>
+            <w:r>
+              <w:t>Planned</w:t>
+            </w:r>
+          </w:p>
+        </w:tc>
+      </w:tr>
+      <w:tr>
+        <w:trPr>
+          <w:tblCellSpacing w:w="15" w:type="dxa"/>
+        </w:trPr>
+        <w:tc>
+          <w:tcPr>
+            <w:tcW w:w="0" w:type="auto"/>
+            <w:vAlign w:val="center"/>
+            <w:hideMark/>
+          </w:tcPr>
+          <w:p>
+            <w:r>
+              <w:rPr>
+                <w:b/>
+                <w:bCs/>
+              </w:rPr>
               <w:t>CAT-004</w:t>
             </w:r>
           </w:p>
@@ -424,7 +766,7 @@
         </w:tc>
         <w:tc>
           <w:tcPr>
-            <w:tcW w:w="1890" w:type="dxa"/>
+            <w:tcW w:w="0" w:type="auto"/>
             <w:vAlign w:val="center"/>
             <w:hideMark/>
           </w:tcPr>
@@ -436,29 +778,33 @@
         </w:tc>
         <w:tc>
           <w:tcPr>
-            <w:tcW w:w="739" w:type="dxa"/>
-            <w:vAlign w:val="center"/>
-            <w:hideMark/>
-          </w:tcPr>
-          <w:p>
-            <w:r>
-              <w:t>Offline</w:t>
-            </w:r>
-          </w:p>
-        </w:tc>
-      </w:tr>
-      <w:tr>
-        <w:trPr>
-          <w:tblCellSpacing w:w="15" w:type="dxa"/>
-        </w:trPr>
-        <w:tc>
-          <w:tcPr>
-            <w:tcW w:w="0" w:type="auto"/>
-            <w:vAlign w:val="center"/>
-            <w:hideMark/>
-          </w:tcPr>
-          <w:p>
-            <w:r>
+            <w:tcW w:w="0" w:type="auto"/>
+            <w:vAlign w:val="center"/>
+            <w:hideMark/>
+          </w:tcPr>
+          <w:p>
+            <w:r>
+              <w:t>Planned</w:t>
+            </w:r>
+          </w:p>
+        </w:tc>
+      </w:tr>
+      <w:tr>
+        <w:trPr>
+          <w:tblCellSpacing w:w="15" w:type="dxa"/>
+        </w:trPr>
+        <w:tc>
+          <w:tcPr>
+            <w:tcW w:w="0" w:type="auto"/>
+            <w:vAlign w:val="center"/>
+            <w:hideMark/>
+          </w:tcPr>
+          <w:p>
+            <w:r>
+              <w:rPr>
+                <w:b/>
+                <w:bCs/>
+              </w:rPr>
               <w:t>CAT-005</w:t>
             </w:r>
           </w:p>
@@ -489,7 +835,7 @@
         </w:tc>
         <w:tc>
           <w:tcPr>
-            <w:tcW w:w="1890" w:type="dxa"/>
+            <w:tcW w:w="0" w:type="auto"/>
             <w:vAlign w:val="center"/>
             <w:hideMark/>
           </w:tcPr>
@@ -501,28 +847,33 @@
         </w:tc>
         <w:tc>
           <w:tcPr>
-            <w:tcW w:w="739" w:type="dxa"/>
-            <w:vAlign w:val="center"/>
-          </w:tcPr>
-          <w:p>
-            <w:r>
-              <w:t>Offline</w:t>
-            </w:r>
-          </w:p>
-        </w:tc>
-      </w:tr>
-      <w:tr>
-        <w:trPr>
-          <w:tblCellSpacing w:w="15" w:type="dxa"/>
-        </w:trPr>
-        <w:tc>
-          <w:tcPr>
-            <w:tcW w:w="0" w:type="auto"/>
-            <w:vAlign w:val="center"/>
-            <w:hideMark/>
-          </w:tcPr>
-          <w:p>
-            <w:r>
+            <w:tcW w:w="0" w:type="auto"/>
+            <w:vAlign w:val="center"/>
+            <w:hideMark/>
+          </w:tcPr>
+          <w:p>
+            <w:r>
+              <w:t>Planned</w:t>
+            </w:r>
+          </w:p>
+        </w:tc>
+      </w:tr>
+      <w:tr>
+        <w:trPr>
+          <w:tblCellSpacing w:w="15" w:type="dxa"/>
+        </w:trPr>
+        <w:tc>
+          <w:tcPr>
+            <w:tcW w:w="0" w:type="auto"/>
+            <w:vAlign w:val="center"/>
+            <w:hideMark/>
+          </w:tcPr>
+          <w:p>
+            <w:r>
+              <w:rPr>
+                <w:b/>
+                <w:bCs/>
+              </w:rPr>
               <w:t>CAT-006</w:t>
             </w:r>
           </w:p>
@@ -553,7 +904,7 @@
         </w:tc>
         <w:tc>
           <w:tcPr>
-            <w:tcW w:w="1890" w:type="dxa"/>
+            <w:tcW w:w="0" w:type="auto"/>
             <w:vAlign w:val="center"/>
             <w:hideMark/>
           </w:tcPr>
@@ -565,28 +916,33 @@
         </w:tc>
         <w:tc>
           <w:tcPr>
-            <w:tcW w:w="739" w:type="dxa"/>
-            <w:vAlign w:val="center"/>
-          </w:tcPr>
-          <w:p>
-            <w:r>
-              <w:t>Offline</w:t>
-            </w:r>
-          </w:p>
-        </w:tc>
-      </w:tr>
-      <w:tr>
-        <w:trPr>
-          <w:tblCellSpacing w:w="15" w:type="dxa"/>
-        </w:trPr>
-        <w:tc>
-          <w:tcPr>
-            <w:tcW w:w="0" w:type="auto"/>
-            <w:vAlign w:val="center"/>
-            <w:hideMark/>
-          </w:tcPr>
-          <w:p>
-            <w:r>
+            <w:tcW w:w="0" w:type="auto"/>
+            <w:vAlign w:val="center"/>
+            <w:hideMark/>
+          </w:tcPr>
+          <w:p>
+            <w:r>
+              <w:t>Planned</w:t>
+            </w:r>
+          </w:p>
+        </w:tc>
+      </w:tr>
+      <w:tr>
+        <w:trPr>
+          <w:tblCellSpacing w:w="15" w:type="dxa"/>
+        </w:trPr>
+        <w:tc>
+          <w:tcPr>
+            <w:tcW w:w="0" w:type="auto"/>
+            <w:vAlign w:val="center"/>
+            <w:hideMark/>
+          </w:tcPr>
+          <w:p>
+            <w:r>
+              <w:rPr>
+                <w:b/>
+                <w:bCs/>
+              </w:rPr>
               <w:t>CAT-007</w:t>
             </w:r>
           </w:p>
@@ -617,7 +973,7 @@
         </w:tc>
         <w:tc>
           <w:tcPr>
-            <w:tcW w:w="1890" w:type="dxa"/>
+            <w:tcW w:w="0" w:type="auto"/>
             <w:vAlign w:val="center"/>
             <w:hideMark/>
           </w:tcPr>
@@ -629,29 +985,34 @@
         </w:tc>
         <w:tc>
           <w:tcPr>
-            <w:tcW w:w="739" w:type="dxa"/>
-            <w:vAlign w:val="center"/>
-            <w:hideMark/>
-          </w:tcPr>
-          <w:p>
-            <w:r>
-              <w:t>Offline</w:t>
-            </w:r>
-          </w:p>
-        </w:tc>
-      </w:tr>
-      <w:tr>
-        <w:trPr>
-          <w:tblCellSpacing w:w="15" w:type="dxa"/>
-        </w:trPr>
-        <w:tc>
-          <w:tcPr>
-            <w:tcW w:w="0" w:type="auto"/>
-            <w:vAlign w:val="center"/>
-            <w:hideMark/>
-          </w:tcPr>
-          <w:p>
-            <w:r>
+            <w:tcW w:w="0" w:type="auto"/>
+            <w:vAlign w:val="center"/>
+            <w:hideMark/>
+          </w:tcPr>
+          <w:p>
+            <w:r>
+              <w:t>Planned</w:t>
+            </w:r>
+          </w:p>
+        </w:tc>
+      </w:tr>
+      <w:tr>
+        <w:trPr>
+          <w:tblCellSpacing w:w="15" w:type="dxa"/>
+        </w:trPr>
+        <w:tc>
+          <w:tcPr>
+            <w:tcW w:w="0" w:type="auto"/>
+            <w:vAlign w:val="center"/>
+            <w:hideMark/>
+          </w:tcPr>
+          <w:p>
+            <w:r>
+              <w:rPr>
+                <w:b/>
+                <w:bCs/>
+              </w:rPr>
+              <w:lastRenderedPageBreak/>
               <w:t>CAT-008</w:t>
             </w:r>
           </w:p>
@@ -682,7 +1043,7 @@
         </w:tc>
         <w:tc>
           <w:tcPr>
-            <w:tcW w:w="1890" w:type="dxa"/>
+            <w:tcW w:w="0" w:type="auto"/>
             <w:vAlign w:val="center"/>
             <w:hideMark/>
           </w:tcPr>
@@ -694,28 +1055,33 @@
         </w:tc>
         <w:tc>
           <w:tcPr>
-            <w:tcW w:w="739" w:type="dxa"/>
-            <w:vAlign w:val="center"/>
-          </w:tcPr>
-          <w:p>
-            <w:r>
-              <w:t>Offline</w:t>
-            </w:r>
-          </w:p>
-        </w:tc>
-      </w:tr>
-      <w:tr>
-        <w:trPr>
-          <w:tblCellSpacing w:w="15" w:type="dxa"/>
-        </w:trPr>
-        <w:tc>
-          <w:tcPr>
-            <w:tcW w:w="0" w:type="auto"/>
-            <w:vAlign w:val="center"/>
-            <w:hideMark/>
-          </w:tcPr>
-          <w:p>
-            <w:r>
+            <w:tcW w:w="0" w:type="auto"/>
+            <w:vAlign w:val="center"/>
+            <w:hideMark/>
+          </w:tcPr>
+          <w:p>
+            <w:r>
+              <w:t>Planned</w:t>
+            </w:r>
+          </w:p>
+        </w:tc>
+      </w:tr>
+      <w:tr>
+        <w:trPr>
+          <w:tblCellSpacing w:w="15" w:type="dxa"/>
+        </w:trPr>
+        <w:tc>
+          <w:tcPr>
+            <w:tcW w:w="0" w:type="auto"/>
+            <w:vAlign w:val="center"/>
+            <w:hideMark/>
+          </w:tcPr>
+          <w:p>
+            <w:r>
+              <w:rPr>
+                <w:b/>
+                <w:bCs/>
+              </w:rPr>
               <w:t>CAT-009</w:t>
             </w:r>
           </w:p>
@@ -746,7 +1112,7 @@
         </w:tc>
         <w:tc>
           <w:tcPr>
-            <w:tcW w:w="1890" w:type="dxa"/>
+            <w:tcW w:w="0" w:type="auto"/>
             <w:vAlign w:val="center"/>
             <w:hideMark/>
           </w:tcPr>
@@ -758,34 +1124,33 @@
         </w:tc>
         <w:tc>
           <w:tcPr>
-            <w:tcW w:w="739" w:type="dxa"/>
-            <w:vAlign w:val="center"/>
-          </w:tcPr>
-          <w:p>
-            <w:pPr>
-              <w:rPr>
-                <w:b/>
-                <w:bCs/>
-              </w:rPr>
-            </w:pPr>
-            <w:r>
-              <w:t>Offline</w:t>
-            </w:r>
-          </w:p>
-        </w:tc>
-      </w:tr>
-      <w:tr>
-        <w:trPr>
-          <w:tblCellSpacing w:w="15" w:type="dxa"/>
-        </w:trPr>
-        <w:tc>
-          <w:tcPr>
-            <w:tcW w:w="0" w:type="auto"/>
-            <w:vAlign w:val="center"/>
-            <w:hideMark/>
-          </w:tcPr>
-          <w:p>
-            <w:r>
+            <w:tcW w:w="0" w:type="auto"/>
+            <w:vAlign w:val="center"/>
+            <w:hideMark/>
+          </w:tcPr>
+          <w:p>
+            <w:r>
+              <w:t>Planned</w:t>
+            </w:r>
+          </w:p>
+        </w:tc>
+      </w:tr>
+      <w:tr>
+        <w:trPr>
+          <w:tblCellSpacing w:w="15" w:type="dxa"/>
+        </w:trPr>
+        <w:tc>
+          <w:tcPr>
+            <w:tcW w:w="0" w:type="auto"/>
+            <w:vAlign w:val="center"/>
+            <w:hideMark/>
+          </w:tcPr>
+          <w:p>
+            <w:r>
+              <w:rPr>
+                <w:b/>
+                <w:bCs/>
+              </w:rPr>
               <w:t>CAT-010</w:t>
             </w:r>
           </w:p>
@@ -816,7 +1181,7 @@
         </w:tc>
         <w:tc>
           <w:tcPr>
-            <w:tcW w:w="1890" w:type="dxa"/>
+            <w:tcW w:w="0" w:type="auto"/>
             <w:vAlign w:val="center"/>
             <w:hideMark/>
           </w:tcPr>
@@ -828,12 +1193,13 @@
         </w:tc>
         <w:tc>
           <w:tcPr>
-            <w:tcW w:w="739" w:type="dxa"/>
-            <w:vAlign w:val="center"/>
-          </w:tcPr>
-          <w:p>
-            <w:r>
-              <w:t>Offline</w:t>
+            <w:tcW w:w="0" w:type="auto"/>
+            <w:vAlign w:val="center"/>
+            <w:hideMark/>
+          </w:tcPr>
+          <w:p>
+            <w:r>
+              <w:t>Planned</w:t>
             </w:r>
           </w:p>
         </w:tc>
@@ -841,8 +1207,8 @@
     </w:tbl>
     <w:p>
       <w:r>
-        <w:pict w14:anchorId="0B94EF4D">
-          <v:rect id="_x0000_i1038" style="width:0;height:1.5pt" o:hralign="center" o:hrstd="t" o:hr="t" fillcolor="#a0a0a0" stroked="f"/>
+        <w:pict w14:anchorId="779754F4">
+          <v:rect id="_x0000_i1085" style="width:0;height:1.5pt" o:hralign="center" o:hrstd="t" o:hr="t" fillcolor="#a0a0a0" stroked="f"/>
         </w:pict>
       </w:r>
     </w:p>
@@ -858,79 +1224,6 @@
           <w:b/>
           <w:bCs/>
         </w:rPr>
-        <w:t>Registry Rules</w:t>
-      </w:r>
-    </w:p>
-    <w:p>
-      <w:pPr>
-        <w:numPr>
-          <w:ilvl w:val="0"/>
-          <w:numId w:val="1"/>
-        </w:numPr>
-      </w:pPr>
-      <w:r>
-        <w:t xml:space="preserve">Each category has a unique Category ID. </w:t>
-      </w:r>
-    </w:p>
-    <w:p>
-      <w:pPr>
-        <w:numPr>
-          <w:ilvl w:val="0"/>
-          <w:numId w:val="1"/>
-        </w:numPr>
-      </w:pPr>
-      <w:r>
-        <w:t xml:space="preserve">Each category owns a unique APID prefix. </w:t>
-      </w:r>
-    </w:p>
-    <w:p>
-      <w:pPr>
-        <w:numPr>
-          <w:ilvl w:val="0"/>
-          <w:numId w:val="1"/>
-        </w:numPr>
-      </w:pPr>
-      <w:r>
-        <w:t xml:space="preserve">Human Frictions must use the prefix assigned to their category. </w:t>
-      </w:r>
-    </w:p>
-    <w:p>
-      <w:pPr>
-        <w:numPr>
-          <w:ilvl w:val="0"/>
-          <w:numId w:val="1"/>
-        </w:numPr>
-      </w:pPr>
-      <w:r>
-        <w:t xml:space="preserve">New categories require a new Category ID and prefix. </w:t>
-      </w:r>
-    </w:p>
-    <w:p>
-      <w:pPr>
-        <w:numPr>
-          <w:ilvl w:val="0"/>
-          <w:numId w:val="1"/>
-        </w:numPr>
-      </w:pPr>
-      <w:r>
-        <w:t>Existing Category IDs and prefixes are never reused.</w:t>
-      </w:r>
-    </w:p>
-    <w:p/>
-    <w:p/>
-    <w:p>
-      <w:pPr>
-        <w:rPr>
-          <w:b/>
-          <w:bCs/>
-        </w:rPr>
-      </w:pPr>
-      <w:r>
-        <w:rPr>
-          <w:b/>
-          <w:bCs/>
-        </w:rPr>
-        <w:lastRenderedPageBreak/>
         <w:t>Category Statistics</w:t>
       </w:r>
     </w:p>
@@ -947,8 +1240,9 @@
         <w:tblLook w:val="04A0" w:firstRow="1" w:lastRow="0" w:firstColumn="1" w:lastColumn="0" w:noHBand="0" w:noVBand="1"/>
       </w:tblPr>
       <w:tblGrid>
-        <w:gridCol w:w="5245"/>
-        <w:gridCol w:w="2021"/>
+        <w:gridCol w:w="701"/>
+        <w:gridCol w:w="2937"/>
+        <w:gridCol w:w="1885"/>
       </w:tblGrid>
       <w:tr>
         <w:trPr>
@@ -957,7 +1251,7 @@
         </w:trPr>
         <w:tc>
           <w:tcPr>
-            <w:tcW w:w="5200" w:type="dxa"/>
+            <w:tcW w:w="0" w:type="auto"/>
             <w:vAlign w:val="center"/>
             <w:hideMark/>
           </w:tcPr>
@@ -979,7 +1273,7 @@
         </w:tc>
         <w:tc>
           <w:tcPr>
-            <w:tcW w:w="1976" w:type="dxa"/>
+            <w:tcW w:w="0" w:type="auto"/>
             <w:vAlign w:val="center"/>
             <w:hideMark/>
           </w:tcPr>
@@ -995,8 +1289,23 @@
                 <w:b/>
                 <w:bCs/>
               </w:rPr>
-              <w:t xml:space="preserve">                                                                                                </w:t>
-            </w:r>
+              <w:t>Category</w:t>
+            </w:r>
+          </w:p>
+        </w:tc>
+        <w:tc>
+          <w:tcPr>
+            <w:tcW w:w="0" w:type="auto"/>
+            <w:vAlign w:val="center"/>
+            <w:hideMark/>
+          </w:tcPr>
+          <w:p>
+            <w:pPr>
+              <w:rPr>
+                <w:b/>
+                <w:bCs/>
+              </w:rPr>
+            </w:pPr>
             <w:r>
               <w:rPr>
                 <w:b/>
@@ -1013,19 +1322,724 @@
         </w:trPr>
         <w:tc>
           <w:tcPr>
-            <w:tcW w:w="5200" w:type="dxa"/>
-            <w:vAlign w:val="center"/>
-            <w:hideMark/>
-          </w:tcPr>
-          <w:p>
-            <w:r>
+            <w:tcW w:w="0" w:type="auto"/>
+            <w:vAlign w:val="center"/>
+            <w:hideMark/>
+          </w:tcPr>
+          <w:p>
+            <w:r>
+              <w:rPr>
+                <w:b/>
+                <w:bCs/>
+              </w:rPr>
               <w:t>FF</w:t>
             </w:r>
           </w:p>
         </w:tc>
         <w:tc>
           <w:tcPr>
-            <w:tcW w:w="1976" w:type="dxa"/>
+            <w:tcW w:w="0" w:type="auto"/>
+            <w:vAlign w:val="center"/>
+            <w:hideMark/>
+          </w:tcPr>
+          <w:p>
+            <w:r>
+              <w:t>Files &amp; Project Management</w:t>
+            </w:r>
+          </w:p>
+        </w:tc>
+        <w:tc>
+          <w:tcPr>
+            <w:tcW w:w="0" w:type="auto"/>
+            <w:vAlign w:val="center"/>
+            <w:hideMark/>
+          </w:tcPr>
+          <w:p>
+            <w:r>
+              <w:t>25</w:t>
+            </w:r>
+          </w:p>
+        </w:tc>
+      </w:tr>
+      <w:tr>
+        <w:trPr>
+          <w:tblCellSpacing w:w="15" w:type="dxa"/>
+        </w:trPr>
+        <w:tc>
+          <w:tcPr>
+            <w:tcW w:w="0" w:type="auto"/>
+            <w:vAlign w:val="center"/>
+            <w:hideMark/>
+          </w:tcPr>
+          <w:p>
+            <w:r>
+              <w:rPr>
+                <w:b/>
+                <w:bCs/>
+              </w:rPr>
+              <w:t>OS</w:t>
+            </w:r>
+          </w:p>
+        </w:tc>
+        <w:tc>
+          <w:tcPr>
+            <w:tcW w:w="0" w:type="auto"/>
+            <w:vAlign w:val="center"/>
+            <w:hideMark/>
+          </w:tcPr>
+          <w:p>
+            <w:r>
+              <w:t>Operating Systems</w:t>
+            </w:r>
+          </w:p>
+        </w:tc>
+        <w:tc>
+          <w:tcPr>
+            <w:tcW w:w="0" w:type="auto"/>
+            <w:vAlign w:val="center"/>
+            <w:hideMark/>
+          </w:tcPr>
+          <w:p>
+            <w:r>
+              <w:t>0</w:t>
+            </w:r>
+          </w:p>
+        </w:tc>
+      </w:tr>
+      <w:tr>
+        <w:trPr>
+          <w:tblCellSpacing w:w="15" w:type="dxa"/>
+        </w:trPr>
+        <w:tc>
+          <w:tcPr>
+            <w:tcW w:w="0" w:type="auto"/>
+            <w:vAlign w:val="center"/>
+            <w:hideMark/>
+          </w:tcPr>
+          <w:p>
+            <w:r>
+              <w:rPr>
+                <w:b/>
+                <w:bCs/>
+              </w:rPr>
+              <w:t>KI</w:t>
+            </w:r>
+          </w:p>
+        </w:tc>
+        <w:tc>
+          <w:tcPr>
+            <w:tcW w:w="0" w:type="auto"/>
+            <w:vAlign w:val="center"/>
+            <w:hideMark/>
+          </w:tcPr>
+          <w:p>
+            <w:r>
+              <w:t>Keyboard &amp; Input</w:t>
+            </w:r>
+          </w:p>
+        </w:tc>
+        <w:tc>
+          <w:tcPr>
+            <w:tcW w:w="0" w:type="auto"/>
+            <w:vAlign w:val="center"/>
+            <w:hideMark/>
+          </w:tcPr>
+          <w:p>
+            <w:r>
+              <w:t>0</w:t>
+            </w:r>
+          </w:p>
+        </w:tc>
+      </w:tr>
+      <w:tr>
+        <w:trPr>
+          <w:tblCellSpacing w:w="15" w:type="dxa"/>
+        </w:trPr>
+        <w:tc>
+          <w:tcPr>
+            <w:tcW w:w="0" w:type="auto"/>
+            <w:vAlign w:val="center"/>
+            <w:hideMark/>
+          </w:tcPr>
+          <w:p>
+            <w:r>
+              <w:rPr>
+                <w:b/>
+                <w:bCs/>
+              </w:rPr>
+              <w:t>DW</w:t>
+            </w:r>
+          </w:p>
+        </w:tc>
+        <w:tc>
+          <w:tcPr>
+            <w:tcW w:w="0" w:type="auto"/>
+            <w:vAlign w:val="center"/>
+            <w:hideMark/>
+          </w:tcPr>
+          <w:p>
+            <w:r>
+              <w:t>Desktop Workspace</w:t>
+            </w:r>
+          </w:p>
+        </w:tc>
+        <w:tc>
+          <w:tcPr>
+            <w:tcW w:w="0" w:type="auto"/>
+            <w:vAlign w:val="center"/>
+            <w:hideMark/>
+          </w:tcPr>
+          <w:p>
+            <w:r>
+              <w:t>0</w:t>
+            </w:r>
+          </w:p>
+        </w:tc>
+      </w:tr>
+      <w:tr>
+        <w:trPr>
+          <w:tblCellSpacing w:w="15" w:type="dxa"/>
+        </w:trPr>
+        <w:tc>
+          <w:tcPr>
+            <w:tcW w:w="0" w:type="auto"/>
+            <w:vAlign w:val="center"/>
+            <w:hideMark/>
+          </w:tcPr>
+          <w:p>
+            <w:r>
+              <w:rPr>
+                <w:b/>
+                <w:bCs/>
+              </w:rPr>
+              <w:t>WI</w:t>
+            </w:r>
+          </w:p>
+        </w:tc>
+        <w:tc>
+          <w:tcPr>
+            <w:tcW w:w="0" w:type="auto"/>
+            <w:vAlign w:val="center"/>
+            <w:hideMark/>
+          </w:tcPr>
+          <w:p>
+            <w:r>
+              <w:t>Web &amp; Internet</w:t>
+            </w:r>
+          </w:p>
+        </w:tc>
+        <w:tc>
+          <w:tcPr>
+            <w:tcW w:w="0" w:type="auto"/>
+            <w:vAlign w:val="center"/>
+            <w:hideMark/>
+          </w:tcPr>
+          <w:p>
+            <w:r>
+              <w:t>0</w:t>
+            </w:r>
+          </w:p>
+        </w:tc>
+      </w:tr>
+      <w:tr>
+        <w:trPr>
+          <w:tblCellSpacing w:w="15" w:type="dxa"/>
+        </w:trPr>
+        <w:tc>
+          <w:tcPr>
+            <w:tcW w:w="0" w:type="auto"/>
+            <w:vAlign w:val="center"/>
+            <w:hideMark/>
+          </w:tcPr>
+          <w:p>
+            <w:r>
+              <w:rPr>
+                <w:b/>
+                <w:bCs/>
+              </w:rPr>
+              <w:t>AU</w:t>
+            </w:r>
+          </w:p>
+        </w:tc>
+        <w:tc>
+          <w:tcPr>
+            <w:tcW w:w="0" w:type="auto"/>
+            <w:vAlign w:val="center"/>
+            <w:hideMark/>
+          </w:tcPr>
+          <w:p>
+            <w:r>
+              <w:t>Authentication &amp; Forms</w:t>
+            </w:r>
+          </w:p>
+        </w:tc>
+        <w:tc>
+          <w:tcPr>
+            <w:tcW w:w="0" w:type="auto"/>
+            <w:vAlign w:val="center"/>
+            <w:hideMark/>
+          </w:tcPr>
+          <w:p>
+            <w:r>
+              <w:t>0</w:t>
+            </w:r>
+          </w:p>
+        </w:tc>
+      </w:tr>
+      <w:tr>
+        <w:trPr>
+          <w:tblCellSpacing w:w="15" w:type="dxa"/>
+        </w:trPr>
+        <w:tc>
+          <w:tcPr>
+            <w:tcW w:w="0" w:type="auto"/>
+            <w:vAlign w:val="center"/>
+            <w:hideMark/>
+          </w:tcPr>
+          <w:p>
+            <w:r>
+              <w:rPr>
+                <w:b/>
+                <w:bCs/>
+              </w:rPr>
+              <w:t>NT</w:t>
+            </w:r>
+          </w:p>
+        </w:tc>
+        <w:tc>
+          <w:tcPr>
+            <w:tcW w:w="0" w:type="auto"/>
+            <w:vAlign w:val="center"/>
+            <w:hideMark/>
+          </w:tcPr>
+          <w:p>
+            <w:r>
+              <w:t>Notifications</w:t>
+            </w:r>
+          </w:p>
+        </w:tc>
+        <w:tc>
+          <w:tcPr>
+            <w:tcW w:w="0" w:type="auto"/>
+            <w:vAlign w:val="center"/>
+            <w:hideMark/>
+          </w:tcPr>
+          <w:p>
+            <w:r>
+              <w:t>0</w:t>
+            </w:r>
+          </w:p>
+        </w:tc>
+      </w:tr>
+      <w:tr>
+        <w:trPr>
+          <w:tblCellSpacing w:w="15" w:type="dxa"/>
+        </w:trPr>
+        <w:tc>
+          <w:tcPr>
+            <w:tcW w:w="0" w:type="auto"/>
+            <w:vAlign w:val="center"/>
+            <w:hideMark/>
+          </w:tcPr>
+          <w:p>
+            <w:r>
+              <w:rPr>
+                <w:b/>
+                <w:bCs/>
+              </w:rPr>
+              <w:t>LE</w:t>
+            </w:r>
+          </w:p>
+        </w:tc>
+        <w:tc>
+          <w:tcPr>
+            <w:tcW w:w="0" w:type="auto"/>
+            <w:vAlign w:val="center"/>
+            <w:hideMark/>
+          </w:tcPr>
+          <w:p>
+            <w:r>
+              <w:t>Learning</w:t>
+            </w:r>
+          </w:p>
+        </w:tc>
+        <w:tc>
+          <w:tcPr>
+            <w:tcW w:w="0" w:type="auto"/>
+            <w:vAlign w:val="center"/>
+            <w:hideMark/>
+          </w:tcPr>
+          <w:p>
+            <w:r>
+              <w:t>0</w:t>
+            </w:r>
+          </w:p>
+        </w:tc>
+      </w:tr>
+      <w:tr>
+        <w:trPr>
+          <w:tblCellSpacing w:w="15" w:type="dxa"/>
+        </w:trPr>
+        <w:tc>
+          <w:tcPr>
+            <w:tcW w:w="0" w:type="auto"/>
+            <w:vAlign w:val="center"/>
+            <w:hideMark/>
+          </w:tcPr>
+          <w:p>
+            <w:r>
+              <w:rPr>
+                <w:b/>
+                <w:bCs/>
+              </w:rPr>
+              <w:t>MB</w:t>
+            </w:r>
+          </w:p>
+        </w:tc>
+        <w:tc>
+          <w:tcPr>
+            <w:tcW w:w="0" w:type="auto"/>
+            <w:vAlign w:val="center"/>
+            <w:hideMark/>
+          </w:tcPr>
+          <w:p>
+            <w:r>
+              <w:t>Mobile Experience</w:t>
+            </w:r>
+          </w:p>
+        </w:tc>
+        <w:tc>
+          <w:tcPr>
+            <w:tcW w:w="0" w:type="auto"/>
+            <w:vAlign w:val="center"/>
+            <w:hideMark/>
+          </w:tcPr>
+          <w:p>
+            <w:r>
+              <w:t>0</w:t>
+            </w:r>
+          </w:p>
+        </w:tc>
+      </w:tr>
+      <w:tr>
+        <w:trPr>
+          <w:tblCellSpacing w:w="15" w:type="dxa"/>
+        </w:trPr>
+        <w:tc>
+          <w:tcPr>
+            <w:tcW w:w="0" w:type="auto"/>
+            <w:vAlign w:val="center"/>
+            <w:hideMark/>
+          </w:tcPr>
+          <w:p>
+            <w:r>
+              <w:rPr>
+                <w:b/>
+                <w:bCs/>
+              </w:rPr>
+              <w:t>AI</w:t>
+            </w:r>
+          </w:p>
+        </w:tc>
+        <w:tc>
+          <w:tcPr>
+            <w:tcW w:w="0" w:type="auto"/>
+            <w:vAlign w:val="center"/>
+            <w:hideMark/>
+          </w:tcPr>
+          <w:p>
+            <w:r>
+              <w:t>Artificial Intelligence</w:t>
+            </w:r>
+          </w:p>
+        </w:tc>
+        <w:tc>
+          <w:tcPr>
+            <w:tcW w:w="0" w:type="auto"/>
+            <w:vAlign w:val="center"/>
+            <w:hideMark/>
+          </w:tcPr>
+          <w:p>
+            <w:r>
+              <w:t>0</w:t>
+            </w:r>
+          </w:p>
+        </w:tc>
+      </w:tr>
+    </w:tbl>
+    <w:p>
+      <w:r>
+        <w:pict w14:anchorId="03A30111">
+          <v:rect id="_x0000_i1086" style="width:0;height:1.5pt" o:hralign="center" o:hrstd="t" o:hr="t" fillcolor="#a0a0a0" stroked="f"/>
+        </w:pict>
+      </w:r>
+    </w:p>
+    <w:p>
+      <w:pPr>
+        <w:rPr>
+          <w:b/>
+          <w:bCs/>
+        </w:rPr>
+      </w:pPr>
+      <w:r>
+        <w:rPr>
+          <w:b/>
+          <w:bCs/>
+        </w:rPr>
+        <w:t>Registry Rules</w:t>
+      </w:r>
+    </w:p>
+    <w:p>
+      <w:pPr>
+        <w:numPr>
+          <w:ilvl w:val="0"/>
+          <w:numId w:val="2"/>
+        </w:numPr>
+      </w:pPr>
+      <w:r>
+        <w:t xml:space="preserve">Every Human Friction Category shall receive a unique </w:t>
+      </w:r>
+      <w:r>
+        <w:rPr>
+          <w:b/>
+          <w:bCs/>
+        </w:rPr>
+        <w:t>Category ID</w:t>
+      </w:r>
+      <w:r>
+        <w:t xml:space="preserve"> before being added to the ATLAS taxonomy. </w:t>
+      </w:r>
+    </w:p>
+    <w:p>
+      <w:pPr>
+        <w:numPr>
+          <w:ilvl w:val="0"/>
+          <w:numId w:val="2"/>
+        </w:numPr>
+      </w:pPr>
+      <w:r>
+        <w:t xml:space="preserve">Every category shall own a unique </w:t>
+      </w:r>
+      <w:r>
+        <w:rPr>
+          <w:b/>
+          <w:bCs/>
+        </w:rPr>
+        <w:t>APID prefix</w:t>
+      </w:r>
+      <w:r>
+        <w:t xml:space="preserve">. </w:t>
+      </w:r>
+    </w:p>
+    <w:p>
+      <w:pPr>
+        <w:numPr>
+          <w:ilvl w:val="0"/>
+          <w:numId w:val="2"/>
+        </w:numPr>
+      </w:pPr>
+      <w:r>
+        <w:t xml:space="preserve">Human Frictions shall use only the APID prefix assigned to their category. </w:t>
+      </w:r>
+    </w:p>
+    <w:p>
+      <w:pPr>
+        <w:numPr>
+          <w:ilvl w:val="0"/>
+          <w:numId w:val="2"/>
+        </w:numPr>
+      </w:pPr>
+      <w:r>
+        <w:t xml:space="preserve">New categories shall receive a new </w:t>
+      </w:r>
+      <w:r>
+        <w:rPr>
+          <w:b/>
+          <w:bCs/>
+        </w:rPr>
+        <w:t>Category ID</w:t>
+      </w:r>
+      <w:r>
+        <w:t xml:space="preserve"> and </w:t>
+      </w:r>
+      <w:r>
+        <w:rPr>
+          <w:b/>
+          <w:bCs/>
+        </w:rPr>
+        <w:t>APID prefix</w:t>
+      </w:r>
+      <w:r>
+        <w:t xml:space="preserve"> before Human Frictions are documented. </w:t>
+      </w:r>
+    </w:p>
+    <w:p>
+      <w:pPr>
+        <w:numPr>
+          <w:ilvl w:val="0"/>
+          <w:numId w:val="2"/>
+        </w:numPr>
+      </w:pPr>
+      <w:r>
+        <w:t xml:space="preserve">Category IDs and APID prefixes are permanent identifiers and shall never be reused. </w:t>
+      </w:r>
+    </w:p>
+    <w:p>
+      <w:pPr>
+        <w:numPr>
+          <w:ilvl w:val="0"/>
+          <w:numId w:val="2"/>
+        </w:numPr>
+      </w:pPr>
+      <w:r>
+        <w:lastRenderedPageBreak/>
+        <w:t xml:space="preserve">Each Human Friction shall belong to one primary category. </w:t>
+      </w:r>
+    </w:p>
+    <w:p>
+      <w:pPr>
+        <w:numPr>
+          <w:ilvl w:val="0"/>
+          <w:numId w:val="2"/>
+        </w:numPr>
+      </w:pPr>
+      <w:r>
+        <w:t xml:space="preserve">The Category Registry serves as the authoritative reference for category definitions and APID prefix assignments. </w:t>
+      </w:r>
+    </w:p>
+    <w:p>
+      <w:pPr>
+        <w:numPr>
+          <w:ilvl w:val="0"/>
+          <w:numId w:val="2"/>
+        </w:numPr>
+      </w:pPr>
+      <w:r>
+        <w:t xml:space="preserve">Changes to category names, domains, or classifications shall be reflected in this Registry. </w:t>
+      </w:r>
+    </w:p>
+    <w:p>
+      <w:pPr>
+        <w:numPr>
+          <w:ilvl w:val="0"/>
+          <w:numId w:val="2"/>
+        </w:numPr>
+      </w:pPr>
+      <w:r>
+        <w:t xml:space="preserve">Category statistics shall be updated whenever Human Frictions are added, archived, or reclassified. </w:t>
+      </w:r>
+    </w:p>
+    <w:p>
+      <w:r>
+        <w:pict w14:anchorId="1F6C965C">
+          <v:rect id="_x0000_i1087" style="width:0;height:1.5pt" o:hralign="center" o:hrstd="t" o:hr="t" fillcolor="#a0a0a0" stroked="f"/>
+        </w:pict>
+      </w:r>
+    </w:p>
+    <w:p>
+      <w:pPr>
+        <w:rPr>
+          <w:b/>
+          <w:bCs/>
+        </w:rPr>
+      </w:pPr>
+      <w:r>
+        <w:rPr>
+          <w:b/>
+          <w:bCs/>
+        </w:rPr>
+        <w:t>Registry Statistics</w:t>
+      </w:r>
+    </w:p>
+    <w:tbl>
+      <w:tblPr>
+        <w:tblW w:w="0" w:type="auto"/>
+        <w:tblCellSpacing w:w="15" w:type="dxa"/>
+        <w:tblCellMar>
+          <w:top w:w="15" w:type="dxa"/>
+          <w:left w:w="15" w:type="dxa"/>
+          <w:bottom w:w="15" w:type="dxa"/>
+          <w:right w:w="15" w:type="dxa"/>
+        </w:tblCellMar>
+        <w:tblLook w:val="04A0" w:firstRow="1" w:lastRow="0" w:firstColumn="1" w:lastColumn="0" w:noHBand="0" w:noVBand="1"/>
+      </w:tblPr>
+      <w:tblGrid>
+        <w:gridCol w:w="2590"/>
+        <w:gridCol w:w="1264"/>
+      </w:tblGrid>
+      <w:tr>
+        <w:trPr>
+          <w:tblHeader/>
+          <w:tblCellSpacing w:w="15" w:type="dxa"/>
+        </w:trPr>
+        <w:tc>
+          <w:tcPr>
+            <w:tcW w:w="0" w:type="auto"/>
+            <w:vAlign w:val="center"/>
+            <w:hideMark/>
+          </w:tcPr>
+          <w:p>
+            <w:pPr>
+              <w:rPr>
+                <w:b/>
+                <w:bCs/>
+              </w:rPr>
+            </w:pPr>
+            <w:r>
+              <w:rPr>
+                <w:b/>
+                <w:bCs/>
+              </w:rPr>
+              <w:t>Metric</w:t>
+            </w:r>
+          </w:p>
+        </w:tc>
+        <w:tc>
+          <w:tcPr>
+            <w:tcW w:w="0" w:type="auto"/>
+            <w:vAlign w:val="center"/>
+            <w:hideMark/>
+          </w:tcPr>
+          <w:p>
+            <w:pPr>
+              <w:rPr>
+                <w:b/>
+                <w:bCs/>
+              </w:rPr>
+            </w:pPr>
+            <w:r>
+              <w:rPr>
+                <w:b/>
+                <w:bCs/>
+              </w:rPr>
+              <w:t>Value</w:t>
+            </w:r>
+          </w:p>
+        </w:tc>
+      </w:tr>
+      <w:tr>
+        <w:trPr>
+          <w:tblCellSpacing w:w="15" w:type="dxa"/>
+        </w:trPr>
+        <w:tc>
+          <w:tcPr>
+            <w:tcW w:w="0" w:type="auto"/>
+            <w:vAlign w:val="center"/>
+            <w:hideMark/>
+          </w:tcPr>
+          <w:p>
+            <w:r>
+              <w:rPr>
+                <w:b/>
+                <w:bCs/>
+              </w:rPr>
+              <w:t>Total Categories</w:t>
+            </w:r>
+          </w:p>
+        </w:tc>
+        <w:tc>
+          <w:tcPr>
+            <w:tcW w:w="0" w:type="auto"/>
             <w:vAlign w:val="center"/>
             <w:hideMark/>
           </w:tcPr>
@@ -1042,19 +2056,89 @@
         </w:trPr>
         <w:tc>
           <w:tcPr>
-            <w:tcW w:w="5200" w:type="dxa"/>
-            <w:vAlign w:val="center"/>
-            <w:hideMark/>
-          </w:tcPr>
-          <w:p>
-            <w:r>
-              <w:t>OS</w:t>
-            </w:r>
-          </w:p>
-        </w:tc>
-        <w:tc>
-          <w:tcPr>
-            <w:tcW w:w="1976" w:type="dxa"/>
+            <w:tcW w:w="0" w:type="auto"/>
+            <w:vAlign w:val="center"/>
+            <w:hideMark/>
+          </w:tcPr>
+          <w:p>
+            <w:r>
+              <w:rPr>
+                <w:b/>
+                <w:bCs/>
+              </w:rPr>
+              <w:t>Active Categories</w:t>
+            </w:r>
+          </w:p>
+        </w:tc>
+        <w:tc>
+          <w:tcPr>
+            <w:tcW w:w="0" w:type="auto"/>
+            <w:vAlign w:val="center"/>
+            <w:hideMark/>
+          </w:tcPr>
+          <w:p>
+            <w:r>
+              <w:t>1</w:t>
+            </w:r>
+          </w:p>
+        </w:tc>
+      </w:tr>
+      <w:tr>
+        <w:trPr>
+          <w:tblCellSpacing w:w="15" w:type="dxa"/>
+        </w:trPr>
+        <w:tc>
+          <w:tcPr>
+            <w:tcW w:w="0" w:type="auto"/>
+            <w:vAlign w:val="center"/>
+            <w:hideMark/>
+          </w:tcPr>
+          <w:p>
+            <w:r>
+              <w:rPr>
+                <w:b/>
+                <w:bCs/>
+              </w:rPr>
+              <w:t>Planned Categories</w:t>
+            </w:r>
+          </w:p>
+        </w:tc>
+        <w:tc>
+          <w:tcPr>
+            <w:tcW w:w="0" w:type="auto"/>
+            <w:vAlign w:val="center"/>
+            <w:hideMark/>
+          </w:tcPr>
+          <w:p>
+            <w:r>
+              <w:t>9</w:t>
+            </w:r>
+          </w:p>
+        </w:tc>
+      </w:tr>
+      <w:tr>
+        <w:trPr>
+          <w:tblCellSpacing w:w="15" w:type="dxa"/>
+        </w:trPr>
+        <w:tc>
+          <w:tcPr>
+            <w:tcW w:w="0" w:type="auto"/>
+            <w:vAlign w:val="center"/>
+            <w:hideMark/>
+          </w:tcPr>
+          <w:p>
+            <w:r>
+              <w:rPr>
+                <w:b/>
+                <w:bCs/>
+              </w:rPr>
+              <w:t>Deprecated Categories</w:t>
+            </w:r>
+          </w:p>
+        </w:tc>
+        <w:tc>
+          <w:tcPr>
+            <w:tcW w:w="0" w:type="auto"/>
             <w:vAlign w:val="center"/>
             <w:hideMark/>
           </w:tcPr>
@@ -1071,234 +2155,741 @@
         </w:trPr>
         <w:tc>
           <w:tcPr>
-            <w:tcW w:w="5200" w:type="dxa"/>
-            <w:vAlign w:val="center"/>
-            <w:hideMark/>
-          </w:tcPr>
-          <w:p>
-            <w:r>
-              <w:t>KI</w:t>
-            </w:r>
-          </w:p>
-        </w:tc>
-        <w:tc>
-          <w:tcPr>
-            <w:tcW w:w="1976" w:type="dxa"/>
-            <w:vAlign w:val="center"/>
-            <w:hideMark/>
-          </w:tcPr>
-          <w:p>
-            <w:r>
-              <w:t>0</w:t>
-            </w:r>
-          </w:p>
-        </w:tc>
-      </w:tr>
-      <w:tr>
-        <w:trPr>
-          <w:tblCellSpacing w:w="15" w:type="dxa"/>
-        </w:trPr>
-        <w:tc>
-          <w:tcPr>
-            <w:tcW w:w="5200" w:type="dxa"/>
-            <w:vAlign w:val="center"/>
-            <w:hideMark/>
-          </w:tcPr>
-          <w:p>
-            <w:r>
-              <w:t>DW</w:t>
-            </w:r>
-          </w:p>
-        </w:tc>
-        <w:tc>
-          <w:tcPr>
-            <w:tcW w:w="1976" w:type="dxa"/>
-            <w:vAlign w:val="center"/>
-            <w:hideMark/>
-          </w:tcPr>
-          <w:p>
-            <w:r>
-              <w:t>0</w:t>
-            </w:r>
-          </w:p>
-        </w:tc>
-      </w:tr>
-      <w:tr>
-        <w:trPr>
-          <w:tblCellSpacing w:w="15" w:type="dxa"/>
-        </w:trPr>
-        <w:tc>
-          <w:tcPr>
-            <w:tcW w:w="5200" w:type="dxa"/>
-            <w:vAlign w:val="center"/>
-            <w:hideMark/>
-          </w:tcPr>
-          <w:p>
-            <w:r>
-              <w:t>WI</w:t>
-            </w:r>
-          </w:p>
-        </w:tc>
-        <w:tc>
-          <w:tcPr>
-            <w:tcW w:w="1976" w:type="dxa"/>
-            <w:vAlign w:val="center"/>
-            <w:hideMark/>
-          </w:tcPr>
-          <w:p>
-            <w:r>
-              <w:t>0</w:t>
-            </w:r>
-          </w:p>
-        </w:tc>
-      </w:tr>
-      <w:tr>
-        <w:trPr>
-          <w:tblCellSpacing w:w="15" w:type="dxa"/>
-        </w:trPr>
-        <w:tc>
-          <w:tcPr>
-            <w:tcW w:w="5200" w:type="dxa"/>
-            <w:vAlign w:val="center"/>
-            <w:hideMark/>
-          </w:tcPr>
-          <w:p>
-            <w:r>
-              <w:t>AU</w:t>
-            </w:r>
-          </w:p>
-        </w:tc>
-        <w:tc>
-          <w:tcPr>
-            <w:tcW w:w="1976" w:type="dxa"/>
-            <w:vAlign w:val="center"/>
-            <w:hideMark/>
-          </w:tcPr>
-          <w:p>
-            <w:r>
-              <w:t>0</w:t>
-            </w:r>
-          </w:p>
-        </w:tc>
-      </w:tr>
-      <w:tr>
-        <w:trPr>
-          <w:tblCellSpacing w:w="15" w:type="dxa"/>
-        </w:trPr>
-        <w:tc>
-          <w:tcPr>
-            <w:tcW w:w="5200" w:type="dxa"/>
-            <w:vAlign w:val="center"/>
-            <w:hideMark/>
-          </w:tcPr>
-          <w:p>
-            <w:r>
-              <w:t>NT</w:t>
-            </w:r>
-          </w:p>
-        </w:tc>
-        <w:tc>
-          <w:tcPr>
-            <w:tcW w:w="1976" w:type="dxa"/>
-            <w:vAlign w:val="center"/>
-            <w:hideMark/>
-          </w:tcPr>
-          <w:p>
-            <w:r>
-              <w:t>0</w:t>
-            </w:r>
-          </w:p>
-        </w:tc>
-      </w:tr>
-      <w:tr>
-        <w:trPr>
-          <w:tblCellSpacing w:w="15" w:type="dxa"/>
-        </w:trPr>
-        <w:tc>
-          <w:tcPr>
-            <w:tcW w:w="5200" w:type="dxa"/>
-            <w:vAlign w:val="center"/>
-            <w:hideMark/>
-          </w:tcPr>
-          <w:p>
-            <w:r>
-              <w:t>LE</w:t>
-            </w:r>
-          </w:p>
-        </w:tc>
-        <w:tc>
-          <w:tcPr>
-            <w:tcW w:w="1976" w:type="dxa"/>
-            <w:vAlign w:val="center"/>
-            <w:hideMark/>
-          </w:tcPr>
-          <w:p>
-            <w:r>
-              <w:t>0</w:t>
-            </w:r>
-          </w:p>
-        </w:tc>
-      </w:tr>
-      <w:tr>
-        <w:trPr>
-          <w:tblCellSpacing w:w="15" w:type="dxa"/>
-        </w:trPr>
-        <w:tc>
-          <w:tcPr>
-            <w:tcW w:w="5200" w:type="dxa"/>
-            <w:vAlign w:val="center"/>
-            <w:hideMark/>
-          </w:tcPr>
-          <w:p>
-            <w:r>
-              <w:t>MB</w:t>
-            </w:r>
-          </w:p>
-        </w:tc>
-        <w:tc>
-          <w:tcPr>
-            <w:tcW w:w="1976" w:type="dxa"/>
-            <w:vAlign w:val="center"/>
-            <w:hideMark/>
-          </w:tcPr>
-          <w:p>
-            <w:r>
-              <w:t>0</w:t>
-            </w:r>
-          </w:p>
-        </w:tc>
-      </w:tr>
-      <w:tr>
-        <w:trPr>
-          <w:tblCellSpacing w:w="15" w:type="dxa"/>
-        </w:trPr>
-        <w:tc>
-          <w:tcPr>
-            <w:tcW w:w="5200" w:type="dxa"/>
-            <w:vAlign w:val="center"/>
-            <w:hideMark/>
-          </w:tcPr>
-          <w:p>
-            <w:r>
-              <w:t>AI</w:t>
-            </w:r>
-          </w:p>
-        </w:tc>
-        <w:tc>
-          <w:tcPr>
-            <w:tcW w:w="1976" w:type="dxa"/>
-            <w:vAlign w:val="center"/>
-            <w:hideMark/>
-          </w:tcPr>
-          <w:p>
-            <w:r>
-              <w:t>0</w:t>
+            <w:tcW w:w="0" w:type="auto"/>
+            <w:vAlign w:val="center"/>
+            <w:hideMark/>
+          </w:tcPr>
+          <w:p>
+            <w:r>
+              <w:rPr>
+                <w:b/>
+                <w:bCs/>
+              </w:rPr>
+              <w:t>Total Human Frictions</w:t>
+            </w:r>
+          </w:p>
+        </w:tc>
+        <w:tc>
+          <w:tcPr>
+            <w:tcW w:w="0" w:type="auto"/>
+            <w:vAlign w:val="center"/>
+            <w:hideMark/>
+          </w:tcPr>
+          <w:p>
+            <w:r>
+              <w:t>25</w:t>
+            </w:r>
+          </w:p>
+        </w:tc>
+      </w:tr>
+      <w:tr>
+        <w:trPr>
+          <w:tblCellSpacing w:w="15" w:type="dxa"/>
+        </w:trPr>
+        <w:tc>
+          <w:tcPr>
+            <w:tcW w:w="0" w:type="auto"/>
+            <w:vAlign w:val="center"/>
+            <w:hideMark/>
+          </w:tcPr>
+          <w:p>
+            <w:r>
+              <w:rPr>
+                <w:b/>
+                <w:bCs/>
+              </w:rPr>
+              <w:t>Last Registry Update</w:t>
+            </w:r>
+          </w:p>
+        </w:tc>
+        <w:tc>
+          <w:tcPr>
+            <w:tcW w:w="0" w:type="auto"/>
+            <w:vAlign w:val="center"/>
+            <w:hideMark/>
+          </w:tcPr>
+          <w:p>
+            <w:r>
+              <w:t>2026-07-28</w:t>
             </w:r>
           </w:p>
         </w:tc>
       </w:tr>
     </w:tbl>
-    <w:p/>
+    <w:p>
+      <w:r>
+        <w:pict w14:anchorId="23D10F35">
+          <v:rect id="_x0000_i1088" style="width:0;height:1.5pt" o:hralign="center" o:hrstd="t" o:hr="t" fillcolor="#a0a0a0" stroked="f"/>
+        </w:pict>
+      </w:r>
+    </w:p>
+    <w:p>
+      <w:pPr>
+        <w:rPr>
+          <w:b/>
+          <w:bCs/>
+        </w:rPr>
+      </w:pPr>
+      <w:r>
+        <w:rPr>
+          <w:b/>
+          <w:bCs/>
+        </w:rPr>
+        <w:t>Future Category Allocation</w:t>
+      </w:r>
+    </w:p>
+    <w:tbl>
+      <w:tblPr>
+        <w:tblW w:w="0" w:type="auto"/>
+        <w:tblCellSpacing w:w="15" w:type="dxa"/>
+        <w:tblCellMar>
+          <w:top w:w="15" w:type="dxa"/>
+          <w:left w:w="15" w:type="dxa"/>
+          <w:bottom w:w="15" w:type="dxa"/>
+          <w:right w:w="15" w:type="dxa"/>
+        </w:tblCellMar>
+        <w:tblLook w:val="04A0" w:firstRow="1" w:lastRow="0" w:firstColumn="1" w:lastColumn="0" w:noHBand="0" w:noVBand="1"/>
+      </w:tblPr>
+      <w:tblGrid>
+        <w:gridCol w:w="2022"/>
+        <w:gridCol w:w="2952"/>
+      </w:tblGrid>
+      <w:tr>
+        <w:trPr>
+          <w:tblHeader/>
+          <w:tblCellSpacing w:w="15" w:type="dxa"/>
+        </w:trPr>
+        <w:tc>
+          <w:tcPr>
+            <w:tcW w:w="0" w:type="auto"/>
+            <w:vAlign w:val="center"/>
+            <w:hideMark/>
+          </w:tcPr>
+          <w:p>
+            <w:pPr>
+              <w:rPr>
+                <w:b/>
+                <w:bCs/>
+              </w:rPr>
+            </w:pPr>
+            <w:r>
+              <w:rPr>
+                <w:b/>
+                <w:bCs/>
+              </w:rPr>
+              <w:t>Prefix Range</w:t>
+            </w:r>
+          </w:p>
+        </w:tc>
+        <w:tc>
+          <w:tcPr>
+            <w:tcW w:w="0" w:type="auto"/>
+            <w:vAlign w:val="center"/>
+            <w:hideMark/>
+          </w:tcPr>
+          <w:p>
+            <w:pPr>
+              <w:rPr>
+                <w:b/>
+                <w:bCs/>
+              </w:rPr>
+            </w:pPr>
+            <w:r>
+              <w:rPr>
+                <w:b/>
+                <w:bCs/>
+              </w:rPr>
+              <w:t>Reserved For</w:t>
+            </w:r>
+          </w:p>
+        </w:tc>
+      </w:tr>
+      <w:tr>
+        <w:trPr>
+          <w:tblCellSpacing w:w="15" w:type="dxa"/>
+        </w:trPr>
+        <w:tc>
+          <w:tcPr>
+            <w:tcW w:w="0" w:type="auto"/>
+            <w:vAlign w:val="center"/>
+            <w:hideMark/>
+          </w:tcPr>
+          <w:p>
+            <w:r>
+              <w:rPr>
+                <w:b/>
+                <w:bCs/>
+              </w:rPr>
+              <w:t>FF-001 → FF-999</w:t>
+            </w:r>
+          </w:p>
+        </w:tc>
+        <w:tc>
+          <w:tcPr>
+            <w:tcW w:w="0" w:type="auto"/>
+            <w:vAlign w:val="center"/>
+            <w:hideMark/>
+          </w:tcPr>
+          <w:p>
+            <w:r>
+              <w:t>Files &amp; Project Management</w:t>
+            </w:r>
+          </w:p>
+        </w:tc>
+      </w:tr>
+      <w:tr>
+        <w:trPr>
+          <w:tblCellSpacing w:w="15" w:type="dxa"/>
+        </w:trPr>
+        <w:tc>
+          <w:tcPr>
+            <w:tcW w:w="0" w:type="auto"/>
+            <w:vAlign w:val="center"/>
+            <w:hideMark/>
+          </w:tcPr>
+          <w:p>
+            <w:r>
+              <w:rPr>
+                <w:b/>
+                <w:bCs/>
+              </w:rPr>
+              <w:t>OS-001 → OS-999</w:t>
+            </w:r>
+          </w:p>
+        </w:tc>
+        <w:tc>
+          <w:tcPr>
+            <w:tcW w:w="0" w:type="auto"/>
+            <w:vAlign w:val="center"/>
+            <w:hideMark/>
+          </w:tcPr>
+          <w:p>
+            <w:r>
+              <w:t>Operating Systems</w:t>
+            </w:r>
+          </w:p>
+        </w:tc>
+      </w:tr>
+      <w:tr>
+        <w:trPr>
+          <w:tblCellSpacing w:w="15" w:type="dxa"/>
+        </w:trPr>
+        <w:tc>
+          <w:tcPr>
+            <w:tcW w:w="0" w:type="auto"/>
+            <w:vAlign w:val="center"/>
+            <w:hideMark/>
+          </w:tcPr>
+          <w:p>
+            <w:r>
+              <w:rPr>
+                <w:b/>
+                <w:bCs/>
+              </w:rPr>
+              <w:t>KI-001 → KI-999</w:t>
+            </w:r>
+          </w:p>
+        </w:tc>
+        <w:tc>
+          <w:tcPr>
+            <w:tcW w:w="0" w:type="auto"/>
+            <w:vAlign w:val="center"/>
+            <w:hideMark/>
+          </w:tcPr>
+          <w:p>
+            <w:r>
+              <w:t>Keyboard &amp; Input</w:t>
+            </w:r>
+          </w:p>
+        </w:tc>
+      </w:tr>
+      <w:tr>
+        <w:trPr>
+          <w:tblCellSpacing w:w="15" w:type="dxa"/>
+        </w:trPr>
+        <w:tc>
+          <w:tcPr>
+            <w:tcW w:w="0" w:type="auto"/>
+            <w:vAlign w:val="center"/>
+            <w:hideMark/>
+          </w:tcPr>
+          <w:p>
+            <w:r>
+              <w:rPr>
+                <w:b/>
+                <w:bCs/>
+              </w:rPr>
+              <w:t>DW-001 → DW-999</w:t>
+            </w:r>
+          </w:p>
+        </w:tc>
+        <w:tc>
+          <w:tcPr>
+            <w:tcW w:w="0" w:type="auto"/>
+            <w:vAlign w:val="center"/>
+            <w:hideMark/>
+          </w:tcPr>
+          <w:p>
+            <w:r>
+              <w:t>Desktop Workspace</w:t>
+            </w:r>
+          </w:p>
+        </w:tc>
+      </w:tr>
+      <w:tr>
+        <w:trPr>
+          <w:tblCellSpacing w:w="15" w:type="dxa"/>
+        </w:trPr>
+        <w:tc>
+          <w:tcPr>
+            <w:tcW w:w="0" w:type="auto"/>
+            <w:vAlign w:val="center"/>
+            <w:hideMark/>
+          </w:tcPr>
+          <w:p>
+            <w:r>
+              <w:rPr>
+                <w:b/>
+                <w:bCs/>
+              </w:rPr>
+              <w:t>WI-001 → WI-999</w:t>
+            </w:r>
+          </w:p>
+        </w:tc>
+        <w:tc>
+          <w:tcPr>
+            <w:tcW w:w="0" w:type="auto"/>
+            <w:vAlign w:val="center"/>
+            <w:hideMark/>
+          </w:tcPr>
+          <w:p>
+            <w:r>
+              <w:t>Web &amp; Internet</w:t>
+            </w:r>
+          </w:p>
+        </w:tc>
+      </w:tr>
+      <w:tr>
+        <w:trPr>
+          <w:tblCellSpacing w:w="15" w:type="dxa"/>
+        </w:trPr>
+        <w:tc>
+          <w:tcPr>
+            <w:tcW w:w="0" w:type="auto"/>
+            <w:vAlign w:val="center"/>
+            <w:hideMark/>
+          </w:tcPr>
+          <w:p>
+            <w:r>
+              <w:rPr>
+                <w:b/>
+                <w:bCs/>
+              </w:rPr>
+              <w:t>AU-001 → AU-999</w:t>
+            </w:r>
+          </w:p>
+        </w:tc>
+        <w:tc>
+          <w:tcPr>
+            <w:tcW w:w="0" w:type="auto"/>
+            <w:vAlign w:val="center"/>
+            <w:hideMark/>
+          </w:tcPr>
+          <w:p>
+            <w:r>
+              <w:t>Authentication &amp; Forms</w:t>
+            </w:r>
+          </w:p>
+        </w:tc>
+      </w:tr>
+      <w:tr>
+        <w:trPr>
+          <w:tblCellSpacing w:w="15" w:type="dxa"/>
+        </w:trPr>
+        <w:tc>
+          <w:tcPr>
+            <w:tcW w:w="0" w:type="auto"/>
+            <w:vAlign w:val="center"/>
+            <w:hideMark/>
+          </w:tcPr>
+          <w:p>
+            <w:r>
+              <w:rPr>
+                <w:b/>
+                <w:bCs/>
+              </w:rPr>
+              <w:t>NT-001 → NT-999</w:t>
+            </w:r>
+          </w:p>
+        </w:tc>
+        <w:tc>
+          <w:tcPr>
+            <w:tcW w:w="0" w:type="auto"/>
+            <w:vAlign w:val="center"/>
+            <w:hideMark/>
+          </w:tcPr>
+          <w:p>
+            <w:r>
+              <w:t>Notifications</w:t>
+            </w:r>
+          </w:p>
+        </w:tc>
+      </w:tr>
+      <w:tr>
+        <w:trPr>
+          <w:tblCellSpacing w:w="15" w:type="dxa"/>
+        </w:trPr>
+        <w:tc>
+          <w:tcPr>
+            <w:tcW w:w="0" w:type="auto"/>
+            <w:vAlign w:val="center"/>
+            <w:hideMark/>
+          </w:tcPr>
+          <w:p>
+            <w:r>
+              <w:rPr>
+                <w:b/>
+                <w:bCs/>
+              </w:rPr>
+              <w:lastRenderedPageBreak/>
+              <w:t>LE-001 → LE-999</w:t>
+            </w:r>
+          </w:p>
+        </w:tc>
+        <w:tc>
+          <w:tcPr>
+            <w:tcW w:w="0" w:type="auto"/>
+            <w:vAlign w:val="center"/>
+            <w:hideMark/>
+          </w:tcPr>
+          <w:p>
+            <w:r>
+              <w:t>Learning</w:t>
+            </w:r>
+          </w:p>
+        </w:tc>
+      </w:tr>
+      <w:tr>
+        <w:trPr>
+          <w:tblCellSpacing w:w="15" w:type="dxa"/>
+        </w:trPr>
+        <w:tc>
+          <w:tcPr>
+            <w:tcW w:w="0" w:type="auto"/>
+            <w:vAlign w:val="center"/>
+            <w:hideMark/>
+          </w:tcPr>
+          <w:p>
+            <w:r>
+              <w:rPr>
+                <w:b/>
+                <w:bCs/>
+              </w:rPr>
+              <w:t>MB-001 → MB-999</w:t>
+            </w:r>
+          </w:p>
+        </w:tc>
+        <w:tc>
+          <w:tcPr>
+            <w:tcW w:w="0" w:type="auto"/>
+            <w:vAlign w:val="center"/>
+            <w:hideMark/>
+          </w:tcPr>
+          <w:p>
+            <w:r>
+              <w:t>Mobile Experience</w:t>
+            </w:r>
+          </w:p>
+        </w:tc>
+      </w:tr>
+      <w:tr>
+        <w:trPr>
+          <w:tblCellSpacing w:w="15" w:type="dxa"/>
+        </w:trPr>
+        <w:tc>
+          <w:tcPr>
+            <w:tcW w:w="0" w:type="auto"/>
+            <w:vAlign w:val="center"/>
+            <w:hideMark/>
+          </w:tcPr>
+          <w:p>
+            <w:r>
+              <w:rPr>
+                <w:b/>
+                <w:bCs/>
+              </w:rPr>
+              <w:t>AI-001 → AI-999</w:t>
+            </w:r>
+          </w:p>
+        </w:tc>
+        <w:tc>
+          <w:tcPr>
+            <w:tcW w:w="0" w:type="auto"/>
+            <w:vAlign w:val="center"/>
+            <w:hideMark/>
+          </w:tcPr>
+          <w:p>
+            <w:r>
+              <w:t>Artificial Intelligence</w:t>
+            </w:r>
+          </w:p>
+        </w:tc>
+      </w:tr>
+    </w:tbl>
+    <w:p>
+      <w:r>
+        <w:pict w14:anchorId="2641182E">
+          <v:rect id="_x0000_i1089" style="width:0;height:1.5pt" o:hralign="center" o:hrstd="t" o:hr="t" fillcolor="#a0a0a0" stroked="f"/>
+        </w:pict>
+      </w:r>
+    </w:p>
+    <w:p>
+      <w:pPr>
+        <w:rPr>
+          <w:b/>
+          <w:bCs/>
+        </w:rPr>
+      </w:pPr>
+      <w:r>
+        <w:rPr>
+          <w:b/>
+          <w:bCs/>
+        </w:rPr>
+        <w:t>Document Information</w:t>
+      </w:r>
+    </w:p>
+    <w:tbl>
+      <w:tblPr>
+        <w:tblW w:w="0" w:type="auto"/>
+        <w:tblCellSpacing w:w="15" w:type="dxa"/>
+        <w:tblCellMar>
+          <w:top w:w="15" w:type="dxa"/>
+          <w:left w:w="15" w:type="dxa"/>
+          <w:bottom w:w="15" w:type="dxa"/>
+          <w:right w:w="15" w:type="dxa"/>
+        </w:tblCellMar>
+        <w:tblLook w:val="04A0" w:firstRow="1" w:lastRow="0" w:firstColumn="1" w:lastColumn="0" w:noHBand="0" w:noVBand="1"/>
+      </w:tblPr>
+      <w:tblGrid>
+        <w:gridCol w:w="1926"/>
+        <w:gridCol w:w="1887"/>
+      </w:tblGrid>
+      <w:tr>
+        <w:trPr>
+          <w:tblHeader/>
+          <w:tblCellSpacing w:w="15" w:type="dxa"/>
+        </w:trPr>
+        <w:tc>
+          <w:tcPr>
+            <w:tcW w:w="0" w:type="auto"/>
+            <w:vAlign w:val="center"/>
+            <w:hideMark/>
+          </w:tcPr>
+          <w:p>
+            <w:pPr>
+              <w:rPr>
+                <w:b/>
+                <w:bCs/>
+              </w:rPr>
+            </w:pPr>
+            <w:r>
+              <w:rPr>
+                <w:b/>
+                <w:bCs/>
+              </w:rPr>
+              <w:t>Field</w:t>
+            </w:r>
+          </w:p>
+        </w:tc>
+        <w:tc>
+          <w:tcPr>
+            <w:tcW w:w="0" w:type="auto"/>
+            <w:vAlign w:val="center"/>
+            <w:hideMark/>
+          </w:tcPr>
+          <w:p>
+            <w:pPr>
+              <w:rPr>
+                <w:b/>
+                <w:bCs/>
+              </w:rPr>
+            </w:pPr>
+            <w:r>
+              <w:rPr>
+                <w:b/>
+                <w:bCs/>
+              </w:rPr>
+              <w:t>Value</w:t>
+            </w:r>
+          </w:p>
+        </w:tc>
+      </w:tr>
+      <w:tr>
+        <w:trPr>
+          <w:tblCellSpacing w:w="15" w:type="dxa"/>
+        </w:trPr>
+        <w:tc>
+          <w:tcPr>
+            <w:tcW w:w="0" w:type="auto"/>
+            <w:vAlign w:val="center"/>
+            <w:hideMark/>
+          </w:tcPr>
+          <w:p>
+            <w:r>
+              <w:rPr>
+                <w:b/>
+                <w:bCs/>
+              </w:rPr>
+              <w:t>Document Name</w:t>
+            </w:r>
+          </w:p>
+        </w:tc>
+        <w:tc>
+          <w:tcPr>
+            <w:tcW w:w="0" w:type="auto"/>
+            <w:vAlign w:val="center"/>
+            <w:hideMark/>
+          </w:tcPr>
+          <w:p>
+            <w:r>
+              <w:t>Category Registry</w:t>
+            </w:r>
+          </w:p>
+        </w:tc>
+      </w:tr>
+      <w:tr>
+        <w:trPr>
+          <w:tblCellSpacing w:w="15" w:type="dxa"/>
+        </w:trPr>
+        <w:tc>
+          <w:tcPr>
+            <w:tcW w:w="0" w:type="auto"/>
+            <w:vAlign w:val="center"/>
+            <w:hideMark/>
+          </w:tcPr>
+          <w:p>
+            <w:r>
+              <w:rPr>
+                <w:b/>
+                <w:bCs/>
+              </w:rPr>
+              <w:t>Repository</w:t>
+            </w:r>
+          </w:p>
+        </w:tc>
+        <w:tc>
+          <w:tcPr>
+            <w:tcW w:w="0" w:type="auto"/>
+            <w:vAlign w:val="center"/>
+            <w:hideMark/>
+          </w:tcPr>
+          <w:p>
+            <w:r>
+              <w:t>ATLAS</w:t>
+            </w:r>
+          </w:p>
+        </w:tc>
+      </w:tr>
+      <w:tr>
+        <w:trPr>
+          <w:tblCellSpacing w:w="15" w:type="dxa"/>
+        </w:trPr>
+        <w:tc>
+          <w:tcPr>
+            <w:tcW w:w="0" w:type="auto"/>
+            <w:vAlign w:val="center"/>
+            <w:hideMark/>
+          </w:tcPr>
+          <w:p>
+            <w:r>
+              <w:rPr>
+                <w:b/>
+                <w:bCs/>
+              </w:rPr>
+              <w:t>Version</w:t>
+            </w:r>
+          </w:p>
+        </w:tc>
+        <w:tc>
+          <w:tcPr>
+            <w:tcW w:w="0" w:type="auto"/>
+            <w:vAlign w:val="center"/>
+            <w:hideMark/>
+          </w:tcPr>
+          <w:p>
+            <w:r>
+              <w:t>1.0</w:t>
+            </w:r>
+          </w:p>
+        </w:tc>
+      </w:tr>
+      <w:tr>
+        <w:trPr>
+          <w:tblCellSpacing w:w="15" w:type="dxa"/>
+        </w:trPr>
+        <w:tc>
+          <w:tcPr>
+            <w:tcW w:w="0" w:type="auto"/>
+            <w:vAlign w:val="center"/>
+            <w:hideMark/>
+          </w:tcPr>
+          <w:p>
+            <w:r>
+              <w:rPr>
+                <w:b/>
+                <w:bCs/>
+              </w:rPr>
+              <w:t>Status</w:t>
+            </w:r>
+          </w:p>
+        </w:tc>
+        <w:tc>
+          <w:tcPr>
+            <w:tcW w:w="0" w:type="auto"/>
+            <w:vAlign w:val="center"/>
+            <w:hideMark/>
+          </w:tcPr>
+          <w:p>
+            <w:r>
+              <w:t>Active</w:t>
+            </w:r>
+          </w:p>
+        </w:tc>
+      </w:tr>
+      <w:tr>
+        <w:trPr>
+          <w:tblCellSpacing w:w="15" w:type="dxa"/>
+        </w:trPr>
+        <w:tc>
+          <w:tcPr>
+            <w:tcW w:w="0" w:type="auto"/>
+            <w:vAlign w:val="center"/>
+            <w:hideMark/>
+          </w:tcPr>
+          <w:p>
+            <w:r>
+              <w:rPr>
+                <w:b/>
+                <w:bCs/>
+              </w:rPr>
+              <w:t>Last Updated</w:t>
+            </w:r>
+          </w:p>
+        </w:tc>
+        <w:tc>
+          <w:tcPr>
+            <w:tcW w:w="0" w:type="auto"/>
+            <w:vAlign w:val="center"/>
+            <w:hideMark/>
+          </w:tcPr>
+          <w:p>
+            <w:r>
+              <w:t>2026-07-28</w:t>
+            </w:r>
+          </w:p>
+        </w:tc>
+      </w:tr>
+    </w:tbl>
     <w:p/>
     <w:sectPr>
       <w:pgSz w:w="11906" w:h="16838"/>
@@ -1425,8 +3016,124 @@
       </w:pPr>
     </w:lvl>
   </w:abstractNum>
+  <w:abstractNum w:abstractNumId="1" w15:restartNumberingAfterBreak="0">
+    <w:nsid w:val="2A595121"/>
+    <w:multiLevelType w:val="multilevel"/>
+    <w:tmpl w:val="2BD605DA"/>
+    <w:lvl w:ilvl="0">
+      <w:start w:val="1"/>
+      <w:numFmt w:val="decimal"/>
+      <w:lvlText w:val="%1."/>
+      <w:lvlJc w:val="left"/>
+      <w:pPr>
+        <w:tabs>
+          <w:tab w:val="num" w:pos="720"/>
+        </w:tabs>
+        <w:ind w:left="720" w:hanging="360"/>
+      </w:pPr>
+    </w:lvl>
+    <w:lvl w:ilvl="1" w:tentative="1">
+      <w:start w:val="1"/>
+      <w:numFmt w:val="decimal"/>
+      <w:lvlText w:val="%2."/>
+      <w:lvlJc w:val="left"/>
+      <w:pPr>
+        <w:tabs>
+          <w:tab w:val="num" w:pos="1440"/>
+        </w:tabs>
+        <w:ind w:left="1440" w:hanging="360"/>
+      </w:pPr>
+    </w:lvl>
+    <w:lvl w:ilvl="2" w:tentative="1">
+      <w:start w:val="1"/>
+      <w:numFmt w:val="decimal"/>
+      <w:lvlText w:val="%3."/>
+      <w:lvlJc w:val="left"/>
+      <w:pPr>
+        <w:tabs>
+          <w:tab w:val="num" w:pos="2160"/>
+        </w:tabs>
+        <w:ind w:left="2160" w:hanging="360"/>
+      </w:pPr>
+    </w:lvl>
+    <w:lvl w:ilvl="3" w:tentative="1">
+      <w:start w:val="1"/>
+      <w:numFmt w:val="decimal"/>
+      <w:lvlText w:val="%4."/>
+      <w:lvlJc w:val="left"/>
+      <w:pPr>
+        <w:tabs>
+          <w:tab w:val="num" w:pos="2880"/>
+        </w:tabs>
+        <w:ind w:left="2880" w:hanging="360"/>
+      </w:pPr>
+    </w:lvl>
+    <w:lvl w:ilvl="4" w:tentative="1">
+      <w:start w:val="1"/>
+      <w:numFmt w:val="decimal"/>
+      <w:lvlText w:val="%5."/>
+      <w:lvlJc w:val="left"/>
+      <w:pPr>
+        <w:tabs>
+          <w:tab w:val="num" w:pos="3600"/>
+        </w:tabs>
+        <w:ind w:left="3600" w:hanging="360"/>
+      </w:pPr>
+    </w:lvl>
+    <w:lvl w:ilvl="5" w:tentative="1">
+      <w:start w:val="1"/>
+      <w:numFmt w:val="decimal"/>
+      <w:lvlText w:val="%6."/>
+      <w:lvlJc w:val="left"/>
+      <w:pPr>
+        <w:tabs>
+          <w:tab w:val="num" w:pos="4320"/>
+        </w:tabs>
+        <w:ind w:left="4320" w:hanging="360"/>
+      </w:pPr>
+    </w:lvl>
+    <w:lvl w:ilvl="6" w:tentative="1">
+      <w:start w:val="1"/>
+      <w:numFmt w:val="decimal"/>
+      <w:lvlText w:val="%7."/>
+      <w:lvlJc w:val="left"/>
+      <w:pPr>
+        <w:tabs>
+          <w:tab w:val="num" w:pos="5040"/>
+        </w:tabs>
+        <w:ind w:left="5040" w:hanging="360"/>
+      </w:pPr>
+    </w:lvl>
+    <w:lvl w:ilvl="7" w:tentative="1">
+      <w:start w:val="1"/>
+      <w:numFmt w:val="decimal"/>
+      <w:lvlText w:val="%8."/>
+      <w:lvlJc w:val="left"/>
+      <w:pPr>
+        <w:tabs>
+          <w:tab w:val="num" w:pos="5760"/>
+        </w:tabs>
+        <w:ind w:left="5760" w:hanging="360"/>
+      </w:pPr>
+    </w:lvl>
+    <w:lvl w:ilvl="8" w:tentative="1">
+      <w:start w:val="1"/>
+      <w:numFmt w:val="decimal"/>
+      <w:lvlText w:val="%9."/>
+      <w:lvlJc w:val="left"/>
+      <w:pPr>
+        <w:tabs>
+          <w:tab w:val="num" w:pos="6480"/>
+        </w:tabs>
+        <w:ind w:left="6480" w:hanging="360"/>
+      </w:pPr>
+    </w:lvl>
+  </w:abstractNum>
   <w:num w:numId="1" w16cid:durableId="2058122798">
     <w:abstractNumId w:val="0"/>
+  </w:num>
+  <w:num w:numId="2" w16cid:durableId="1889296079">
+    <w:abstractNumId w:val="1"/>
   </w:num>
 </w:numbering>
 </file>
@@ -1831,6 +3538,7 @@
   <w:style w:type="paragraph" w:default="1" w:styleId="Normal">
     <w:name w:val="Normal"/>
     <w:qFormat/>
+    <w:rsid w:val="005650ED"/>
   </w:style>
   <w:style w:type="paragraph" w:styleId="Heading1">
     <w:name w:val="heading 1"/>

--- a/atlas/Registries/Category-Registry.docx
+++ b/atlas/Registries/Category-Registry.docx
@@ -105,7 +105,7 @@
     <w:p>
       <w:r>
         <w:pict w14:anchorId="177B97A9">
-          <v:rect id="_x0000_i1083" style="width:0;height:1.5pt" o:hralign="center" o:hrstd="t" o:hr="t" fillcolor="#a0a0a0" stroked="f"/>
+          <v:rect id="_x0000_i1025" style="width:0;height:1.5pt" o:hralign="center" o:hrstd="t" o:hr="t" fillcolor="#a0a0a0" stroked="f"/>
         </w:pict>
       </w:r>
     </w:p>
@@ -359,7 +359,7 @@
     <w:p>
       <w:r>
         <w:pict w14:anchorId="7B75F726">
-          <v:rect id="_x0000_i1084" style="width:0;height:1.5pt" o:hralign="center" o:hrstd="t" o:hr="t" fillcolor="#a0a0a0" stroked="f"/>
+          <v:rect id="_x0000_i1026" style="width:0;height:1.5pt" o:hralign="center" o:hrstd="t" o:hr="t" fillcolor="#a0a0a0" stroked="f"/>
         </w:pict>
       </w:r>
     </w:p>
@@ -646,7 +646,7 @@
           </w:tcPr>
           <w:p>
             <w:r>
-              <w:t>Planned</w:t>
+              <w:t>Active</w:t>
             </w:r>
           </w:p>
         </w:tc>
@@ -1208,7 +1208,7 @@
     <w:p>
       <w:r>
         <w:pict w14:anchorId="779754F4">
-          <v:rect id="_x0000_i1085" style="width:0;height:1.5pt" o:hralign="center" o:hrstd="t" o:hr="t" fillcolor="#a0a0a0" stroked="f"/>
+          <v:rect id="_x0000_i1027" style="width:0;height:1.5pt" o:hralign="center" o:hrstd="t" o:hr="t" fillcolor="#a0a0a0" stroked="f"/>
         </w:pict>
       </w:r>
     </w:p>
@@ -1356,52 +1356,52 @@
           </w:tcPr>
           <w:p>
             <w:r>
+              <w:t>75</w:t>
+            </w:r>
+          </w:p>
+        </w:tc>
+      </w:tr>
+      <w:tr>
+        <w:trPr>
+          <w:tblCellSpacing w:w="15" w:type="dxa"/>
+        </w:trPr>
+        <w:tc>
+          <w:tcPr>
+            <w:tcW w:w="0" w:type="auto"/>
+            <w:vAlign w:val="center"/>
+            <w:hideMark/>
+          </w:tcPr>
+          <w:p>
+            <w:r>
+              <w:rPr>
+                <w:b/>
+                <w:bCs/>
+              </w:rPr>
+              <w:t>OS</w:t>
+            </w:r>
+          </w:p>
+        </w:tc>
+        <w:tc>
+          <w:tcPr>
+            <w:tcW w:w="0" w:type="auto"/>
+            <w:vAlign w:val="center"/>
+            <w:hideMark/>
+          </w:tcPr>
+          <w:p>
+            <w:r>
+              <w:t>Operating Systems</w:t>
+            </w:r>
+          </w:p>
+        </w:tc>
+        <w:tc>
+          <w:tcPr>
+            <w:tcW w:w="0" w:type="auto"/>
+            <w:vAlign w:val="center"/>
+            <w:hideMark/>
+          </w:tcPr>
+          <w:p>
+            <w:r>
               <w:t>25</w:t>
-            </w:r>
-          </w:p>
-        </w:tc>
-      </w:tr>
-      <w:tr>
-        <w:trPr>
-          <w:tblCellSpacing w:w="15" w:type="dxa"/>
-        </w:trPr>
-        <w:tc>
-          <w:tcPr>
-            <w:tcW w:w="0" w:type="auto"/>
-            <w:vAlign w:val="center"/>
-            <w:hideMark/>
-          </w:tcPr>
-          <w:p>
-            <w:r>
-              <w:rPr>
-                <w:b/>
-                <w:bCs/>
-              </w:rPr>
-              <w:t>OS</w:t>
-            </w:r>
-          </w:p>
-        </w:tc>
-        <w:tc>
-          <w:tcPr>
-            <w:tcW w:w="0" w:type="auto"/>
-            <w:vAlign w:val="center"/>
-            <w:hideMark/>
-          </w:tcPr>
-          <w:p>
-            <w:r>
-              <w:t>Operating Systems</w:t>
-            </w:r>
-          </w:p>
-        </w:tc>
-        <w:tc>
-          <w:tcPr>
-            <w:tcW w:w="0" w:type="auto"/>
-            <w:vAlign w:val="center"/>
-            <w:hideMark/>
-          </w:tcPr>
-          <w:p>
-            <w:r>
-              <w:t>0</w:t>
             </w:r>
           </w:p>
         </w:tc>
@@ -1770,7 +1770,7 @@
     <w:p>
       <w:r>
         <w:pict w14:anchorId="03A30111">
-          <v:rect id="_x0000_i1086" style="width:0;height:1.5pt" o:hralign="center" o:hrstd="t" o:hr="t" fillcolor="#a0a0a0" stroked="f"/>
+          <v:rect id="_x0000_i1028" style="width:0;height:1.5pt" o:hralign="center" o:hrstd="t" o:hr="t" fillcolor="#a0a0a0" stroked="f"/>
         </w:pict>
       </w:r>
     </w:p>
@@ -1932,7 +1932,7 @@
     <w:p>
       <w:r>
         <w:pict w14:anchorId="1F6C965C">
-          <v:rect id="_x0000_i1087" style="width:0;height:1.5pt" o:hralign="center" o:hrstd="t" o:hr="t" fillcolor="#a0a0a0" stroked="f"/>
+          <v:rect id="_x0000_i1029" style="width:0;height:1.5pt" o:hralign="center" o:hrstd="t" o:hr="t" fillcolor="#a0a0a0" stroked="f"/>
         </w:pict>
       </w:r>
     </w:p>
@@ -2078,7 +2078,7 @@
           </w:tcPr>
           <w:p>
             <w:r>
-              <w:t>1</w:t>
+              <w:t>2</w:t>
             </w:r>
           </w:p>
         </w:tc>
@@ -2111,7 +2111,7 @@
           </w:tcPr>
           <w:p>
             <w:r>
-              <w:t>9</w:t>
+              <w:t>8</w:t>
             </w:r>
           </w:p>
         </w:tc>
@@ -2177,7 +2177,7 @@
           </w:tcPr>
           <w:p>
             <w:r>
-              <w:t>25</w:t>
+              <w:t>100</w:t>
             </w:r>
           </w:p>
         </w:tc>
@@ -2210,7 +2210,10 @@
           </w:tcPr>
           <w:p>
             <w:r>
-              <w:t>2026-07-28</w:t>
+              <w:t>2026-07-</w:t>
+            </w:r>
+            <w:r>
+              <w:t>30</w:t>
             </w:r>
           </w:p>
         </w:tc>
@@ -2219,7 +2222,7 @@
     <w:p>
       <w:r>
         <w:pict w14:anchorId="23D10F35">
-          <v:rect id="_x0000_i1088" style="width:0;height:1.5pt" o:hralign="center" o:hrstd="t" o:hr="t" fillcolor="#a0a0a0" stroked="f"/>
+          <v:rect id="_x0000_i1030" style="width:0;height:1.5pt" o:hralign="center" o:hrstd="t" o:hr="t" fillcolor="#a0a0a0" stroked="f"/>
         </w:pict>
       </w:r>
     </w:p>
@@ -2639,7 +2642,7 @@
     <w:p>
       <w:r>
         <w:pict w14:anchorId="2641182E">
-          <v:rect id="_x0000_i1089" style="width:0;height:1.5pt" o:hralign="center" o:hrstd="t" o:hr="t" fillcolor="#a0a0a0" stroked="f"/>
+          <v:rect id="_x0000_i1031" style="width:0;height:1.5pt" o:hralign="center" o:hrstd="t" o:hr="t" fillcolor="#a0a0a0" stroked="f"/>
         </w:pict>
       </w:r>
     </w:p>
@@ -2884,7 +2887,10 @@
           </w:tcPr>
           <w:p>
             <w:r>
-              <w:t>2026-07-28</w:t>
+              <w:t>2026-07-</w:t>
+            </w:r>
+            <w:r>
+              <w:t>30</w:t>
             </w:r>
           </w:p>
         </w:tc>
@@ -3741,6 +3747,7 @@
   <w:style w:type="character" w:default="1" w:styleId="DefaultParagraphFont">
     <w:name w:val="Default Paragraph Font"/>
     <w:uiPriority w:val="1"/>
+    <w:semiHidden/>
     <w:unhideWhenUsed/>
   </w:style>
   <w:style w:type="table" w:default="1" w:styleId="TableNormal">

--- a/atlas/Registries/Category-Registry.docx
+++ b/atlas/Registries/Category-Registry.docx
@@ -1,6 +1,6 @@
 
 <file path=word/document.xml><?xml version="1.0" encoding="utf-8"?>
-<w:document xmlns:wpc="http://schemas.microsoft.com/office/word/2010/wordprocessingCanvas" xmlns:cx="http://schemas.microsoft.com/office/drawing/2014/chartex" xmlns:cx1="http://schemas.microsoft.com/office/drawing/2015/9/8/chartex" xmlns:cx2="http://schemas.microsoft.com/office/drawing/2015/10/21/chartex" xmlns:cx3="http://schemas.microsoft.com/office/drawing/2016/5/9/chartex" xmlns:cx4="http://schemas.microsoft.com/office/drawing/2016/5/10/chartex" xmlns:cx5="http://schemas.microsoft.com/office/drawing/2016/5/11/chartex" xmlns:cx6="http://schemas.microsoft.com/office/drawing/2016/5/12/chartex" xmlns:cx7="http://schemas.microsoft.com/office/drawing/2016/5/13/chartex" xmlns:cx8="http://schemas.microsoft.com/office/drawing/2016/5/14/chartex" xmlns:mc="http://schemas.openxmlformats.org/markup-compatibility/2006" xmlns:aink="http://schemas.microsoft.com/office/drawing/2016/ink" xmlns:am3d="http://schemas.microsoft.com/office/drawing/2017/model3d" xmlns:o="urn:schemas-microsoft-com:office:office" xmlns:oel="http://schemas.microsoft.com/office/2019/extlst" xmlns:r="http://schemas.openxmlformats.org/officeDocument/2006/relationships" xmlns:m="http://schemas.openxmlformats.org/officeDocument/2006/math" xmlns:v="urn:schemas-microsoft-com:vml" xmlns:wp14="http://schemas.microsoft.com/office/word/2010/wordprocessingDrawing" xmlns:wp="http://schemas.openxmlformats.org/drawingml/2006/wordprocessingDrawing" xmlns:w10="urn:schemas-microsoft-com:office:word" xmlns:w="http://schemas.openxmlformats.org/wordprocessingml/2006/main" xmlns:w14="http://schemas.microsoft.com/office/word/2010/wordml" xmlns:w15="http://schemas.microsoft.com/office/word/2012/wordml" xmlns:w16cex="http://schemas.microsoft.com/office/word/2018/wordml/cex" xmlns:w16cid="http://schemas.microsoft.com/office/word/2016/wordml/cid" xmlns:w16="http://schemas.microsoft.com/office/word/2018/wordml" xmlns:w16du="http://schemas.microsoft.com/office/word/2023/wordml/word16du" xmlns:w16sdtdh="http://schemas.microsoft.com/office/word/2020/wordml/sdtdatahash" xmlns:w16sdtfl="http://schemas.microsoft.com/office/word/2024/wordml/sdtformatlock" xmlns:w16se="http://schemas.microsoft.com/office/word/2015/wordml/symex" xmlns:wpg="http://schemas.microsoft.com/office/word/2010/wordprocessingGroup" xmlns:wpi="http://schemas.microsoft.com/office/word/2010/wordprocessingInk" xmlns:wne="http://schemas.microsoft.com/office/word/2006/wordml" xmlns:wps="http://schemas.microsoft.com/office/word/2010/wordprocessingShape" mc:Ignorable="w14 w15 w16se w16cid w16 w16cex w16sdtdh w16sdtfl w16du wp14">
+<w:document xmlns:wpc="http://schemas.microsoft.com/office/word/2010/wordprocessingCanvas" xmlns:cx="http://schemas.microsoft.com/office/drawing/2014/chartex" xmlns:cx1="http://schemas.microsoft.com/office/drawing/2015/9/8/chartex" xmlns:cx2="http://schemas.microsoft.com/office/drawing/2015/10/21/chartex" xmlns:cx3="http://schemas.microsoft.com/office/drawing/2016/5/9/chartex" xmlns:cx4="http://schemas.microsoft.com/office/drawing/2016/5/10/chartex" xmlns:cx5="http://schemas.microsoft.com/office/drawing/2016/5/11/chartex" xmlns:cx6="http://schemas.microsoft.com/office/drawing/2016/5/12/chartex" xmlns:cx7="http://schemas.microsoft.com/office/drawing/2016/5/13/chartex" xmlns:cx8="http://schemas.microsoft.com/office/drawing/2016/5/14/chartex" xmlns:mc="http://schemas.openxmlformats.org/markup-compatibility/2006" xmlns:aink="http://schemas.microsoft.com/office/drawing/2016/ink" xmlns:am3d="http://schemas.microsoft.com/office/drawing/2017/model3d" xmlns:o="urn:schemas-microsoft-com:office:office" xmlns:oel="http://schemas.microsoft.com/office/2019/extlst" xmlns:r="http://schemas.openxmlformats.org/officeDocument/2006/relationships" xmlns:m="http://schemas.openxmlformats.org/officeDocument/2006/math" xmlns:v="urn:schemas-microsoft-com:vml" xmlns:wp14="http://schemas.microsoft.com/office/word/2010/wordprocessingDrawing" xmlns:wp="http://schemas.openxmlformats.org/drawingml/2006/wordprocessingDrawing" xmlns:w10="urn:schemas-microsoft-com:office:word" xmlns:w="http://schemas.openxmlformats.org/wordprocessingml/2006/main" xmlns:w14="http://schemas.microsoft.com/office/word/2010/wordml" xmlns:w15="http://schemas.microsoft.com/office/word/2012/wordml" xmlns:w16cei="http://schemas.microsoft.com/office/word/2026/wordml/cei" xmlns:w16cex="http://schemas.microsoft.com/office/word/2018/wordml/cex" xmlns:w16cid="http://schemas.microsoft.com/office/word/2016/wordml/cid" xmlns:w16="http://schemas.microsoft.com/office/word/2018/wordml" xmlns:w16du="http://schemas.microsoft.com/office/word/2023/wordml/word16du" xmlns:w16sdtdh="http://schemas.microsoft.com/office/word/2020/wordml/sdtdatahash" xmlns:w16sdtfl="http://schemas.microsoft.com/office/word/2024/wordml/sdtformatlock" xmlns:w16se="http://schemas.microsoft.com/office/word/2015/wordml/symex" xmlns:wpg="http://schemas.microsoft.com/office/word/2010/wordprocessingGroup" xmlns:wpi="http://schemas.microsoft.com/office/word/2010/wordprocessingInk" xmlns:wne="http://schemas.microsoft.com/office/word/2006/wordml" xmlns:wps="http://schemas.microsoft.com/office/word/2010/wordprocessingShape" mc:Ignorable="w14 w15 w16se w16cid w16 w16cex w16sdtdh w16sdtfl w16du wp14">
   <w:body>
     <w:p>
       <w:pPr>
@@ -104,8 +104,8 @@
     </w:p>
     <w:p>
       <w:r>
-        <w:pict w14:anchorId="177B97A9">
-          <v:rect id="_x0000_i1025" style="width:0;height:1.5pt" o:hralign="center" o:hrstd="t" o:hr="t" fillcolor="#a0a0a0" stroked="f"/>
+        <w:pict w14:anchorId="75EE4C65">
+          <v:rect id="_x0000_i1039" style="width:0;height:1.5pt" o:hralign="center" o:hrstd="t" o:hr="t" fillcolor="#a0a0a0" stroked="f"/>
         </w:pict>
       </w:r>
     </w:p>
@@ -358,8 +358,8 @@
     </w:tbl>
     <w:p>
       <w:r>
-        <w:pict w14:anchorId="7B75F726">
-          <v:rect id="_x0000_i1026" style="width:0;height:1.5pt" o:hralign="center" o:hrstd="t" o:hr="t" fillcolor="#a0a0a0" stroked="f"/>
+        <w:pict w14:anchorId="51F5AC50">
+          <v:rect id="_x0000_i1040" style="width:0;height:1.5pt" o:hralign="center" o:hrstd="t" o:hr="t" fillcolor="#a0a0a0" stroked="f"/>
         </w:pict>
       </w:r>
     </w:p>
@@ -853,7 +853,7 @@
           </w:tcPr>
           <w:p>
             <w:r>
-              <w:t>Planned</w:t>
+              <w:t>Active</w:t>
             </w:r>
           </w:p>
         </w:tc>
@@ -1207,8 +1207,8 @@
     </w:tbl>
     <w:p>
       <w:r>
-        <w:pict w14:anchorId="779754F4">
-          <v:rect id="_x0000_i1027" style="width:0;height:1.5pt" o:hralign="center" o:hrstd="t" o:hr="t" fillcolor="#a0a0a0" stroked="f"/>
+        <w:pict w14:anchorId="58E04903">
+          <v:rect id="_x0000_i1041" style="width:0;height:1.5pt" o:hralign="center" o:hrstd="t" o:hr="t" fillcolor="#a0a0a0" stroked="f"/>
         </w:pict>
       </w:r>
     </w:p>
@@ -1536,7 +1536,7 @@
           </w:tcPr>
           <w:p>
             <w:r>
-              <w:t>0</w:t>
+              <w:t>25</w:t>
             </w:r>
           </w:p>
         </w:tc>
@@ -1769,8 +1769,8 @@
     </w:tbl>
     <w:p>
       <w:r>
-        <w:pict w14:anchorId="03A30111">
-          <v:rect id="_x0000_i1028" style="width:0;height:1.5pt" o:hralign="center" o:hrstd="t" o:hr="t" fillcolor="#a0a0a0" stroked="f"/>
+        <w:pict w14:anchorId="2F5DCAAA">
+          <v:rect id="_x0000_i1042" style="width:0;height:1.5pt" o:hralign="center" o:hrstd="t" o:hr="t" fillcolor="#a0a0a0" stroked="f"/>
         </w:pict>
       </w:r>
     </w:p>
@@ -1931,8 +1931,8 @@
     </w:p>
     <w:p>
       <w:r>
-        <w:pict w14:anchorId="1F6C965C">
-          <v:rect id="_x0000_i1029" style="width:0;height:1.5pt" o:hralign="center" o:hrstd="t" o:hr="t" fillcolor="#a0a0a0" stroked="f"/>
+        <w:pict w14:anchorId="3C3495AE">
+          <v:rect id="_x0000_i1043" style="width:0;height:1.5pt" o:hralign="center" o:hrstd="t" o:hr="t" fillcolor="#a0a0a0" stroked="f"/>
         </w:pict>
       </w:r>
     </w:p>
@@ -2076,11 +2076,7 @@
             <w:vAlign w:val="center"/>
             <w:hideMark/>
           </w:tcPr>
-          <w:p>
-            <w:r>
-              <w:t>2</w:t>
-            </w:r>
-          </w:p>
+          <w:p/>
         </w:tc>
       </w:tr>
       <w:tr>
@@ -2111,7 +2107,7 @@
           </w:tcPr>
           <w:p>
             <w:r>
-              <w:t>8</w:t>
+              <w:t>7</w:t>
             </w:r>
           </w:p>
         </w:tc>
@@ -2177,7 +2173,13 @@
           </w:tcPr>
           <w:p>
             <w:r>
-              <w:t>100</w:t>
+              <w:t>1</w:t>
+            </w:r>
+            <w:r>
+              <w:t>5</w:t>
+            </w:r>
+            <w:r>
+              <w:t>0</w:t>
             </w:r>
           </w:p>
         </w:tc>
@@ -2221,8 +2223,8 @@
     </w:tbl>
     <w:p>
       <w:r>
-        <w:pict w14:anchorId="23D10F35">
-          <v:rect id="_x0000_i1030" style="width:0;height:1.5pt" o:hralign="center" o:hrstd="t" o:hr="t" fillcolor="#a0a0a0" stroked="f"/>
+        <w:pict w14:anchorId="485EF759">
+          <v:rect id="_x0000_i1044" style="width:0;height:1.5pt" o:hralign="center" o:hrstd="t" o:hr="t" fillcolor="#a0a0a0" stroked="f"/>
         </w:pict>
       </w:r>
     </w:p>
@@ -2641,8 +2643,8 @@
     </w:tbl>
     <w:p>
       <w:r>
-        <w:pict w14:anchorId="2641182E">
-          <v:rect id="_x0000_i1031" style="width:0;height:1.5pt" o:hralign="center" o:hrstd="t" o:hr="t" fillcolor="#a0a0a0" stroked="f"/>
+        <w:pict w14:anchorId="7E43E194">
+          <v:rect id="_x0000_i1045" style="width:0;height:1.5pt" o:hralign="center" o:hrstd="t" o:hr="t" fillcolor="#a0a0a0" stroked="f"/>
         </w:pict>
       </w:r>
     </w:p>
@@ -2821,7 +2823,10 @@
           </w:tcPr>
           <w:p>
             <w:r>
-              <w:t>1.0</w:t>
+              <w:t>1.</w:t>
+            </w:r>
+            <w:r>
+              <w:t>5</w:t>
             </w:r>
           </w:p>
         </w:tc>
@@ -2896,6 +2901,7 @@
         </w:tc>
       </w:tr>
     </w:tbl>
+    <w:p/>
     <w:p/>
     <w:sectPr>
       <w:pgSz w:w="11906" w:h="16838"/>
@@ -2908,7 +2914,7 @@
 </file>
 
 <file path=word/numbering.xml><?xml version="1.0" encoding="utf-8"?>
-<w:numbering xmlns:wpc="http://schemas.microsoft.com/office/word/2010/wordprocessingCanvas" xmlns:cx="http://schemas.microsoft.com/office/drawing/2014/chartex" xmlns:cx1="http://schemas.microsoft.com/office/drawing/2015/9/8/chartex" xmlns:cx2="http://schemas.microsoft.com/office/drawing/2015/10/21/chartex" xmlns:cx3="http://schemas.microsoft.com/office/drawing/2016/5/9/chartex" xmlns:cx4="http://schemas.microsoft.com/office/drawing/2016/5/10/chartex" xmlns:cx5="http://schemas.microsoft.com/office/drawing/2016/5/11/chartex" xmlns:cx6="http://schemas.microsoft.com/office/drawing/2016/5/12/chartex" xmlns:cx7="http://schemas.microsoft.com/office/drawing/2016/5/13/chartex" xmlns:cx8="http://schemas.microsoft.com/office/drawing/2016/5/14/chartex" xmlns:mc="http://schemas.openxmlformats.org/markup-compatibility/2006" xmlns:aink="http://schemas.microsoft.com/office/drawing/2016/ink" xmlns:am3d="http://schemas.microsoft.com/office/drawing/2017/model3d" xmlns:o="urn:schemas-microsoft-com:office:office" xmlns:oel="http://schemas.microsoft.com/office/2019/extlst" xmlns:r="http://schemas.openxmlformats.org/officeDocument/2006/relationships" xmlns:m="http://schemas.openxmlformats.org/officeDocument/2006/math" xmlns:v="urn:schemas-microsoft-com:vml" xmlns:wp14="http://schemas.microsoft.com/office/word/2010/wordprocessingDrawing" xmlns:wp="http://schemas.openxmlformats.org/drawingml/2006/wordprocessingDrawing" xmlns:w10="urn:schemas-microsoft-com:office:word" xmlns:w="http://schemas.openxmlformats.org/wordprocessingml/2006/main" xmlns:w14="http://schemas.microsoft.com/office/word/2010/wordml" xmlns:w15="http://schemas.microsoft.com/office/word/2012/wordml" xmlns:w16cex="http://schemas.microsoft.com/office/word/2018/wordml/cex" xmlns:w16cid="http://schemas.microsoft.com/office/word/2016/wordml/cid" xmlns:w16="http://schemas.microsoft.com/office/word/2018/wordml" xmlns:w16du="http://schemas.microsoft.com/office/word/2023/wordml/word16du" xmlns:w16sdtdh="http://schemas.microsoft.com/office/word/2020/wordml/sdtdatahash" xmlns:w16sdtfl="http://schemas.microsoft.com/office/word/2024/wordml/sdtformatlock" xmlns:w16se="http://schemas.microsoft.com/office/word/2015/wordml/symex" xmlns:wpg="http://schemas.microsoft.com/office/word/2010/wordprocessingGroup" xmlns:wpi="http://schemas.microsoft.com/office/word/2010/wordprocessingInk" xmlns:wne="http://schemas.microsoft.com/office/word/2006/wordml" xmlns:wps="http://schemas.microsoft.com/office/word/2010/wordprocessingShape" mc:Ignorable="w14 w15 w16se w16cid w16 w16cex w16sdtdh w16sdtfl w16du wp14">
+<w:numbering xmlns:wpc="http://schemas.microsoft.com/office/word/2010/wordprocessingCanvas" xmlns:cx="http://schemas.microsoft.com/office/drawing/2014/chartex" xmlns:cx1="http://schemas.microsoft.com/office/drawing/2015/9/8/chartex" xmlns:cx2="http://schemas.microsoft.com/office/drawing/2015/10/21/chartex" xmlns:cx3="http://schemas.microsoft.com/office/drawing/2016/5/9/chartex" xmlns:cx4="http://schemas.microsoft.com/office/drawing/2016/5/10/chartex" xmlns:cx5="http://schemas.microsoft.com/office/drawing/2016/5/11/chartex" xmlns:cx6="http://schemas.microsoft.com/office/drawing/2016/5/12/chartex" xmlns:cx7="http://schemas.microsoft.com/office/drawing/2016/5/13/chartex" xmlns:cx8="http://schemas.microsoft.com/office/drawing/2016/5/14/chartex" xmlns:mc="http://schemas.openxmlformats.org/markup-compatibility/2006" xmlns:aink="http://schemas.microsoft.com/office/drawing/2016/ink" xmlns:am3d="http://schemas.microsoft.com/office/drawing/2017/model3d" xmlns:o="urn:schemas-microsoft-com:office:office" xmlns:oel="http://schemas.microsoft.com/office/2019/extlst" xmlns:r="http://schemas.openxmlformats.org/officeDocument/2006/relationships" xmlns:m="http://schemas.openxmlformats.org/officeDocument/2006/math" xmlns:v="urn:schemas-microsoft-com:vml" xmlns:wp14="http://schemas.microsoft.com/office/word/2010/wordprocessingDrawing" xmlns:wp="http://schemas.openxmlformats.org/drawingml/2006/wordprocessingDrawing" xmlns:w10="urn:schemas-microsoft-com:office:word" xmlns:w="http://schemas.openxmlformats.org/wordprocessingml/2006/main" xmlns:w14="http://schemas.microsoft.com/office/word/2010/wordml" xmlns:w15="http://schemas.microsoft.com/office/word/2012/wordml" xmlns:w16cei="http://schemas.microsoft.com/office/word/2026/wordml/cei" xmlns:w16cex="http://schemas.microsoft.com/office/word/2018/wordml/cex" xmlns:w16cid="http://schemas.microsoft.com/office/word/2016/wordml/cid" xmlns:w16="http://schemas.microsoft.com/office/word/2018/wordml" xmlns:w16du="http://schemas.microsoft.com/office/word/2023/wordml/word16du" xmlns:w16sdtdh="http://schemas.microsoft.com/office/word/2020/wordml/sdtdatahash" xmlns:w16sdtfl="http://schemas.microsoft.com/office/word/2024/wordml/sdtformatlock" xmlns:w16se="http://schemas.microsoft.com/office/word/2015/wordml/symex" xmlns:wpg="http://schemas.microsoft.com/office/word/2010/wordprocessingGroup" xmlns:wpi="http://schemas.microsoft.com/office/word/2010/wordprocessingInk" xmlns:wne="http://schemas.microsoft.com/office/word/2006/wordml" xmlns:wps="http://schemas.microsoft.com/office/word/2010/wordprocessingShape" mc:Ignorable="w14 w15 w16se w16cid w16 w16cex w16sdtdh w16sdtfl w16du wp14">
   <w:abstractNum w:abstractNumId="0" w15:restartNumberingAfterBreak="0">
     <w:nsid w:val="24BF5B0A"/>
     <w:multiLevelType w:val="multilevel"/>
@@ -3544,7 +3550,7 @@
   <w:style w:type="paragraph" w:default="1" w:styleId="Normal">
     <w:name w:val="Normal"/>
     <w:qFormat/>
-    <w:rsid w:val="005650ED"/>
+    <w:rsid w:val="004F14AD"/>
   </w:style>
   <w:style w:type="paragraph" w:styleId="Heading1">
     <w:name w:val="heading 1"/>

--- a/atlas/Registries/Category-Registry.docx
+++ b/atlas/Registries/Category-Registry.docx
@@ -105,7 +105,7 @@
     <w:p>
       <w:r>
         <w:pict w14:anchorId="75EE4C65">
-          <v:rect id="_x0000_i1039" style="width:0;height:1.5pt" o:hralign="center" o:hrstd="t" o:hr="t" fillcolor="#a0a0a0" stroked="f"/>
+          <v:rect id="_x0000_i1025" style="width:0;height:1.5pt" o:hralign="center" o:hrstd="t" o:hr="t" fillcolor="#a0a0a0" stroked="f"/>
         </w:pict>
       </w:r>
     </w:p>
@@ -359,7 +359,7 @@
     <w:p>
       <w:r>
         <w:pict w14:anchorId="51F5AC50">
-          <v:rect id="_x0000_i1040" style="width:0;height:1.5pt" o:hralign="center" o:hrstd="t" o:hr="t" fillcolor="#a0a0a0" stroked="f"/>
+          <v:rect id="_x0000_i1026" style="width:0;height:1.5pt" o:hralign="center" o:hrstd="t" o:hr="t" fillcolor="#a0a0a0" stroked="f"/>
         </w:pict>
       </w:r>
     </w:p>
@@ -784,7 +784,7 @@
           </w:tcPr>
           <w:p>
             <w:r>
-              <w:t>Planned</w:t>
+              <w:t>Active</w:t>
             </w:r>
           </w:p>
         </w:tc>
@@ -1208,7 +1208,7 @@
     <w:p>
       <w:r>
         <w:pict w14:anchorId="58E04903">
-          <v:rect id="_x0000_i1041" style="width:0;height:1.5pt" o:hralign="center" o:hrstd="t" o:hr="t" fillcolor="#a0a0a0" stroked="f"/>
+          <v:rect id="_x0000_i1027" style="width:0;height:1.5pt" o:hralign="center" o:hrstd="t" o:hr="t" fillcolor="#a0a0a0" stroked="f"/>
         </w:pict>
       </w:r>
     </w:p>
@@ -1401,7 +1401,7 @@
           </w:tcPr>
           <w:p>
             <w:r>
-              <w:t>25</w:t>
+              <w:t>50</w:t>
             </w:r>
           </w:p>
         </w:tc>
@@ -1491,7 +1491,7 @@
           </w:tcPr>
           <w:p>
             <w:r>
-              <w:t>0</w:t>
+              <w:t>50</w:t>
             </w:r>
           </w:p>
         </w:tc>
@@ -1536,7 +1536,7 @@
           </w:tcPr>
           <w:p>
             <w:r>
-              <w:t>25</w:t>
+              <w:t>50</w:t>
             </w:r>
           </w:p>
         </w:tc>
@@ -1770,7 +1770,7 @@
     <w:p>
       <w:r>
         <w:pict w14:anchorId="2F5DCAAA">
-          <v:rect id="_x0000_i1042" style="width:0;height:1.5pt" o:hralign="center" o:hrstd="t" o:hr="t" fillcolor="#a0a0a0" stroked="f"/>
+          <v:rect id="_x0000_i1028" style="width:0;height:1.5pt" o:hralign="center" o:hrstd="t" o:hr="t" fillcolor="#a0a0a0" stroked="f"/>
         </w:pict>
       </w:r>
     </w:p>
@@ -1932,7 +1932,7 @@
     <w:p>
       <w:r>
         <w:pict w14:anchorId="3C3495AE">
-          <v:rect id="_x0000_i1043" style="width:0;height:1.5pt" o:hralign="center" o:hrstd="t" o:hr="t" fillcolor="#a0a0a0" stroked="f"/>
+          <v:rect id="_x0000_i1029" style="width:0;height:1.5pt" o:hralign="center" o:hrstd="t" o:hr="t" fillcolor="#a0a0a0" stroked="f"/>
         </w:pict>
       </w:r>
     </w:p>
@@ -2107,7 +2107,7 @@
           </w:tcPr>
           <w:p>
             <w:r>
-              <w:t>7</w:t>
+              <w:t>6</w:t>
             </w:r>
           </w:p>
         </w:tc>
@@ -2173,13 +2173,7 @@
           </w:tcPr>
           <w:p>
             <w:r>
-              <w:t>1</w:t>
-            </w:r>
-            <w:r>
-              <w:t>5</w:t>
-            </w:r>
-            <w:r>
-              <w:t>0</w:t>
+              <w:t>225</w:t>
             </w:r>
           </w:p>
         </w:tc>
@@ -2212,10 +2206,10 @@
           </w:tcPr>
           <w:p>
             <w:r>
-              <w:t>2026-07-</w:t>
-            </w:r>
-            <w:r>
-              <w:t>30</w:t>
+              <w:t>2026-</w:t>
+            </w:r>
+            <w:r>
+              <w:t>08-04</w:t>
             </w:r>
           </w:p>
         </w:tc>
@@ -2224,7 +2218,7 @@
     <w:p>
       <w:r>
         <w:pict w14:anchorId="485EF759">
-          <v:rect id="_x0000_i1044" style="width:0;height:1.5pt" o:hralign="center" o:hrstd="t" o:hr="t" fillcolor="#a0a0a0" stroked="f"/>
+          <v:rect id="_x0000_i1030" style="width:0;height:1.5pt" o:hralign="center" o:hrstd="t" o:hr="t" fillcolor="#a0a0a0" stroked="f"/>
         </w:pict>
       </w:r>
     </w:p>
@@ -2644,7 +2638,7 @@
     <w:p>
       <w:r>
         <w:pict w14:anchorId="7E43E194">
-          <v:rect id="_x0000_i1045" style="width:0;height:1.5pt" o:hralign="center" o:hrstd="t" o:hr="t" fillcolor="#a0a0a0" stroked="f"/>
+          <v:rect id="_x0000_i1031" style="width:0;height:1.5pt" o:hralign="center" o:hrstd="t" o:hr="t" fillcolor="#a0a0a0" stroked="f"/>
         </w:pict>
       </w:r>
     </w:p>

--- a/atlas/Registries/Category-Registry.docx
+++ b/atlas/Registries/Category-Registry.docx
@@ -715,7 +715,7 @@
           </w:tcPr>
           <w:p>
             <w:r>
-              <w:t>Planned</w:t>
+              <w:t>Active</w:t>
             </w:r>
           </w:p>
         </w:tc>
@@ -1446,7 +1446,7 @@
           </w:tcPr>
           <w:p>
             <w:r>
-              <w:t>0</w:t>
+              <w:t>50</w:t>
             </w:r>
           </w:p>
         </w:tc>
@@ -2107,7 +2107,7 @@
           </w:tcPr>
           <w:p>
             <w:r>
-              <w:t>6</w:t>
+              <w:t>5</w:t>
             </w:r>
           </w:p>
         </w:tc>
@@ -2173,7 +2173,10 @@
           </w:tcPr>
           <w:p>
             <w:r>
-              <w:t>225</w:t>
+              <w:t>2</w:t>
+            </w:r>
+            <w:r>
+              <w:t>75</w:t>
             </w:r>
           </w:p>
         </w:tc>

--- a/atlas/Registries/Category-Registry.docx
+++ b/atlas/Registries/Category-Registry.docx
@@ -34,79 +34,12 @@
     </w:p>
     <w:p>
       <w:r>
-        <w:t xml:space="preserve">The </w:t>
-      </w:r>
-      <w:r>
-        <w:rPr>
-          <w:b/>
-          <w:bCs/>
-        </w:rPr>
-        <w:t>Category Registry</w:t>
-      </w:r>
-      <w:r>
-        <w:t xml:space="preserve"> serves as the authoritative master index of all </w:t>
-      </w:r>
-      <w:r>
-        <w:rPr>
-          <w:b/>
-          <w:bCs/>
-        </w:rPr>
-        <w:t>Human Friction Categories</w:t>
-      </w:r>
-      <w:r>
-        <w:t xml:space="preserve"> defined within the </w:t>
-      </w:r>
-      <w:r>
-        <w:rPr>
-          <w:b/>
-          <w:bCs/>
-        </w:rPr>
-        <w:t>ATLAS</w:t>
-      </w:r>
-      <w:r>
-        <w:t xml:space="preserve"> taxonomy. It establishes the official </w:t>
-      </w:r>
-      <w:r>
-        <w:rPr>
-          <w:b/>
-          <w:bCs/>
-        </w:rPr>
-        <w:t>Category Identifiers (Category IDs)</w:t>
-      </w:r>
-      <w:r>
-        <w:t xml:space="preserve">, </w:t>
-      </w:r>
-      <w:r>
-        <w:rPr>
-          <w:b/>
-          <w:bCs/>
-        </w:rPr>
-        <w:t>APID prefixes</w:t>
-      </w:r>
-      <w:r>
-        <w:t>, category names, and their primary research domains, ensuring every Human Friction is consistently classified throughout the repository.</w:t>
+        <w:t>The Category Registry serves as the authoritative master index of all Human Friction Categories defined within the ATLAS taxonomy. It establishes the official Category Identifiers (Category IDs), APID prefixes, category names, and their primary research domains, ensuring every Human Friction is consistently classified throughout the repository.</w:t>
       </w:r>
     </w:p>
     <w:p>
       <w:r>
-        <w:t xml:space="preserve">The Category Registry functions as the </w:t>
-      </w:r>
-      <w:r>
-        <w:rPr>
-          <w:b/>
-          <w:bCs/>
-        </w:rPr>
-        <w:t>single source of truth</w:t>
-      </w:r>
-      <w:r>
-        <w:t xml:space="preserve"> for category definitions and APID prefix assignments.</w:t>
-      </w:r>
-    </w:p>
-    <w:p>
-      <w:r>
-        <w:pict w14:anchorId="75EE4C65">
-          <v:rect id="_x0000_i1025" style="width:0;height:1.5pt" o:hralign="center" o:hrstd="t" o:hr="t" fillcolor="#a0a0a0" stroked="f"/>
-        </w:pict>
+        <w:t>The Category Registry functions as the single source of truth for category definitions and APID prefix assignments.</w:t>
       </w:r>
     </w:p>
     <w:p>
@@ -137,8 +70,8 @@
         <w:tblLook w:val="04A0" w:firstRow="1" w:lastRow="0" w:firstColumn="1" w:lastColumn="0" w:noHBand="0" w:noVBand="1"/>
       </w:tblPr>
       <w:tblGrid>
-        <w:gridCol w:w="1350"/>
-        <w:gridCol w:w="6676"/>
+        <w:gridCol w:w="1710"/>
+        <w:gridCol w:w="7036"/>
       </w:tblGrid>
       <w:tr>
         <w:trPr>
@@ -148,16 +81,22 @@
         <w:tc>
           <w:tcPr>
             <w:tcW w:w="0" w:type="auto"/>
-            <w:vAlign w:val="center"/>
-            <w:hideMark/>
-          </w:tcPr>
-          <w:p>
-            <w:pPr>
-              <w:rPr>
-                <w:b/>
-                <w:bCs/>
-              </w:rPr>
-            </w:pPr>
+            <w:tcBorders>
+              <w:top w:val="single" w:sz="6" w:space="0" w:color="C4C7C5"/>
+              <w:left w:val="single" w:sz="6" w:space="0" w:color="C4C7C5"/>
+              <w:bottom w:val="single" w:sz="6" w:space="0" w:color="C4C7C5"/>
+              <w:right w:val="single" w:sz="6" w:space="0" w:color="C4C7C5"/>
+            </w:tcBorders>
+            <w:tcMar>
+              <w:top w:w="120" w:type="dxa"/>
+              <w:left w:w="180" w:type="dxa"/>
+              <w:bottom w:w="120" w:type="dxa"/>
+              <w:right w:w="180" w:type="dxa"/>
+            </w:tcMar>
+            <w:vAlign w:val="center"/>
+            <w:hideMark/>
+          </w:tcPr>
+          <w:p>
             <w:r>
               <w:rPr>
                 <w:b/>
@@ -170,16 +109,22 @@
         <w:tc>
           <w:tcPr>
             <w:tcW w:w="0" w:type="auto"/>
-            <w:vAlign w:val="center"/>
-            <w:hideMark/>
-          </w:tcPr>
-          <w:p>
-            <w:pPr>
-              <w:rPr>
-                <w:b/>
-                <w:bCs/>
-              </w:rPr>
-            </w:pPr>
+            <w:tcBorders>
+              <w:top w:val="single" w:sz="6" w:space="0" w:color="C4C7C5"/>
+              <w:left w:val="single" w:sz="6" w:space="0" w:color="C4C7C5"/>
+              <w:bottom w:val="single" w:sz="6" w:space="0" w:color="C4C7C5"/>
+              <w:right w:val="single" w:sz="6" w:space="0" w:color="C4C7C5"/>
+            </w:tcBorders>
+            <w:tcMar>
+              <w:top w:w="120" w:type="dxa"/>
+              <w:left w:w="180" w:type="dxa"/>
+              <w:bottom w:w="120" w:type="dxa"/>
+              <w:right w:w="180" w:type="dxa"/>
+            </w:tcMar>
+            <w:vAlign w:val="center"/>
+            <w:hideMark/>
+          </w:tcPr>
+          <w:p>
             <w:r>
               <w:rPr>
                 <w:b/>
@@ -197,6 +142,18 @@
         <w:tc>
           <w:tcPr>
             <w:tcW w:w="0" w:type="auto"/>
+            <w:tcBorders>
+              <w:top w:val="single" w:sz="6" w:space="0" w:color="C4C7C5"/>
+              <w:left w:val="single" w:sz="6" w:space="0" w:color="C4C7C5"/>
+              <w:bottom w:val="single" w:sz="6" w:space="0" w:color="C4C7C5"/>
+              <w:right w:val="single" w:sz="6" w:space="0" w:color="C4C7C5"/>
+            </w:tcBorders>
+            <w:tcMar>
+              <w:top w:w="120" w:type="dxa"/>
+              <w:left w:w="180" w:type="dxa"/>
+              <w:bottom w:w="120" w:type="dxa"/>
+              <w:right w:w="180" w:type="dxa"/>
+            </w:tcMar>
             <w:vAlign w:val="center"/>
             <w:hideMark/>
           </w:tcPr>
@@ -213,6 +170,18 @@
         <w:tc>
           <w:tcPr>
             <w:tcW w:w="0" w:type="auto"/>
+            <w:tcBorders>
+              <w:top w:val="single" w:sz="6" w:space="0" w:color="C4C7C5"/>
+              <w:left w:val="single" w:sz="6" w:space="0" w:color="C4C7C5"/>
+              <w:bottom w:val="single" w:sz="6" w:space="0" w:color="C4C7C5"/>
+              <w:right w:val="single" w:sz="6" w:space="0" w:color="C4C7C5"/>
+            </w:tcBorders>
+            <w:tcMar>
+              <w:top w:w="120" w:type="dxa"/>
+              <w:left w:w="180" w:type="dxa"/>
+              <w:bottom w:w="120" w:type="dxa"/>
+              <w:right w:w="180" w:type="dxa"/>
+            </w:tcMar>
             <w:vAlign w:val="center"/>
             <w:hideMark/>
           </w:tcPr>
@@ -230,6 +199,18 @@
         <w:tc>
           <w:tcPr>
             <w:tcW w:w="0" w:type="auto"/>
+            <w:tcBorders>
+              <w:top w:val="single" w:sz="6" w:space="0" w:color="C4C7C5"/>
+              <w:left w:val="single" w:sz="6" w:space="0" w:color="C4C7C5"/>
+              <w:bottom w:val="single" w:sz="6" w:space="0" w:color="C4C7C5"/>
+              <w:right w:val="single" w:sz="6" w:space="0" w:color="C4C7C5"/>
+            </w:tcBorders>
+            <w:tcMar>
+              <w:top w:w="120" w:type="dxa"/>
+              <w:left w:w="180" w:type="dxa"/>
+              <w:bottom w:w="120" w:type="dxa"/>
+              <w:right w:w="180" w:type="dxa"/>
+            </w:tcMar>
             <w:vAlign w:val="center"/>
             <w:hideMark/>
           </w:tcPr>
@@ -246,6 +227,18 @@
         <w:tc>
           <w:tcPr>
             <w:tcW w:w="0" w:type="auto"/>
+            <w:tcBorders>
+              <w:top w:val="single" w:sz="6" w:space="0" w:color="C4C7C5"/>
+              <w:left w:val="single" w:sz="6" w:space="0" w:color="C4C7C5"/>
+              <w:bottom w:val="single" w:sz="6" w:space="0" w:color="C4C7C5"/>
+              <w:right w:val="single" w:sz="6" w:space="0" w:color="C4C7C5"/>
+            </w:tcBorders>
+            <w:tcMar>
+              <w:top w:w="120" w:type="dxa"/>
+              <w:left w:w="180" w:type="dxa"/>
+              <w:bottom w:w="120" w:type="dxa"/>
+              <w:right w:w="180" w:type="dxa"/>
+            </w:tcMar>
             <w:vAlign w:val="center"/>
             <w:hideMark/>
           </w:tcPr>
@@ -263,6 +256,18 @@
         <w:tc>
           <w:tcPr>
             <w:tcW w:w="0" w:type="auto"/>
+            <w:tcBorders>
+              <w:top w:val="single" w:sz="6" w:space="0" w:color="C4C7C5"/>
+              <w:left w:val="single" w:sz="6" w:space="0" w:color="C4C7C5"/>
+              <w:bottom w:val="single" w:sz="6" w:space="0" w:color="C4C7C5"/>
+              <w:right w:val="single" w:sz="6" w:space="0" w:color="C4C7C5"/>
+            </w:tcBorders>
+            <w:tcMar>
+              <w:top w:w="120" w:type="dxa"/>
+              <w:left w:w="180" w:type="dxa"/>
+              <w:bottom w:w="120" w:type="dxa"/>
+              <w:right w:w="180" w:type="dxa"/>
+            </w:tcMar>
             <w:vAlign w:val="center"/>
             <w:hideMark/>
           </w:tcPr>
@@ -279,6 +284,18 @@
         <w:tc>
           <w:tcPr>
             <w:tcW w:w="0" w:type="auto"/>
+            <w:tcBorders>
+              <w:top w:val="single" w:sz="6" w:space="0" w:color="C4C7C5"/>
+              <w:left w:val="single" w:sz="6" w:space="0" w:color="C4C7C5"/>
+              <w:bottom w:val="single" w:sz="6" w:space="0" w:color="C4C7C5"/>
+              <w:right w:val="single" w:sz="6" w:space="0" w:color="C4C7C5"/>
+            </w:tcBorders>
+            <w:tcMar>
+              <w:top w:w="120" w:type="dxa"/>
+              <w:left w:w="180" w:type="dxa"/>
+              <w:bottom w:w="120" w:type="dxa"/>
+              <w:right w:w="180" w:type="dxa"/>
+            </w:tcMar>
             <w:vAlign w:val="center"/>
             <w:hideMark/>
           </w:tcPr>
@@ -296,6 +313,18 @@
         <w:tc>
           <w:tcPr>
             <w:tcW w:w="0" w:type="auto"/>
+            <w:tcBorders>
+              <w:top w:val="single" w:sz="6" w:space="0" w:color="C4C7C5"/>
+              <w:left w:val="single" w:sz="6" w:space="0" w:color="C4C7C5"/>
+              <w:bottom w:val="single" w:sz="6" w:space="0" w:color="C4C7C5"/>
+              <w:right w:val="single" w:sz="6" w:space="0" w:color="C4C7C5"/>
+            </w:tcBorders>
+            <w:tcMar>
+              <w:top w:w="120" w:type="dxa"/>
+              <w:left w:w="180" w:type="dxa"/>
+              <w:bottom w:w="120" w:type="dxa"/>
+              <w:right w:w="180" w:type="dxa"/>
+            </w:tcMar>
             <w:vAlign w:val="center"/>
             <w:hideMark/>
           </w:tcPr>
@@ -312,6 +341,18 @@
         <w:tc>
           <w:tcPr>
             <w:tcW w:w="0" w:type="auto"/>
+            <w:tcBorders>
+              <w:top w:val="single" w:sz="6" w:space="0" w:color="C4C7C5"/>
+              <w:left w:val="single" w:sz="6" w:space="0" w:color="C4C7C5"/>
+              <w:bottom w:val="single" w:sz="6" w:space="0" w:color="C4C7C5"/>
+              <w:right w:val="single" w:sz="6" w:space="0" w:color="C4C7C5"/>
+            </w:tcBorders>
+            <w:tcMar>
+              <w:top w:w="120" w:type="dxa"/>
+              <w:left w:w="180" w:type="dxa"/>
+              <w:bottom w:w="120" w:type="dxa"/>
+              <w:right w:w="180" w:type="dxa"/>
+            </w:tcMar>
             <w:vAlign w:val="center"/>
             <w:hideMark/>
           </w:tcPr>
@@ -329,6 +370,18 @@
         <w:tc>
           <w:tcPr>
             <w:tcW w:w="0" w:type="auto"/>
+            <w:tcBorders>
+              <w:top w:val="single" w:sz="6" w:space="0" w:color="C4C7C5"/>
+              <w:left w:val="single" w:sz="6" w:space="0" w:color="C4C7C5"/>
+              <w:bottom w:val="single" w:sz="6" w:space="0" w:color="C4C7C5"/>
+              <w:right w:val="single" w:sz="6" w:space="0" w:color="C4C7C5"/>
+            </w:tcBorders>
+            <w:tcMar>
+              <w:top w:w="120" w:type="dxa"/>
+              <w:left w:w="180" w:type="dxa"/>
+              <w:bottom w:w="120" w:type="dxa"/>
+              <w:right w:w="180" w:type="dxa"/>
+            </w:tcMar>
             <w:vAlign w:val="center"/>
             <w:hideMark/>
           </w:tcPr>
@@ -345,6 +398,18 @@
         <w:tc>
           <w:tcPr>
             <w:tcW w:w="0" w:type="auto"/>
+            <w:tcBorders>
+              <w:top w:val="single" w:sz="6" w:space="0" w:color="C4C7C5"/>
+              <w:left w:val="single" w:sz="6" w:space="0" w:color="C4C7C5"/>
+              <w:bottom w:val="single" w:sz="6" w:space="0" w:color="C4C7C5"/>
+              <w:right w:val="single" w:sz="6" w:space="0" w:color="C4C7C5"/>
+            </w:tcBorders>
+            <w:tcMar>
+              <w:top w:w="120" w:type="dxa"/>
+              <w:left w:w="180" w:type="dxa"/>
+              <w:bottom w:w="120" w:type="dxa"/>
+              <w:right w:w="180" w:type="dxa"/>
+            </w:tcMar>
             <w:vAlign w:val="center"/>
             <w:hideMark/>
           </w:tcPr>
@@ -356,13 +421,6 @@
         </w:tc>
       </w:tr>
     </w:tbl>
-    <w:p>
-      <w:r>
-        <w:pict w14:anchorId="51F5AC50">
-          <v:rect id="_x0000_i1026" style="width:0;height:1.5pt" o:hralign="center" o:hrstd="t" o:hr="t" fillcolor="#a0a0a0" stroked="f"/>
-        </w:pict>
-      </w:r>
-    </w:p>
     <w:p>
       <w:pPr>
         <w:rPr>
@@ -391,11 +449,11 @@
         <w:tblLook w:val="04A0" w:firstRow="1" w:lastRow="0" w:firstColumn="1" w:lastColumn="0" w:noHBand="0" w:noVBand="1"/>
       </w:tblPr>
       <w:tblGrid>
-        <w:gridCol w:w="1350"/>
-        <w:gridCol w:w="686"/>
-        <w:gridCol w:w="2937"/>
-        <w:gridCol w:w="1920"/>
-        <w:gridCol w:w="923"/>
+        <w:gridCol w:w="1635"/>
+        <w:gridCol w:w="1046"/>
+        <w:gridCol w:w="2949"/>
+        <w:gridCol w:w="2097"/>
+        <w:gridCol w:w="1283"/>
       </w:tblGrid>
       <w:tr>
         <w:trPr>
@@ -405,16 +463,22 @@
         <w:tc>
           <w:tcPr>
             <w:tcW w:w="0" w:type="auto"/>
-            <w:vAlign w:val="center"/>
-            <w:hideMark/>
-          </w:tcPr>
-          <w:p>
-            <w:pPr>
-              <w:rPr>
-                <w:b/>
-                <w:bCs/>
-              </w:rPr>
-            </w:pPr>
+            <w:tcBorders>
+              <w:top w:val="single" w:sz="6" w:space="0" w:color="C4C7C5"/>
+              <w:left w:val="single" w:sz="6" w:space="0" w:color="C4C7C5"/>
+              <w:bottom w:val="single" w:sz="6" w:space="0" w:color="C4C7C5"/>
+              <w:right w:val="single" w:sz="6" w:space="0" w:color="C4C7C5"/>
+            </w:tcBorders>
+            <w:tcMar>
+              <w:top w:w="120" w:type="dxa"/>
+              <w:left w:w="180" w:type="dxa"/>
+              <w:bottom w:w="120" w:type="dxa"/>
+              <w:right w:w="180" w:type="dxa"/>
+            </w:tcMar>
+            <w:vAlign w:val="center"/>
+            <w:hideMark/>
+          </w:tcPr>
+          <w:p>
             <w:r>
               <w:rPr>
                 <w:b/>
@@ -427,16 +491,22 @@
         <w:tc>
           <w:tcPr>
             <w:tcW w:w="0" w:type="auto"/>
-            <w:vAlign w:val="center"/>
-            <w:hideMark/>
-          </w:tcPr>
-          <w:p>
-            <w:pPr>
-              <w:rPr>
-                <w:b/>
-                <w:bCs/>
-              </w:rPr>
-            </w:pPr>
+            <w:tcBorders>
+              <w:top w:val="single" w:sz="6" w:space="0" w:color="C4C7C5"/>
+              <w:left w:val="single" w:sz="6" w:space="0" w:color="C4C7C5"/>
+              <w:bottom w:val="single" w:sz="6" w:space="0" w:color="C4C7C5"/>
+              <w:right w:val="single" w:sz="6" w:space="0" w:color="C4C7C5"/>
+            </w:tcBorders>
+            <w:tcMar>
+              <w:top w:w="120" w:type="dxa"/>
+              <w:left w:w="180" w:type="dxa"/>
+              <w:bottom w:w="120" w:type="dxa"/>
+              <w:right w:w="180" w:type="dxa"/>
+            </w:tcMar>
+            <w:vAlign w:val="center"/>
+            <w:hideMark/>
+          </w:tcPr>
+          <w:p>
             <w:r>
               <w:rPr>
                 <w:b/>
@@ -449,16 +519,22 @@
         <w:tc>
           <w:tcPr>
             <w:tcW w:w="0" w:type="auto"/>
-            <w:vAlign w:val="center"/>
-            <w:hideMark/>
-          </w:tcPr>
-          <w:p>
-            <w:pPr>
-              <w:rPr>
-                <w:b/>
-                <w:bCs/>
-              </w:rPr>
-            </w:pPr>
+            <w:tcBorders>
+              <w:top w:val="single" w:sz="6" w:space="0" w:color="C4C7C5"/>
+              <w:left w:val="single" w:sz="6" w:space="0" w:color="C4C7C5"/>
+              <w:bottom w:val="single" w:sz="6" w:space="0" w:color="C4C7C5"/>
+              <w:right w:val="single" w:sz="6" w:space="0" w:color="C4C7C5"/>
+            </w:tcBorders>
+            <w:tcMar>
+              <w:top w:w="120" w:type="dxa"/>
+              <w:left w:w="180" w:type="dxa"/>
+              <w:bottom w:w="120" w:type="dxa"/>
+              <w:right w:w="180" w:type="dxa"/>
+            </w:tcMar>
+            <w:vAlign w:val="center"/>
+            <w:hideMark/>
+          </w:tcPr>
+          <w:p>
             <w:r>
               <w:rPr>
                 <w:b/>
@@ -471,16 +547,22 @@
         <w:tc>
           <w:tcPr>
             <w:tcW w:w="0" w:type="auto"/>
-            <w:vAlign w:val="center"/>
-            <w:hideMark/>
-          </w:tcPr>
-          <w:p>
-            <w:pPr>
-              <w:rPr>
-                <w:b/>
-                <w:bCs/>
-              </w:rPr>
-            </w:pPr>
+            <w:tcBorders>
+              <w:top w:val="single" w:sz="6" w:space="0" w:color="C4C7C5"/>
+              <w:left w:val="single" w:sz="6" w:space="0" w:color="C4C7C5"/>
+              <w:bottom w:val="single" w:sz="6" w:space="0" w:color="C4C7C5"/>
+              <w:right w:val="single" w:sz="6" w:space="0" w:color="C4C7C5"/>
+            </w:tcBorders>
+            <w:tcMar>
+              <w:top w:w="120" w:type="dxa"/>
+              <w:left w:w="180" w:type="dxa"/>
+              <w:bottom w:w="120" w:type="dxa"/>
+              <w:right w:w="180" w:type="dxa"/>
+            </w:tcMar>
+            <w:vAlign w:val="center"/>
+            <w:hideMark/>
+          </w:tcPr>
+          <w:p>
             <w:r>
               <w:rPr>
                 <w:b/>
@@ -493,16 +575,22 @@
         <w:tc>
           <w:tcPr>
             <w:tcW w:w="0" w:type="auto"/>
-            <w:vAlign w:val="center"/>
-            <w:hideMark/>
-          </w:tcPr>
-          <w:p>
-            <w:pPr>
-              <w:rPr>
-                <w:b/>
-                <w:bCs/>
-              </w:rPr>
-            </w:pPr>
+            <w:tcBorders>
+              <w:top w:val="single" w:sz="6" w:space="0" w:color="C4C7C5"/>
+              <w:left w:val="single" w:sz="6" w:space="0" w:color="C4C7C5"/>
+              <w:bottom w:val="single" w:sz="6" w:space="0" w:color="C4C7C5"/>
+              <w:right w:val="single" w:sz="6" w:space="0" w:color="C4C7C5"/>
+            </w:tcBorders>
+            <w:tcMar>
+              <w:top w:w="120" w:type="dxa"/>
+              <w:left w:w="180" w:type="dxa"/>
+              <w:bottom w:w="120" w:type="dxa"/>
+              <w:right w:w="180" w:type="dxa"/>
+            </w:tcMar>
+            <w:vAlign w:val="center"/>
+            <w:hideMark/>
+          </w:tcPr>
+          <w:p>
             <w:r>
               <w:rPr>
                 <w:b/>
@@ -520,15 +608,23 @@
         <w:tc>
           <w:tcPr>
             <w:tcW w:w="0" w:type="auto"/>
-            <w:vAlign w:val="center"/>
-            <w:hideMark/>
-          </w:tcPr>
-          <w:p>
-            <w:r>
-              <w:rPr>
-                <w:b/>
-                <w:bCs/>
-              </w:rPr>
+            <w:tcBorders>
+              <w:top w:val="single" w:sz="6" w:space="0" w:color="C4C7C5"/>
+              <w:left w:val="single" w:sz="6" w:space="0" w:color="C4C7C5"/>
+              <w:bottom w:val="single" w:sz="6" w:space="0" w:color="C4C7C5"/>
+              <w:right w:val="single" w:sz="6" w:space="0" w:color="C4C7C5"/>
+            </w:tcBorders>
+            <w:tcMar>
+              <w:top w:w="120" w:type="dxa"/>
+              <w:left w:w="180" w:type="dxa"/>
+              <w:bottom w:w="120" w:type="dxa"/>
+              <w:right w:w="180" w:type="dxa"/>
+            </w:tcMar>
+            <w:vAlign w:val="center"/>
+            <w:hideMark/>
+          </w:tcPr>
+          <w:p>
+            <w:r>
               <w:t>CAT-001</w:t>
             </w:r>
           </w:p>
@@ -536,6 +632,18 @@
         <w:tc>
           <w:tcPr>
             <w:tcW w:w="0" w:type="auto"/>
+            <w:tcBorders>
+              <w:top w:val="single" w:sz="6" w:space="0" w:color="C4C7C5"/>
+              <w:left w:val="single" w:sz="6" w:space="0" w:color="C4C7C5"/>
+              <w:bottom w:val="single" w:sz="6" w:space="0" w:color="C4C7C5"/>
+              <w:right w:val="single" w:sz="6" w:space="0" w:color="C4C7C5"/>
+            </w:tcBorders>
+            <w:tcMar>
+              <w:top w:w="120" w:type="dxa"/>
+              <w:left w:w="180" w:type="dxa"/>
+              <w:bottom w:w="120" w:type="dxa"/>
+              <w:right w:w="180" w:type="dxa"/>
+            </w:tcMar>
             <w:vAlign w:val="center"/>
             <w:hideMark/>
           </w:tcPr>
@@ -548,6 +656,18 @@
         <w:tc>
           <w:tcPr>
             <w:tcW w:w="0" w:type="auto"/>
+            <w:tcBorders>
+              <w:top w:val="single" w:sz="6" w:space="0" w:color="C4C7C5"/>
+              <w:left w:val="single" w:sz="6" w:space="0" w:color="C4C7C5"/>
+              <w:bottom w:val="single" w:sz="6" w:space="0" w:color="C4C7C5"/>
+              <w:right w:val="single" w:sz="6" w:space="0" w:color="C4C7C5"/>
+            </w:tcBorders>
+            <w:tcMar>
+              <w:top w:w="120" w:type="dxa"/>
+              <w:left w:w="180" w:type="dxa"/>
+              <w:bottom w:w="120" w:type="dxa"/>
+              <w:right w:w="180" w:type="dxa"/>
+            </w:tcMar>
             <w:vAlign w:val="center"/>
             <w:hideMark/>
           </w:tcPr>
@@ -560,6 +680,18 @@
         <w:tc>
           <w:tcPr>
             <w:tcW w:w="0" w:type="auto"/>
+            <w:tcBorders>
+              <w:top w:val="single" w:sz="6" w:space="0" w:color="C4C7C5"/>
+              <w:left w:val="single" w:sz="6" w:space="0" w:color="C4C7C5"/>
+              <w:bottom w:val="single" w:sz="6" w:space="0" w:color="C4C7C5"/>
+              <w:right w:val="single" w:sz="6" w:space="0" w:color="C4C7C5"/>
+            </w:tcBorders>
+            <w:tcMar>
+              <w:top w:w="120" w:type="dxa"/>
+              <w:left w:w="180" w:type="dxa"/>
+              <w:bottom w:w="120" w:type="dxa"/>
+              <w:right w:w="180" w:type="dxa"/>
+            </w:tcMar>
             <w:vAlign w:val="center"/>
             <w:hideMark/>
           </w:tcPr>
@@ -572,6 +704,18 @@
         <w:tc>
           <w:tcPr>
             <w:tcW w:w="0" w:type="auto"/>
+            <w:tcBorders>
+              <w:top w:val="single" w:sz="6" w:space="0" w:color="C4C7C5"/>
+              <w:left w:val="single" w:sz="6" w:space="0" w:color="C4C7C5"/>
+              <w:bottom w:val="single" w:sz="6" w:space="0" w:color="C4C7C5"/>
+              <w:right w:val="single" w:sz="6" w:space="0" w:color="C4C7C5"/>
+            </w:tcBorders>
+            <w:tcMar>
+              <w:top w:w="120" w:type="dxa"/>
+              <w:left w:w="180" w:type="dxa"/>
+              <w:bottom w:w="120" w:type="dxa"/>
+              <w:right w:w="180" w:type="dxa"/>
+            </w:tcMar>
             <w:vAlign w:val="center"/>
             <w:hideMark/>
           </w:tcPr>
@@ -589,15 +733,23 @@
         <w:tc>
           <w:tcPr>
             <w:tcW w:w="0" w:type="auto"/>
-            <w:vAlign w:val="center"/>
-            <w:hideMark/>
-          </w:tcPr>
-          <w:p>
-            <w:r>
-              <w:rPr>
-                <w:b/>
-                <w:bCs/>
-              </w:rPr>
+            <w:tcBorders>
+              <w:top w:val="single" w:sz="6" w:space="0" w:color="C4C7C5"/>
+              <w:left w:val="single" w:sz="6" w:space="0" w:color="C4C7C5"/>
+              <w:bottom w:val="single" w:sz="6" w:space="0" w:color="C4C7C5"/>
+              <w:right w:val="single" w:sz="6" w:space="0" w:color="C4C7C5"/>
+            </w:tcBorders>
+            <w:tcMar>
+              <w:top w:w="120" w:type="dxa"/>
+              <w:left w:w="180" w:type="dxa"/>
+              <w:bottom w:w="120" w:type="dxa"/>
+              <w:right w:w="180" w:type="dxa"/>
+            </w:tcMar>
+            <w:vAlign w:val="center"/>
+            <w:hideMark/>
+          </w:tcPr>
+          <w:p>
+            <w:r>
               <w:t>CAT-002</w:t>
             </w:r>
           </w:p>
@@ -605,6 +757,18 @@
         <w:tc>
           <w:tcPr>
             <w:tcW w:w="0" w:type="auto"/>
+            <w:tcBorders>
+              <w:top w:val="single" w:sz="6" w:space="0" w:color="C4C7C5"/>
+              <w:left w:val="single" w:sz="6" w:space="0" w:color="C4C7C5"/>
+              <w:bottom w:val="single" w:sz="6" w:space="0" w:color="C4C7C5"/>
+              <w:right w:val="single" w:sz="6" w:space="0" w:color="C4C7C5"/>
+            </w:tcBorders>
+            <w:tcMar>
+              <w:top w:w="120" w:type="dxa"/>
+              <w:left w:w="180" w:type="dxa"/>
+              <w:bottom w:w="120" w:type="dxa"/>
+              <w:right w:w="180" w:type="dxa"/>
+            </w:tcMar>
             <w:vAlign w:val="center"/>
             <w:hideMark/>
           </w:tcPr>
@@ -617,6 +781,18 @@
         <w:tc>
           <w:tcPr>
             <w:tcW w:w="0" w:type="auto"/>
+            <w:tcBorders>
+              <w:top w:val="single" w:sz="6" w:space="0" w:color="C4C7C5"/>
+              <w:left w:val="single" w:sz="6" w:space="0" w:color="C4C7C5"/>
+              <w:bottom w:val="single" w:sz="6" w:space="0" w:color="C4C7C5"/>
+              <w:right w:val="single" w:sz="6" w:space="0" w:color="C4C7C5"/>
+            </w:tcBorders>
+            <w:tcMar>
+              <w:top w:w="120" w:type="dxa"/>
+              <w:left w:w="180" w:type="dxa"/>
+              <w:bottom w:w="120" w:type="dxa"/>
+              <w:right w:w="180" w:type="dxa"/>
+            </w:tcMar>
             <w:vAlign w:val="center"/>
             <w:hideMark/>
           </w:tcPr>
@@ -629,6 +805,18 @@
         <w:tc>
           <w:tcPr>
             <w:tcW w:w="0" w:type="auto"/>
+            <w:tcBorders>
+              <w:top w:val="single" w:sz="6" w:space="0" w:color="C4C7C5"/>
+              <w:left w:val="single" w:sz="6" w:space="0" w:color="C4C7C5"/>
+              <w:bottom w:val="single" w:sz="6" w:space="0" w:color="C4C7C5"/>
+              <w:right w:val="single" w:sz="6" w:space="0" w:color="C4C7C5"/>
+            </w:tcBorders>
+            <w:tcMar>
+              <w:top w:w="120" w:type="dxa"/>
+              <w:left w:w="180" w:type="dxa"/>
+              <w:bottom w:w="120" w:type="dxa"/>
+              <w:right w:w="180" w:type="dxa"/>
+            </w:tcMar>
             <w:vAlign w:val="center"/>
             <w:hideMark/>
           </w:tcPr>
@@ -641,6 +829,18 @@
         <w:tc>
           <w:tcPr>
             <w:tcW w:w="0" w:type="auto"/>
+            <w:tcBorders>
+              <w:top w:val="single" w:sz="6" w:space="0" w:color="C4C7C5"/>
+              <w:left w:val="single" w:sz="6" w:space="0" w:color="C4C7C5"/>
+              <w:bottom w:val="single" w:sz="6" w:space="0" w:color="C4C7C5"/>
+              <w:right w:val="single" w:sz="6" w:space="0" w:color="C4C7C5"/>
+            </w:tcBorders>
+            <w:tcMar>
+              <w:top w:w="120" w:type="dxa"/>
+              <w:left w:w="180" w:type="dxa"/>
+              <w:bottom w:w="120" w:type="dxa"/>
+              <w:right w:w="180" w:type="dxa"/>
+            </w:tcMar>
             <w:vAlign w:val="center"/>
             <w:hideMark/>
           </w:tcPr>
@@ -658,15 +858,24 @@
         <w:tc>
           <w:tcPr>
             <w:tcW w:w="0" w:type="auto"/>
-            <w:vAlign w:val="center"/>
-            <w:hideMark/>
-          </w:tcPr>
-          <w:p>
-            <w:r>
-              <w:rPr>
-                <w:b/>
-                <w:bCs/>
-              </w:rPr>
+            <w:tcBorders>
+              <w:top w:val="single" w:sz="6" w:space="0" w:color="C4C7C5"/>
+              <w:left w:val="single" w:sz="6" w:space="0" w:color="C4C7C5"/>
+              <w:bottom w:val="single" w:sz="6" w:space="0" w:color="C4C7C5"/>
+              <w:right w:val="single" w:sz="6" w:space="0" w:color="C4C7C5"/>
+            </w:tcBorders>
+            <w:tcMar>
+              <w:top w:w="120" w:type="dxa"/>
+              <w:left w:w="180" w:type="dxa"/>
+              <w:bottom w:w="120" w:type="dxa"/>
+              <w:right w:w="180" w:type="dxa"/>
+            </w:tcMar>
+            <w:vAlign w:val="center"/>
+            <w:hideMark/>
+          </w:tcPr>
+          <w:p>
+            <w:r>
+              <w:lastRenderedPageBreak/>
               <w:t>CAT-003</w:t>
             </w:r>
           </w:p>
@@ -674,6 +883,18 @@
         <w:tc>
           <w:tcPr>
             <w:tcW w:w="0" w:type="auto"/>
+            <w:tcBorders>
+              <w:top w:val="single" w:sz="6" w:space="0" w:color="C4C7C5"/>
+              <w:left w:val="single" w:sz="6" w:space="0" w:color="C4C7C5"/>
+              <w:bottom w:val="single" w:sz="6" w:space="0" w:color="C4C7C5"/>
+              <w:right w:val="single" w:sz="6" w:space="0" w:color="C4C7C5"/>
+            </w:tcBorders>
+            <w:tcMar>
+              <w:top w:w="120" w:type="dxa"/>
+              <w:left w:w="180" w:type="dxa"/>
+              <w:bottom w:w="120" w:type="dxa"/>
+              <w:right w:w="180" w:type="dxa"/>
+            </w:tcMar>
             <w:vAlign w:val="center"/>
             <w:hideMark/>
           </w:tcPr>
@@ -686,6 +907,18 @@
         <w:tc>
           <w:tcPr>
             <w:tcW w:w="0" w:type="auto"/>
+            <w:tcBorders>
+              <w:top w:val="single" w:sz="6" w:space="0" w:color="C4C7C5"/>
+              <w:left w:val="single" w:sz="6" w:space="0" w:color="C4C7C5"/>
+              <w:bottom w:val="single" w:sz="6" w:space="0" w:color="C4C7C5"/>
+              <w:right w:val="single" w:sz="6" w:space="0" w:color="C4C7C5"/>
+            </w:tcBorders>
+            <w:tcMar>
+              <w:top w:w="120" w:type="dxa"/>
+              <w:left w:w="180" w:type="dxa"/>
+              <w:bottom w:w="120" w:type="dxa"/>
+              <w:right w:w="180" w:type="dxa"/>
+            </w:tcMar>
             <w:vAlign w:val="center"/>
             <w:hideMark/>
           </w:tcPr>
@@ -698,6 +931,18 @@
         <w:tc>
           <w:tcPr>
             <w:tcW w:w="0" w:type="auto"/>
+            <w:tcBorders>
+              <w:top w:val="single" w:sz="6" w:space="0" w:color="C4C7C5"/>
+              <w:left w:val="single" w:sz="6" w:space="0" w:color="C4C7C5"/>
+              <w:bottom w:val="single" w:sz="6" w:space="0" w:color="C4C7C5"/>
+              <w:right w:val="single" w:sz="6" w:space="0" w:color="C4C7C5"/>
+            </w:tcBorders>
+            <w:tcMar>
+              <w:top w:w="120" w:type="dxa"/>
+              <w:left w:w="180" w:type="dxa"/>
+              <w:bottom w:w="120" w:type="dxa"/>
+              <w:right w:w="180" w:type="dxa"/>
+            </w:tcMar>
             <w:vAlign w:val="center"/>
             <w:hideMark/>
           </w:tcPr>
@@ -710,6 +955,18 @@
         <w:tc>
           <w:tcPr>
             <w:tcW w:w="0" w:type="auto"/>
+            <w:tcBorders>
+              <w:top w:val="single" w:sz="6" w:space="0" w:color="C4C7C5"/>
+              <w:left w:val="single" w:sz="6" w:space="0" w:color="C4C7C5"/>
+              <w:bottom w:val="single" w:sz="6" w:space="0" w:color="C4C7C5"/>
+              <w:right w:val="single" w:sz="6" w:space="0" w:color="C4C7C5"/>
+            </w:tcBorders>
+            <w:tcMar>
+              <w:top w:w="120" w:type="dxa"/>
+              <w:left w:w="180" w:type="dxa"/>
+              <w:bottom w:w="120" w:type="dxa"/>
+              <w:right w:w="180" w:type="dxa"/>
+            </w:tcMar>
             <w:vAlign w:val="center"/>
             <w:hideMark/>
           </w:tcPr>
@@ -727,15 +984,23 @@
         <w:tc>
           <w:tcPr>
             <w:tcW w:w="0" w:type="auto"/>
-            <w:vAlign w:val="center"/>
-            <w:hideMark/>
-          </w:tcPr>
-          <w:p>
-            <w:r>
-              <w:rPr>
-                <w:b/>
-                <w:bCs/>
-              </w:rPr>
+            <w:tcBorders>
+              <w:top w:val="single" w:sz="6" w:space="0" w:color="C4C7C5"/>
+              <w:left w:val="single" w:sz="6" w:space="0" w:color="C4C7C5"/>
+              <w:bottom w:val="single" w:sz="6" w:space="0" w:color="C4C7C5"/>
+              <w:right w:val="single" w:sz="6" w:space="0" w:color="C4C7C5"/>
+            </w:tcBorders>
+            <w:tcMar>
+              <w:top w:w="120" w:type="dxa"/>
+              <w:left w:w="180" w:type="dxa"/>
+              <w:bottom w:w="120" w:type="dxa"/>
+              <w:right w:w="180" w:type="dxa"/>
+            </w:tcMar>
+            <w:vAlign w:val="center"/>
+            <w:hideMark/>
+          </w:tcPr>
+          <w:p>
+            <w:r>
               <w:t>CAT-004</w:t>
             </w:r>
           </w:p>
@@ -743,6 +1008,18 @@
         <w:tc>
           <w:tcPr>
             <w:tcW w:w="0" w:type="auto"/>
+            <w:tcBorders>
+              <w:top w:val="single" w:sz="6" w:space="0" w:color="C4C7C5"/>
+              <w:left w:val="single" w:sz="6" w:space="0" w:color="C4C7C5"/>
+              <w:bottom w:val="single" w:sz="6" w:space="0" w:color="C4C7C5"/>
+              <w:right w:val="single" w:sz="6" w:space="0" w:color="C4C7C5"/>
+            </w:tcBorders>
+            <w:tcMar>
+              <w:top w:w="120" w:type="dxa"/>
+              <w:left w:w="180" w:type="dxa"/>
+              <w:bottom w:w="120" w:type="dxa"/>
+              <w:right w:w="180" w:type="dxa"/>
+            </w:tcMar>
             <w:vAlign w:val="center"/>
             <w:hideMark/>
           </w:tcPr>
@@ -755,6 +1032,18 @@
         <w:tc>
           <w:tcPr>
             <w:tcW w:w="0" w:type="auto"/>
+            <w:tcBorders>
+              <w:top w:val="single" w:sz="6" w:space="0" w:color="C4C7C5"/>
+              <w:left w:val="single" w:sz="6" w:space="0" w:color="C4C7C5"/>
+              <w:bottom w:val="single" w:sz="6" w:space="0" w:color="C4C7C5"/>
+              <w:right w:val="single" w:sz="6" w:space="0" w:color="C4C7C5"/>
+            </w:tcBorders>
+            <w:tcMar>
+              <w:top w:w="120" w:type="dxa"/>
+              <w:left w:w="180" w:type="dxa"/>
+              <w:bottom w:w="120" w:type="dxa"/>
+              <w:right w:w="180" w:type="dxa"/>
+            </w:tcMar>
             <w:vAlign w:val="center"/>
             <w:hideMark/>
           </w:tcPr>
@@ -767,6 +1056,18 @@
         <w:tc>
           <w:tcPr>
             <w:tcW w:w="0" w:type="auto"/>
+            <w:tcBorders>
+              <w:top w:val="single" w:sz="6" w:space="0" w:color="C4C7C5"/>
+              <w:left w:val="single" w:sz="6" w:space="0" w:color="C4C7C5"/>
+              <w:bottom w:val="single" w:sz="6" w:space="0" w:color="C4C7C5"/>
+              <w:right w:val="single" w:sz="6" w:space="0" w:color="C4C7C5"/>
+            </w:tcBorders>
+            <w:tcMar>
+              <w:top w:w="120" w:type="dxa"/>
+              <w:left w:w="180" w:type="dxa"/>
+              <w:bottom w:w="120" w:type="dxa"/>
+              <w:right w:w="180" w:type="dxa"/>
+            </w:tcMar>
             <w:vAlign w:val="center"/>
             <w:hideMark/>
           </w:tcPr>
@@ -779,6 +1080,18 @@
         <w:tc>
           <w:tcPr>
             <w:tcW w:w="0" w:type="auto"/>
+            <w:tcBorders>
+              <w:top w:val="single" w:sz="6" w:space="0" w:color="C4C7C5"/>
+              <w:left w:val="single" w:sz="6" w:space="0" w:color="C4C7C5"/>
+              <w:bottom w:val="single" w:sz="6" w:space="0" w:color="C4C7C5"/>
+              <w:right w:val="single" w:sz="6" w:space="0" w:color="C4C7C5"/>
+            </w:tcBorders>
+            <w:tcMar>
+              <w:top w:w="120" w:type="dxa"/>
+              <w:left w:w="180" w:type="dxa"/>
+              <w:bottom w:w="120" w:type="dxa"/>
+              <w:right w:w="180" w:type="dxa"/>
+            </w:tcMar>
             <w:vAlign w:val="center"/>
             <w:hideMark/>
           </w:tcPr>
@@ -796,15 +1109,23 @@
         <w:tc>
           <w:tcPr>
             <w:tcW w:w="0" w:type="auto"/>
-            <w:vAlign w:val="center"/>
-            <w:hideMark/>
-          </w:tcPr>
-          <w:p>
-            <w:r>
-              <w:rPr>
-                <w:b/>
-                <w:bCs/>
-              </w:rPr>
+            <w:tcBorders>
+              <w:top w:val="single" w:sz="6" w:space="0" w:color="C4C7C5"/>
+              <w:left w:val="single" w:sz="6" w:space="0" w:color="C4C7C5"/>
+              <w:bottom w:val="single" w:sz="6" w:space="0" w:color="C4C7C5"/>
+              <w:right w:val="single" w:sz="6" w:space="0" w:color="C4C7C5"/>
+            </w:tcBorders>
+            <w:tcMar>
+              <w:top w:w="120" w:type="dxa"/>
+              <w:left w:w="180" w:type="dxa"/>
+              <w:bottom w:w="120" w:type="dxa"/>
+              <w:right w:w="180" w:type="dxa"/>
+            </w:tcMar>
+            <w:vAlign w:val="center"/>
+            <w:hideMark/>
+          </w:tcPr>
+          <w:p>
+            <w:r>
               <w:t>CAT-005</w:t>
             </w:r>
           </w:p>
@@ -812,6 +1133,18 @@
         <w:tc>
           <w:tcPr>
             <w:tcW w:w="0" w:type="auto"/>
+            <w:tcBorders>
+              <w:top w:val="single" w:sz="6" w:space="0" w:color="C4C7C5"/>
+              <w:left w:val="single" w:sz="6" w:space="0" w:color="C4C7C5"/>
+              <w:bottom w:val="single" w:sz="6" w:space="0" w:color="C4C7C5"/>
+              <w:right w:val="single" w:sz="6" w:space="0" w:color="C4C7C5"/>
+            </w:tcBorders>
+            <w:tcMar>
+              <w:top w:w="120" w:type="dxa"/>
+              <w:left w:w="180" w:type="dxa"/>
+              <w:bottom w:w="120" w:type="dxa"/>
+              <w:right w:w="180" w:type="dxa"/>
+            </w:tcMar>
             <w:vAlign w:val="center"/>
             <w:hideMark/>
           </w:tcPr>
@@ -824,6 +1157,18 @@
         <w:tc>
           <w:tcPr>
             <w:tcW w:w="0" w:type="auto"/>
+            <w:tcBorders>
+              <w:top w:val="single" w:sz="6" w:space="0" w:color="C4C7C5"/>
+              <w:left w:val="single" w:sz="6" w:space="0" w:color="C4C7C5"/>
+              <w:bottom w:val="single" w:sz="6" w:space="0" w:color="C4C7C5"/>
+              <w:right w:val="single" w:sz="6" w:space="0" w:color="C4C7C5"/>
+            </w:tcBorders>
+            <w:tcMar>
+              <w:top w:w="120" w:type="dxa"/>
+              <w:left w:w="180" w:type="dxa"/>
+              <w:bottom w:w="120" w:type="dxa"/>
+              <w:right w:w="180" w:type="dxa"/>
+            </w:tcMar>
             <w:vAlign w:val="center"/>
             <w:hideMark/>
           </w:tcPr>
@@ -836,6 +1181,18 @@
         <w:tc>
           <w:tcPr>
             <w:tcW w:w="0" w:type="auto"/>
+            <w:tcBorders>
+              <w:top w:val="single" w:sz="6" w:space="0" w:color="C4C7C5"/>
+              <w:left w:val="single" w:sz="6" w:space="0" w:color="C4C7C5"/>
+              <w:bottom w:val="single" w:sz="6" w:space="0" w:color="C4C7C5"/>
+              <w:right w:val="single" w:sz="6" w:space="0" w:color="C4C7C5"/>
+            </w:tcBorders>
+            <w:tcMar>
+              <w:top w:w="120" w:type="dxa"/>
+              <w:left w:w="180" w:type="dxa"/>
+              <w:bottom w:w="120" w:type="dxa"/>
+              <w:right w:w="180" w:type="dxa"/>
+            </w:tcMar>
             <w:vAlign w:val="center"/>
             <w:hideMark/>
           </w:tcPr>
@@ -848,6 +1205,18 @@
         <w:tc>
           <w:tcPr>
             <w:tcW w:w="0" w:type="auto"/>
+            <w:tcBorders>
+              <w:top w:val="single" w:sz="6" w:space="0" w:color="C4C7C5"/>
+              <w:left w:val="single" w:sz="6" w:space="0" w:color="C4C7C5"/>
+              <w:bottom w:val="single" w:sz="6" w:space="0" w:color="C4C7C5"/>
+              <w:right w:val="single" w:sz="6" w:space="0" w:color="C4C7C5"/>
+            </w:tcBorders>
+            <w:tcMar>
+              <w:top w:w="120" w:type="dxa"/>
+              <w:left w:w="180" w:type="dxa"/>
+              <w:bottom w:w="120" w:type="dxa"/>
+              <w:right w:w="180" w:type="dxa"/>
+            </w:tcMar>
             <w:vAlign w:val="center"/>
             <w:hideMark/>
           </w:tcPr>
@@ -865,15 +1234,23 @@
         <w:tc>
           <w:tcPr>
             <w:tcW w:w="0" w:type="auto"/>
-            <w:vAlign w:val="center"/>
-            <w:hideMark/>
-          </w:tcPr>
-          <w:p>
-            <w:r>
-              <w:rPr>
-                <w:b/>
-                <w:bCs/>
-              </w:rPr>
+            <w:tcBorders>
+              <w:top w:val="single" w:sz="6" w:space="0" w:color="C4C7C5"/>
+              <w:left w:val="single" w:sz="6" w:space="0" w:color="C4C7C5"/>
+              <w:bottom w:val="single" w:sz="6" w:space="0" w:color="C4C7C5"/>
+              <w:right w:val="single" w:sz="6" w:space="0" w:color="C4C7C5"/>
+            </w:tcBorders>
+            <w:tcMar>
+              <w:top w:w="120" w:type="dxa"/>
+              <w:left w:w="180" w:type="dxa"/>
+              <w:bottom w:w="120" w:type="dxa"/>
+              <w:right w:w="180" w:type="dxa"/>
+            </w:tcMar>
+            <w:vAlign w:val="center"/>
+            <w:hideMark/>
+          </w:tcPr>
+          <w:p>
+            <w:r>
               <w:t>CAT-006</w:t>
             </w:r>
           </w:p>
@@ -881,6 +1258,18 @@
         <w:tc>
           <w:tcPr>
             <w:tcW w:w="0" w:type="auto"/>
+            <w:tcBorders>
+              <w:top w:val="single" w:sz="6" w:space="0" w:color="C4C7C5"/>
+              <w:left w:val="single" w:sz="6" w:space="0" w:color="C4C7C5"/>
+              <w:bottom w:val="single" w:sz="6" w:space="0" w:color="C4C7C5"/>
+              <w:right w:val="single" w:sz="6" w:space="0" w:color="C4C7C5"/>
+            </w:tcBorders>
+            <w:tcMar>
+              <w:top w:w="120" w:type="dxa"/>
+              <w:left w:w="180" w:type="dxa"/>
+              <w:bottom w:w="120" w:type="dxa"/>
+              <w:right w:w="180" w:type="dxa"/>
+            </w:tcMar>
             <w:vAlign w:val="center"/>
             <w:hideMark/>
           </w:tcPr>
@@ -893,6 +1282,18 @@
         <w:tc>
           <w:tcPr>
             <w:tcW w:w="0" w:type="auto"/>
+            <w:tcBorders>
+              <w:top w:val="single" w:sz="6" w:space="0" w:color="C4C7C5"/>
+              <w:left w:val="single" w:sz="6" w:space="0" w:color="C4C7C5"/>
+              <w:bottom w:val="single" w:sz="6" w:space="0" w:color="C4C7C5"/>
+              <w:right w:val="single" w:sz="6" w:space="0" w:color="C4C7C5"/>
+            </w:tcBorders>
+            <w:tcMar>
+              <w:top w:w="120" w:type="dxa"/>
+              <w:left w:w="180" w:type="dxa"/>
+              <w:bottom w:w="120" w:type="dxa"/>
+              <w:right w:w="180" w:type="dxa"/>
+            </w:tcMar>
             <w:vAlign w:val="center"/>
             <w:hideMark/>
           </w:tcPr>
@@ -905,6 +1306,18 @@
         <w:tc>
           <w:tcPr>
             <w:tcW w:w="0" w:type="auto"/>
+            <w:tcBorders>
+              <w:top w:val="single" w:sz="6" w:space="0" w:color="C4C7C5"/>
+              <w:left w:val="single" w:sz="6" w:space="0" w:color="C4C7C5"/>
+              <w:bottom w:val="single" w:sz="6" w:space="0" w:color="C4C7C5"/>
+              <w:right w:val="single" w:sz="6" w:space="0" w:color="C4C7C5"/>
+            </w:tcBorders>
+            <w:tcMar>
+              <w:top w:w="120" w:type="dxa"/>
+              <w:left w:w="180" w:type="dxa"/>
+              <w:bottom w:w="120" w:type="dxa"/>
+              <w:right w:w="180" w:type="dxa"/>
+            </w:tcMar>
             <w:vAlign w:val="center"/>
             <w:hideMark/>
           </w:tcPr>
@@ -917,12 +1330,24 @@
         <w:tc>
           <w:tcPr>
             <w:tcW w:w="0" w:type="auto"/>
-            <w:vAlign w:val="center"/>
-            <w:hideMark/>
-          </w:tcPr>
-          <w:p>
-            <w:r>
-              <w:t>Planned</w:t>
+            <w:tcBorders>
+              <w:top w:val="single" w:sz="6" w:space="0" w:color="C4C7C5"/>
+              <w:left w:val="single" w:sz="6" w:space="0" w:color="C4C7C5"/>
+              <w:bottom w:val="single" w:sz="6" w:space="0" w:color="C4C7C5"/>
+              <w:right w:val="single" w:sz="6" w:space="0" w:color="C4C7C5"/>
+            </w:tcBorders>
+            <w:tcMar>
+              <w:top w:w="120" w:type="dxa"/>
+              <w:left w:w="180" w:type="dxa"/>
+              <w:bottom w:w="120" w:type="dxa"/>
+              <w:right w:w="180" w:type="dxa"/>
+            </w:tcMar>
+            <w:vAlign w:val="center"/>
+            <w:hideMark/>
+          </w:tcPr>
+          <w:p>
+            <w:r>
+              <w:t>Active</w:t>
             </w:r>
           </w:p>
         </w:tc>
@@ -934,15 +1359,23 @@
         <w:tc>
           <w:tcPr>
             <w:tcW w:w="0" w:type="auto"/>
-            <w:vAlign w:val="center"/>
-            <w:hideMark/>
-          </w:tcPr>
-          <w:p>
-            <w:r>
-              <w:rPr>
-                <w:b/>
-                <w:bCs/>
-              </w:rPr>
+            <w:tcBorders>
+              <w:top w:val="single" w:sz="6" w:space="0" w:color="C4C7C5"/>
+              <w:left w:val="single" w:sz="6" w:space="0" w:color="C4C7C5"/>
+              <w:bottom w:val="single" w:sz="6" w:space="0" w:color="C4C7C5"/>
+              <w:right w:val="single" w:sz="6" w:space="0" w:color="C4C7C5"/>
+            </w:tcBorders>
+            <w:tcMar>
+              <w:top w:w="120" w:type="dxa"/>
+              <w:left w:w="180" w:type="dxa"/>
+              <w:bottom w:w="120" w:type="dxa"/>
+              <w:right w:w="180" w:type="dxa"/>
+            </w:tcMar>
+            <w:vAlign w:val="center"/>
+            <w:hideMark/>
+          </w:tcPr>
+          <w:p>
+            <w:r>
               <w:t>CAT-007</w:t>
             </w:r>
           </w:p>
@@ -950,6 +1383,18 @@
         <w:tc>
           <w:tcPr>
             <w:tcW w:w="0" w:type="auto"/>
+            <w:tcBorders>
+              <w:top w:val="single" w:sz="6" w:space="0" w:color="C4C7C5"/>
+              <w:left w:val="single" w:sz="6" w:space="0" w:color="C4C7C5"/>
+              <w:bottom w:val="single" w:sz="6" w:space="0" w:color="C4C7C5"/>
+              <w:right w:val="single" w:sz="6" w:space="0" w:color="C4C7C5"/>
+            </w:tcBorders>
+            <w:tcMar>
+              <w:top w:w="120" w:type="dxa"/>
+              <w:left w:w="180" w:type="dxa"/>
+              <w:bottom w:w="120" w:type="dxa"/>
+              <w:right w:w="180" w:type="dxa"/>
+            </w:tcMar>
             <w:vAlign w:val="center"/>
             <w:hideMark/>
           </w:tcPr>
@@ -962,6 +1407,18 @@
         <w:tc>
           <w:tcPr>
             <w:tcW w:w="0" w:type="auto"/>
+            <w:tcBorders>
+              <w:top w:val="single" w:sz="6" w:space="0" w:color="C4C7C5"/>
+              <w:left w:val="single" w:sz="6" w:space="0" w:color="C4C7C5"/>
+              <w:bottom w:val="single" w:sz="6" w:space="0" w:color="C4C7C5"/>
+              <w:right w:val="single" w:sz="6" w:space="0" w:color="C4C7C5"/>
+            </w:tcBorders>
+            <w:tcMar>
+              <w:top w:w="120" w:type="dxa"/>
+              <w:left w:w="180" w:type="dxa"/>
+              <w:bottom w:w="120" w:type="dxa"/>
+              <w:right w:w="180" w:type="dxa"/>
+            </w:tcMar>
             <w:vAlign w:val="center"/>
             <w:hideMark/>
           </w:tcPr>
@@ -974,6 +1431,18 @@
         <w:tc>
           <w:tcPr>
             <w:tcW w:w="0" w:type="auto"/>
+            <w:tcBorders>
+              <w:top w:val="single" w:sz="6" w:space="0" w:color="C4C7C5"/>
+              <w:left w:val="single" w:sz="6" w:space="0" w:color="C4C7C5"/>
+              <w:bottom w:val="single" w:sz="6" w:space="0" w:color="C4C7C5"/>
+              <w:right w:val="single" w:sz="6" w:space="0" w:color="C4C7C5"/>
+            </w:tcBorders>
+            <w:tcMar>
+              <w:top w:w="120" w:type="dxa"/>
+              <w:left w:w="180" w:type="dxa"/>
+              <w:bottom w:w="120" w:type="dxa"/>
+              <w:right w:w="180" w:type="dxa"/>
+            </w:tcMar>
             <w:vAlign w:val="center"/>
             <w:hideMark/>
           </w:tcPr>
@@ -986,6 +1455,18 @@
         <w:tc>
           <w:tcPr>
             <w:tcW w:w="0" w:type="auto"/>
+            <w:tcBorders>
+              <w:top w:val="single" w:sz="6" w:space="0" w:color="C4C7C5"/>
+              <w:left w:val="single" w:sz="6" w:space="0" w:color="C4C7C5"/>
+              <w:bottom w:val="single" w:sz="6" w:space="0" w:color="C4C7C5"/>
+              <w:right w:val="single" w:sz="6" w:space="0" w:color="C4C7C5"/>
+            </w:tcBorders>
+            <w:tcMar>
+              <w:top w:w="120" w:type="dxa"/>
+              <w:left w:w="180" w:type="dxa"/>
+              <w:bottom w:w="120" w:type="dxa"/>
+              <w:right w:w="180" w:type="dxa"/>
+            </w:tcMar>
             <w:vAlign w:val="center"/>
             <w:hideMark/>
           </w:tcPr>
@@ -1003,16 +1484,23 @@
         <w:tc>
           <w:tcPr>
             <w:tcW w:w="0" w:type="auto"/>
-            <w:vAlign w:val="center"/>
-            <w:hideMark/>
-          </w:tcPr>
-          <w:p>
-            <w:r>
-              <w:rPr>
-                <w:b/>
-                <w:bCs/>
-              </w:rPr>
-              <w:lastRenderedPageBreak/>
+            <w:tcBorders>
+              <w:top w:val="single" w:sz="6" w:space="0" w:color="C4C7C5"/>
+              <w:left w:val="single" w:sz="6" w:space="0" w:color="C4C7C5"/>
+              <w:bottom w:val="single" w:sz="6" w:space="0" w:color="C4C7C5"/>
+              <w:right w:val="single" w:sz="6" w:space="0" w:color="C4C7C5"/>
+            </w:tcBorders>
+            <w:tcMar>
+              <w:top w:w="120" w:type="dxa"/>
+              <w:left w:w="180" w:type="dxa"/>
+              <w:bottom w:w="120" w:type="dxa"/>
+              <w:right w:w="180" w:type="dxa"/>
+            </w:tcMar>
+            <w:vAlign w:val="center"/>
+            <w:hideMark/>
+          </w:tcPr>
+          <w:p>
+            <w:r>
               <w:t>CAT-008</w:t>
             </w:r>
           </w:p>
@@ -1020,6 +1508,18 @@
         <w:tc>
           <w:tcPr>
             <w:tcW w:w="0" w:type="auto"/>
+            <w:tcBorders>
+              <w:top w:val="single" w:sz="6" w:space="0" w:color="C4C7C5"/>
+              <w:left w:val="single" w:sz="6" w:space="0" w:color="C4C7C5"/>
+              <w:bottom w:val="single" w:sz="6" w:space="0" w:color="C4C7C5"/>
+              <w:right w:val="single" w:sz="6" w:space="0" w:color="C4C7C5"/>
+            </w:tcBorders>
+            <w:tcMar>
+              <w:top w:w="120" w:type="dxa"/>
+              <w:left w:w="180" w:type="dxa"/>
+              <w:bottom w:w="120" w:type="dxa"/>
+              <w:right w:w="180" w:type="dxa"/>
+            </w:tcMar>
             <w:vAlign w:val="center"/>
             <w:hideMark/>
           </w:tcPr>
@@ -1032,6 +1532,18 @@
         <w:tc>
           <w:tcPr>
             <w:tcW w:w="0" w:type="auto"/>
+            <w:tcBorders>
+              <w:top w:val="single" w:sz="6" w:space="0" w:color="C4C7C5"/>
+              <w:left w:val="single" w:sz="6" w:space="0" w:color="C4C7C5"/>
+              <w:bottom w:val="single" w:sz="6" w:space="0" w:color="C4C7C5"/>
+              <w:right w:val="single" w:sz="6" w:space="0" w:color="C4C7C5"/>
+            </w:tcBorders>
+            <w:tcMar>
+              <w:top w:w="120" w:type="dxa"/>
+              <w:left w:w="180" w:type="dxa"/>
+              <w:bottom w:w="120" w:type="dxa"/>
+              <w:right w:w="180" w:type="dxa"/>
+            </w:tcMar>
             <w:vAlign w:val="center"/>
             <w:hideMark/>
           </w:tcPr>
@@ -1044,6 +1556,18 @@
         <w:tc>
           <w:tcPr>
             <w:tcW w:w="0" w:type="auto"/>
+            <w:tcBorders>
+              <w:top w:val="single" w:sz="6" w:space="0" w:color="C4C7C5"/>
+              <w:left w:val="single" w:sz="6" w:space="0" w:color="C4C7C5"/>
+              <w:bottom w:val="single" w:sz="6" w:space="0" w:color="C4C7C5"/>
+              <w:right w:val="single" w:sz="6" w:space="0" w:color="C4C7C5"/>
+            </w:tcBorders>
+            <w:tcMar>
+              <w:top w:w="120" w:type="dxa"/>
+              <w:left w:w="180" w:type="dxa"/>
+              <w:bottom w:w="120" w:type="dxa"/>
+              <w:right w:w="180" w:type="dxa"/>
+            </w:tcMar>
             <w:vAlign w:val="center"/>
             <w:hideMark/>
           </w:tcPr>
@@ -1056,6 +1580,18 @@
         <w:tc>
           <w:tcPr>
             <w:tcW w:w="0" w:type="auto"/>
+            <w:tcBorders>
+              <w:top w:val="single" w:sz="6" w:space="0" w:color="C4C7C5"/>
+              <w:left w:val="single" w:sz="6" w:space="0" w:color="C4C7C5"/>
+              <w:bottom w:val="single" w:sz="6" w:space="0" w:color="C4C7C5"/>
+              <w:right w:val="single" w:sz="6" w:space="0" w:color="C4C7C5"/>
+            </w:tcBorders>
+            <w:tcMar>
+              <w:top w:w="120" w:type="dxa"/>
+              <w:left w:w="180" w:type="dxa"/>
+              <w:bottom w:w="120" w:type="dxa"/>
+              <w:right w:w="180" w:type="dxa"/>
+            </w:tcMar>
             <w:vAlign w:val="center"/>
             <w:hideMark/>
           </w:tcPr>
@@ -1073,15 +1609,23 @@
         <w:tc>
           <w:tcPr>
             <w:tcW w:w="0" w:type="auto"/>
-            <w:vAlign w:val="center"/>
-            <w:hideMark/>
-          </w:tcPr>
-          <w:p>
-            <w:r>
-              <w:rPr>
-                <w:b/>
-                <w:bCs/>
-              </w:rPr>
+            <w:tcBorders>
+              <w:top w:val="single" w:sz="6" w:space="0" w:color="C4C7C5"/>
+              <w:left w:val="single" w:sz="6" w:space="0" w:color="C4C7C5"/>
+              <w:bottom w:val="single" w:sz="6" w:space="0" w:color="C4C7C5"/>
+              <w:right w:val="single" w:sz="6" w:space="0" w:color="C4C7C5"/>
+            </w:tcBorders>
+            <w:tcMar>
+              <w:top w:w="120" w:type="dxa"/>
+              <w:left w:w="180" w:type="dxa"/>
+              <w:bottom w:w="120" w:type="dxa"/>
+              <w:right w:w="180" w:type="dxa"/>
+            </w:tcMar>
+            <w:vAlign w:val="center"/>
+            <w:hideMark/>
+          </w:tcPr>
+          <w:p>
+            <w:r>
               <w:t>CAT-009</w:t>
             </w:r>
           </w:p>
@@ -1089,6 +1633,18 @@
         <w:tc>
           <w:tcPr>
             <w:tcW w:w="0" w:type="auto"/>
+            <w:tcBorders>
+              <w:top w:val="single" w:sz="6" w:space="0" w:color="C4C7C5"/>
+              <w:left w:val="single" w:sz="6" w:space="0" w:color="C4C7C5"/>
+              <w:bottom w:val="single" w:sz="6" w:space="0" w:color="C4C7C5"/>
+              <w:right w:val="single" w:sz="6" w:space="0" w:color="C4C7C5"/>
+            </w:tcBorders>
+            <w:tcMar>
+              <w:top w:w="120" w:type="dxa"/>
+              <w:left w:w="180" w:type="dxa"/>
+              <w:bottom w:w="120" w:type="dxa"/>
+              <w:right w:w="180" w:type="dxa"/>
+            </w:tcMar>
             <w:vAlign w:val="center"/>
             <w:hideMark/>
           </w:tcPr>
@@ -1101,6 +1657,18 @@
         <w:tc>
           <w:tcPr>
             <w:tcW w:w="0" w:type="auto"/>
+            <w:tcBorders>
+              <w:top w:val="single" w:sz="6" w:space="0" w:color="C4C7C5"/>
+              <w:left w:val="single" w:sz="6" w:space="0" w:color="C4C7C5"/>
+              <w:bottom w:val="single" w:sz="6" w:space="0" w:color="C4C7C5"/>
+              <w:right w:val="single" w:sz="6" w:space="0" w:color="C4C7C5"/>
+            </w:tcBorders>
+            <w:tcMar>
+              <w:top w:w="120" w:type="dxa"/>
+              <w:left w:w="180" w:type="dxa"/>
+              <w:bottom w:w="120" w:type="dxa"/>
+              <w:right w:w="180" w:type="dxa"/>
+            </w:tcMar>
             <w:vAlign w:val="center"/>
             <w:hideMark/>
           </w:tcPr>
@@ -1113,6 +1681,18 @@
         <w:tc>
           <w:tcPr>
             <w:tcW w:w="0" w:type="auto"/>
+            <w:tcBorders>
+              <w:top w:val="single" w:sz="6" w:space="0" w:color="C4C7C5"/>
+              <w:left w:val="single" w:sz="6" w:space="0" w:color="C4C7C5"/>
+              <w:bottom w:val="single" w:sz="6" w:space="0" w:color="C4C7C5"/>
+              <w:right w:val="single" w:sz="6" w:space="0" w:color="C4C7C5"/>
+            </w:tcBorders>
+            <w:tcMar>
+              <w:top w:w="120" w:type="dxa"/>
+              <w:left w:w="180" w:type="dxa"/>
+              <w:bottom w:w="120" w:type="dxa"/>
+              <w:right w:w="180" w:type="dxa"/>
+            </w:tcMar>
             <w:vAlign w:val="center"/>
             <w:hideMark/>
           </w:tcPr>
@@ -1125,6 +1705,18 @@
         <w:tc>
           <w:tcPr>
             <w:tcW w:w="0" w:type="auto"/>
+            <w:tcBorders>
+              <w:top w:val="single" w:sz="6" w:space="0" w:color="C4C7C5"/>
+              <w:left w:val="single" w:sz="6" w:space="0" w:color="C4C7C5"/>
+              <w:bottom w:val="single" w:sz="6" w:space="0" w:color="C4C7C5"/>
+              <w:right w:val="single" w:sz="6" w:space="0" w:color="C4C7C5"/>
+            </w:tcBorders>
+            <w:tcMar>
+              <w:top w:w="120" w:type="dxa"/>
+              <w:left w:w="180" w:type="dxa"/>
+              <w:bottom w:w="120" w:type="dxa"/>
+              <w:right w:w="180" w:type="dxa"/>
+            </w:tcMar>
             <w:vAlign w:val="center"/>
             <w:hideMark/>
           </w:tcPr>
@@ -1142,15 +1734,23 @@
         <w:tc>
           <w:tcPr>
             <w:tcW w:w="0" w:type="auto"/>
-            <w:vAlign w:val="center"/>
-            <w:hideMark/>
-          </w:tcPr>
-          <w:p>
-            <w:r>
-              <w:rPr>
-                <w:b/>
-                <w:bCs/>
-              </w:rPr>
+            <w:tcBorders>
+              <w:top w:val="single" w:sz="6" w:space="0" w:color="C4C7C5"/>
+              <w:left w:val="single" w:sz="6" w:space="0" w:color="C4C7C5"/>
+              <w:bottom w:val="single" w:sz="6" w:space="0" w:color="C4C7C5"/>
+              <w:right w:val="single" w:sz="6" w:space="0" w:color="C4C7C5"/>
+            </w:tcBorders>
+            <w:tcMar>
+              <w:top w:w="120" w:type="dxa"/>
+              <w:left w:w="180" w:type="dxa"/>
+              <w:bottom w:w="120" w:type="dxa"/>
+              <w:right w:w="180" w:type="dxa"/>
+            </w:tcMar>
+            <w:vAlign w:val="center"/>
+            <w:hideMark/>
+          </w:tcPr>
+          <w:p>
+            <w:r>
               <w:t>CAT-010</w:t>
             </w:r>
           </w:p>
@@ -1158,6 +1758,18 @@
         <w:tc>
           <w:tcPr>
             <w:tcW w:w="0" w:type="auto"/>
+            <w:tcBorders>
+              <w:top w:val="single" w:sz="6" w:space="0" w:color="C4C7C5"/>
+              <w:left w:val="single" w:sz="6" w:space="0" w:color="C4C7C5"/>
+              <w:bottom w:val="single" w:sz="6" w:space="0" w:color="C4C7C5"/>
+              <w:right w:val="single" w:sz="6" w:space="0" w:color="C4C7C5"/>
+            </w:tcBorders>
+            <w:tcMar>
+              <w:top w:w="120" w:type="dxa"/>
+              <w:left w:w="180" w:type="dxa"/>
+              <w:bottom w:w="120" w:type="dxa"/>
+              <w:right w:w="180" w:type="dxa"/>
+            </w:tcMar>
             <w:vAlign w:val="center"/>
             <w:hideMark/>
           </w:tcPr>
@@ -1170,6 +1782,18 @@
         <w:tc>
           <w:tcPr>
             <w:tcW w:w="0" w:type="auto"/>
+            <w:tcBorders>
+              <w:top w:val="single" w:sz="6" w:space="0" w:color="C4C7C5"/>
+              <w:left w:val="single" w:sz="6" w:space="0" w:color="C4C7C5"/>
+              <w:bottom w:val="single" w:sz="6" w:space="0" w:color="C4C7C5"/>
+              <w:right w:val="single" w:sz="6" w:space="0" w:color="C4C7C5"/>
+            </w:tcBorders>
+            <w:tcMar>
+              <w:top w:w="120" w:type="dxa"/>
+              <w:left w:w="180" w:type="dxa"/>
+              <w:bottom w:w="120" w:type="dxa"/>
+              <w:right w:w="180" w:type="dxa"/>
+            </w:tcMar>
             <w:vAlign w:val="center"/>
             <w:hideMark/>
           </w:tcPr>
@@ -1182,6 +1806,18 @@
         <w:tc>
           <w:tcPr>
             <w:tcW w:w="0" w:type="auto"/>
+            <w:tcBorders>
+              <w:top w:val="single" w:sz="6" w:space="0" w:color="C4C7C5"/>
+              <w:left w:val="single" w:sz="6" w:space="0" w:color="C4C7C5"/>
+              <w:bottom w:val="single" w:sz="6" w:space="0" w:color="C4C7C5"/>
+              <w:right w:val="single" w:sz="6" w:space="0" w:color="C4C7C5"/>
+            </w:tcBorders>
+            <w:tcMar>
+              <w:top w:w="120" w:type="dxa"/>
+              <w:left w:w="180" w:type="dxa"/>
+              <w:bottom w:w="120" w:type="dxa"/>
+              <w:right w:w="180" w:type="dxa"/>
+            </w:tcMar>
             <w:vAlign w:val="center"/>
             <w:hideMark/>
           </w:tcPr>
@@ -1194,6 +1830,18 @@
         <w:tc>
           <w:tcPr>
             <w:tcW w:w="0" w:type="auto"/>
+            <w:tcBorders>
+              <w:top w:val="single" w:sz="6" w:space="0" w:color="C4C7C5"/>
+              <w:left w:val="single" w:sz="6" w:space="0" w:color="C4C7C5"/>
+              <w:bottom w:val="single" w:sz="6" w:space="0" w:color="C4C7C5"/>
+              <w:right w:val="single" w:sz="6" w:space="0" w:color="C4C7C5"/>
+            </w:tcBorders>
+            <w:tcMar>
+              <w:top w:w="120" w:type="dxa"/>
+              <w:left w:w="180" w:type="dxa"/>
+              <w:bottom w:w="120" w:type="dxa"/>
+              <w:right w:w="180" w:type="dxa"/>
+            </w:tcMar>
             <w:vAlign w:val="center"/>
             <w:hideMark/>
           </w:tcPr>
@@ -1205,13 +1853,6 @@
         </w:tc>
       </w:tr>
     </w:tbl>
-    <w:p>
-      <w:r>
-        <w:pict w14:anchorId="58E04903">
-          <v:rect id="_x0000_i1027" style="width:0;height:1.5pt" o:hralign="center" o:hrstd="t" o:hr="t" fillcolor="#a0a0a0" stroked="f"/>
-        </w:pict>
-      </w:r>
-    </w:p>
     <w:p>
       <w:pPr>
         <w:rPr>
@@ -1240,9 +1881,9 @@
         <w:tblLook w:val="04A0" w:firstRow="1" w:lastRow="0" w:firstColumn="1" w:lastColumn="0" w:noHBand="0" w:noVBand="1"/>
       </w:tblPr>
       <w:tblGrid>
-        <w:gridCol w:w="701"/>
-        <w:gridCol w:w="2937"/>
-        <w:gridCol w:w="1885"/>
+        <w:gridCol w:w="1061"/>
+        <w:gridCol w:w="3297"/>
+        <w:gridCol w:w="2245"/>
       </w:tblGrid>
       <w:tr>
         <w:trPr>
@@ -1252,16 +1893,22 @@
         <w:tc>
           <w:tcPr>
             <w:tcW w:w="0" w:type="auto"/>
-            <w:vAlign w:val="center"/>
-            <w:hideMark/>
-          </w:tcPr>
-          <w:p>
-            <w:pPr>
-              <w:rPr>
-                <w:b/>
-                <w:bCs/>
-              </w:rPr>
-            </w:pPr>
+            <w:tcBorders>
+              <w:top w:val="single" w:sz="6" w:space="0" w:color="C4C7C5"/>
+              <w:left w:val="single" w:sz="6" w:space="0" w:color="C4C7C5"/>
+              <w:bottom w:val="single" w:sz="6" w:space="0" w:color="C4C7C5"/>
+              <w:right w:val="single" w:sz="6" w:space="0" w:color="C4C7C5"/>
+            </w:tcBorders>
+            <w:tcMar>
+              <w:top w:w="120" w:type="dxa"/>
+              <w:left w:w="180" w:type="dxa"/>
+              <w:bottom w:w="120" w:type="dxa"/>
+              <w:right w:w="180" w:type="dxa"/>
+            </w:tcMar>
+            <w:vAlign w:val="center"/>
+            <w:hideMark/>
+          </w:tcPr>
+          <w:p>
             <w:r>
               <w:rPr>
                 <w:b/>
@@ -1274,16 +1921,22 @@
         <w:tc>
           <w:tcPr>
             <w:tcW w:w="0" w:type="auto"/>
-            <w:vAlign w:val="center"/>
-            <w:hideMark/>
-          </w:tcPr>
-          <w:p>
-            <w:pPr>
-              <w:rPr>
-                <w:b/>
-                <w:bCs/>
-              </w:rPr>
-            </w:pPr>
+            <w:tcBorders>
+              <w:top w:val="single" w:sz="6" w:space="0" w:color="C4C7C5"/>
+              <w:left w:val="single" w:sz="6" w:space="0" w:color="C4C7C5"/>
+              <w:bottom w:val="single" w:sz="6" w:space="0" w:color="C4C7C5"/>
+              <w:right w:val="single" w:sz="6" w:space="0" w:color="C4C7C5"/>
+            </w:tcBorders>
+            <w:tcMar>
+              <w:top w:w="120" w:type="dxa"/>
+              <w:left w:w="180" w:type="dxa"/>
+              <w:bottom w:w="120" w:type="dxa"/>
+              <w:right w:w="180" w:type="dxa"/>
+            </w:tcMar>
+            <w:vAlign w:val="center"/>
+            <w:hideMark/>
+          </w:tcPr>
+          <w:p>
             <w:r>
               <w:rPr>
                 <w:b/>
@@ -1296,16 +1949,22 @@
         <w:tc>
           <w:tcPr>
             <w:tcW w:w="0" w:type="auto"/>
-            <w:vAlign w:val="center"/>
-            <w:hideMark/>
-          </w:tcPr>
-          <w:p>
-            <w:pPr>
-              <w:rPr>
-                <w:b/>
-                <w:bCs/>
-              </w:rPr>
-            </w:pPr>
+            <w:tcBorders>
+              <w:top w:val="single" w:sz="6" w:space="0" w:color="C4C7C5"/>
+              <w:left w:val="single" w:sz="6" w:space="0" w:color="C4C7C5"/>
+              <w:bottom w:val="single" w:sz="6" w:space="0" w:color="C4C7C5"/>
+              <w:right w:val="single" w:sz="6" w:space="0" w:color="C4C7C5"/>
+            </w:tcBorders>
+            <w:tcMar>
+              <w:top w:w="120" w:type="dxa"/>
+              <w:left w:w="180" w:type="dxa"/>
+              <w:bottom w:w="120" w:type="dxa"/>
+              <w:right w:w="180" w:type="dxa"/>
+            </w:tcMar>
+            <w:vAlign w:val="center"/>
+            <w:hideMark/>
+          </w:tcPr>
+          <w:p>
             <w:r>
               <w:rPr>
                 <w:b/>
@@ -1323,15 +1982,23 @@
         <w:tc>
           <w:tcPr>
             <w:tcW w:w="0" w:type="auto"/>
-            <w:vAlign w:val="center"/>
-            <w:hideMark/>
-          </w:tcPr>
-          <w:p>
-            <w:r>
-              <w:rPr>
-                <w:b/>
-                <w:bCs/>
-              </w:rPr>
+            <w:tcBorders>
+              <w:top w:val="single" w:sz="6" w:space="0" w:color="C4C7C5"/>
+              <w:left w:val="single" w:sz="6" w:space="0" w:color="C4C7C5"/>
+              <w:bottom w:val="single" w:sz="6" w:space="0" w:color="C4C7C5"/>
+              <w:right w:val="single" w:sz="6" w:space="0" w:color="C4C7C5"/>
+            </w:tcBorders>
+            <w:tcMar>
+              <w:top w:w="120" w:type="dxa"/>
+              <w:left w:w="180" w:type="dxa"/>
+              <w:bottom w:w="120" w:type="dxa"/>
+              <w:right w:w="180" w:type="dxa"/>
+            </w:tcMar>
+            <w:vAlign w:val="center"/>
+            <w:hideMark/>
+          </w:tcPr>
+          <w:p>
+            <w:r>
               <w:t>FF</w:t>
             </w:r>
           </w:p>
@@ -1339,6 +2006,18 @@
         <w:tc>
           <w:tcPr>
             <w:tcW w:w="0" w:type="auto"/>
+            <w:tcBorders>
+              <w:top w:val="single" w:sz="6" w:space="0" w:color="C4C7C5"/>
+              <w:left w:val="single" w:sz="6" w:space="0" w:color="C4C7C5"/>
+              <w:bottom w:val="single" w:sz="6" w:space="0" w:color="C4C7C5"/>
+              <w:right w:val="single" w:sz="6" w:space="0" w:color="C4C7C5"/>
+            </w:tcBorders>
+            <w:tcMar>
+              <w:top w:w="120" w:type="dxa"/>
+              <w:left w:w="180" w:type="dxa"/>
+              <w:bottom w:w="120" w:type="dxa"/>
+              <w:right w:w="180" w:type="dxa"/>
+            </w:tcMar>
             <w:vAlign w:val="center"/>
             <w:hideMark/>
           </w:tcPr>
@@ -1351,6 +2030,18 @@
         <w:tc>
           <w:tcPr>
             <w:tcW w:w="0" w:type="auto"/>
+            <w:tcBorders>
+              <w:top w:val="single" w:sz="6" w:space="0" w:color="C4C7C5"/>
+              <w:left w:val="single" w:sz="6" w:space="0" w:color="C4C7C5"/>
+              <w:bottom w:val="single" w:sz="6" w:space="0" w:color="C4C7C5"/>
+              <w:right w:val="single" w:sz="6" w:space="0" w:color="C4C7C5"/>
+            </w:tcBorders>
+            <w:tcMar>
+              <w:top w:w="120" w:type="dxa"/>
+              <w:left w:w="180" w:type="dxa"/>
+              <w:bottom w:w="120" w:type="dxa"/>
+              <w:right w:w="180" w:type="dxa"/>
+            </w:tcMar>
             <w:vAlign w:val="center"/>
             <w:hideMark/>
           </w:tcPr>
@@ -1368,15 +2059,23 @@
         <w:tc>
           <w:tcPr>
             <w:tcW w:w="0" w:type="auto"/>
-            <w:vAlign w:val="center"/>
-            <w:hideMark/>
-          </w:tcPr>
-          <w:p>
-            <w:r>
-              <w:rPr>
-                <w:b/>
-                <w:bCs/>
-              </w:rPr>
+            <w:tcBorders>
+              <w:top w:val="single" w:sz="6" w:space="0" w:color="C4C7C5"/>
+              <w:left w:val="single" w:sz="6" w:space="0" w:color="C4C7C5"/>
+              <w:bottom w:val="single" w:sz="6" w:space="0" w:color="C4C7C5"/>
+              <w:right w:val="single" w:sz="6" w:space="0" w:color="C4C7C5"/>
+            </w:tcBorders>
+            <w:tcMar>
+              <w:top w:w="120" w:type="dxa"/>
+              <w:left w:w="180" w:type="dxa"/>
+              <w:bottom w:w="120" w:type="dxa"/>
+              <w:right w:w="180" w:type="dxa"/>
+            </w:tcMar>
+            <w:vAlign w:val="center"/>
+            <w:hideMark/>
+          </w:tcPr>
+          <w:p>
+            <w:r>
               <w:t>OS</w:t>
             </w:r>
           </w:p>
@@ -1384,6 +2083,18 @@
         <w:tc>
           <w:tcPr>
             <w:tcW w:w="0" w:type="auto"/>
+            <w:tcBorders>
+              <w:top w:val="single" w:sz="6" w:space="0" w:color="C4C7C5"/>
+              <w:left w:val="single" w:sz="6" w:space="0" w:color="C4C7C5"/>
+              <w:bottom w:val="single" w:sz="6" w:space="0" w:color="C4C7C5"/>
+              <w:right w:val="single" w:sz="6" w:space="0" w:color="C4C7C5"/>
+            </w:tcBorders>
+            <w:tcMar>
+              <w:top w:w="120" w:type="dxa"/>
+              <w:left w:w="180" w:type="dxa"/>
+              <w:bottom w:w="120" w:type="dxa"/>
+              <w:right w:w="180" w:type="dxa"/>
+            </w:tcMar>
             <w:vAlign w:val="center"/>
             <w:hideMark/>
           </w:tcPr>
@@ -1396,6 +2107,18 @@
         <w:tc>
           <w:tcPr>
             <w:tcW w:w="0" w:type="auto"/>
+            <w:tcBorders>
+              <w:top w:val="single" w:sz="6" w:space="0" w:color="C4C7C5"/>
+              <w:left w:val="single" w:sz="6" w:space="0" w:color="C4C7C5"/>
+              <w:bottom w:val="single" w:sz="6" w:space="0" w:color="C4C7C5"/>
+              <w:right w:val="single" w:sz="6" w:space="0" w:color="C4C7C5"/>
+            </w:tcBorders>
+            <w:tcMar>
+              <w:top w:w="120" w:type="dxa"/>
+              <w:left w:w="180" w:type="dxa"/>
+              <w:bottom w:w="120" w:type="dxa"/>
+              <w:right w:w="180" w:type="dxa"/>
+            </w:tcMar>
             <w:vAlign w:val="center"/>
             <w:hideMark/>
           </w:tcPr>
@@ -1413,15 +2136,24 @@
         <w:tc>
           <w:tcPr>
             <w:tcW w:w="0" w:type="auto"/>
-            <w:vAlign w:val="center"/>
-            <w:hideMark/>
-          </w:tcPr>
-          <w:p>
-            <w:r>
-              <w:rPr>
-                <w:b/>
-                <w:bCs/>
-              </w:rPr>
+            <w:tcBorders>
+              <w:top w:val="single" w:sz="6" w:space="0" w:color="C4C7C5"/>
+              <w:left w:val="single" w:sz="6" w:space="0" w:color="C4C7C5"/>
+              <w:bottom w:val="single" w:sz="6" w:space="0" w:color="C4C7C5"/>
+              <w:right w:val="single" w:sz="6" w:space="0" w:color="C4C7C5"/>
+            </w:tcBorders>
+            <w:tcMar>
+              <w:top w:w="120" w:type="dxa"/>
+              <w:left w:w="180" w:type="dxa"/>
+              <w:bottom w:w="120" w:type="dxa"/>
+              <w:right w:w="180" w:type="dxa"/>
+            </w:tcMar>
+            <w:vAlign w:val="center"/>
+            <w:hideMark/>
+          </w:tcPr>
+          <w:p>
+            <w:r>
+              <w:lastRenderedPageBreak/>
               <w:t>KI</w:t>
             </w:r>
           </w:p>
@@ -1429,6 +2161,18 @@
         <w:tc>
           <w:tcPr>
             <w:tcW w:w="0" w:type="auto"/>
+            <w:tcBorders>
+              <w:top w:val="single" w:sz="6" w:space="0" w:color="C4C7C5"/>
+              <w:left w:val="single" w:sz="6" w:space="0" w:color="C4C7C5"/>
+              <w:bottom w:val="single" w:sz="6" w:space="0" w:color="C4C7C5"/>
+              <w:right w:val="single" w:sz="6" w:space="0" w:color="C4C7C5"/>
+            </w:tcBorders>
+            <w:tcMar>
+              <w:top w:w="120" w:type="dxa"/>
+              <w:left w:w="180" w:type="dxa"/>
+              <w:bottom w:w="120" w:type="dxa"/>
+              <w:right w:w="180" w:type="dxa"/>
+            </w:tcMar>
             <w:vAlign w:val="center"/>
             <w:hideMark/>
           </w:tcPr>
@@ -1441,6 +2185,18 @@
         <w:tc>
           <w:tcPr>
             <w:tcW w:w="0" w:type="auto"/>
+            <w:tcBorders>
+              <w:top w:val="single" w:sz="6" w:space="0" w:color="C4C7C5"/>
+              <w:left w:val="single" w:sz="6" w:space="0" w:color="C4C7C5"/>
+              <w:bottom w:val="single" w:sz="6" w:space="0" w:color="C4C7C5"/>
+              <w:right w:val="single" w:sz="6" w:space="0" w:color="C4C7C5"/>
+            </w:tcBorders>
+            <w:tcMar>
+              <w:top w:w="120" w:type="dxa"/>
+              <w:left w:w="180" w:type="dxa"/>
+              <w:bottom w:w="120" w:type="dxa"/>
+              <w:right w:w="180" w:type="dxa"/>
+            </w:tcMar>
             <w:vAlign w:val="center"/>
             <w:hideMark/>
           </w:tcPr>
@@ -1458,15 +2214,23 @@
         <w:tc>
           <w:tcPr>
             <w:tcW w:w="0" w:type="auto"/>
-            <w:vAlign w:val="center"/>
-            <w:hideMark/>
-          </w:tcPr>
-          <w:p>
-            <w:r>
-              <w:rPr>
-                <w:b/>
-                <w:bCs/>
-              </w:rPr>
+            <w:tcBorders>
+              <w:top w:val="single" w:sz="6" w:space="0" w:color="C4C7C5"/>
+              <w:left w:val="single" w:sz="6" w:space="0" w:color="C4C7C5"/>
+              <w:bottom w:val="single" w:sz="6" w:space="0" w:color="C4C7C5"/>
+              <w:right w:val="single" w:sz="6" w:space="0" w:color="C4C7C5"/>
+            </w:tcBorders>
+            <w:tcMar>
+              <w:top w:w="120" w:type="dxa"/>
+              <w:left w:w="180" w:type="dxa"/>
+              <w:bottom w:w="120" w:type="dxa"/>
+              <w:right w:w="180" w:type="dxa"/>
+            </w:tcMar>
+            <w:vAlign w:val="center"/>
+            <w:hideMark/>
+          </w:tcPr>
+          <w:p>
+            <w:r>
               <w:t>DW</w:t>
             </w:r>
           </w:p>
@@ -1474,6 +2238,18 @@
         <w:tc>
           <w:tcPr>
             <w:tcW w:w="0" w:type="auto"/>
+            <w:tcBorders>
+              <w:top w:val="single" w:sz="6" w:space="0" w:color="C4C7C5"/>
+              <w:left w:val="single" w:sz="6" w:space="0" w:color="C4C7C5"/>
+              <w:bottom w:val="single" w:sz="6" w:space="0" w:color="C4C7C5"/>
+              <w:right w:val="single" w:sz="6" w:space="0" w:color="C4C7C5"/>
+            </w:tcBorders>
+            <w:tcMar>
+              <w:top w:w="120" w:type="dxa"/>
+              <w:left w:w="180" w:type="dxa"/>
+              <w:bottom w:w="120" w:type="dxa"/>
+              <w:right w:w="180" w:type="dxa"/>
+            </w:tcMar>
             <w:vAlign w:val="center"/>
             <w:hideMark/>
           </w:tcPr>
@@ -1486,6 +2262,18 @@
         <w:tc>
           <w:tcPr>
             <w:tcW w:w="0" w:type="auto"/>
+            <w:tcBorders>
+              <w:top w:val="single" w:sz="6" w:space="0" w:color="C4C7C5"/>
+              <w:left w:val="single" w:sz="6" w:space="0" w:color="C4C7C5"/>
+              <w:bottom w:val="single" w:sz="6" w:space="0" w:color="C4C7C5"/>
+              <w:right w:val="single" w:sz="6" w:space="0" w:color="C4C7C5"/>
+            </w:tcBorders>
+            <w:tcMar>
+              <w:top w:w="120" w:type="dxa"/>
+              <w:left w:w="180" w:type="dxa"/>
+              <w:bottom w:w="120" w:type="dxa"/>
+              <w:right w:w="180" w:type="dxa"/>
+            </w:tcMar>
             <w:vAlign w:val="center"/>
             <w:hideMark/>
           </w:tcPr>
@@ -1503,15 +2291,23 @@
         <w:tc>
           <w:tcPr>
             <w:tcW w:w="0" w:type="auto"/>
-            <w:vAlign w:val="center"/>
-            <w:hideMark/>
-          </w:tcPr>
-          <w:p>
-            <w:r>
-              <w:rPr>
-                <w:b/>
-                <w:bCs/>
-              </w:rPr>
+            <w:tcBorders>
+              <w:top w:val="single" w:sz="6" w:space="0" w:color="C4C7C5"/>
+              <w:left w:val="single" w:sz="6" w:space="0" w:color="C4C7C5"/>
+              <w:bottom w:val="single" w:sz="6" w:space="0" w:color="C4C7C5"/>
+              <w:right w:val="single" w:sz="6" w:space="0" w:color="C4C7C5"/>
+            </w:tcBorders>
+            <w:tcMar>
+              <w:top w:w="120" w:type="dxa"/>
+              <w:left w:w="180" w:type="dxa"/>
+              <w:bottom w:w="120" w:type="dxa"/>
+              <w:right w:w="180" w:type="dxa"/>
+            </w:tcMar>
+            <w:vAlign w:val="center"/>
+            <w:hideMark/>
+          </w:tcPr>
+          <w:p>
+            <w:r>
               <w:t>WI</w:t>
             </w:r>
           </w:p>
@@ -1519,6 +2315,18 @@
         <w:tc>
           <w:tcPr>
             <w:tcW w:w="0" w:type="auto"/>
+            <w:tcBorders>
+              <w:top w:val="single" w:sz="6" w:space="0" w:color="C4C7C5"/>
+              <w:left w:val="single" w:sz="6" w:space="0" w:color="C4C7C5"/>
+              <w:bottom w:val="single" w:sz="6" w:space="0" w:color="C4C7C5"/>
+              <w:right w:val="single" w:sz="6" w:space="0" w:color="C4C7C5"/>
+            </w:tcBorders>
+            <w:tcMar>
+              <w:top w:w="120" w:type="dxa"/>
+              <w:left w:w="180" w:type="dxa"/>
+              <w:bottom w:w="120" w:type="dxa"/>
+              <w:right w:w="180" w:type="dxa"/>
+            </w:tcMar>
             <w:vAlign w:val="center"/>
             <w:hideMark/>
           </w:tcPr>
@@ -1531,6 +2339,18 @@
         <w:tc>
           <w:tcPr>
             <w:tcW w:w="0" w:type="auto"/>
+            <w:tcBorders>
+              <w:top w:val="single" w:sz="6" w:space="0" w:color="C4C7C5"/>
+              <w:left w:val="single" w:sz="6" w:space="0" w:color="C4C7C5"/>
+              <w:bottom w:val="single" w:sz="6" w:space="0" w:color="C4C7C5"/>
+              <w:right w:val="single" w:sz="6" w:space="0" w:color="C4C7C5"/>
+            </w:tcBorders>
+            <w:tcMar>
+              <w:top w:w="120" w:type="dxa"/>
+              <w:left w:w="180" w:type="dxa"/>
+              <w:bottom w:w="120" w:type="dxa"/>
+              <w:right w:w="180" w:type="dxa"/>
+            </w:tcMar>
             <w:vAlign w:val="center"/>
             <w:hideMark/>
           </w:tcPr>
@@ -1548,15 +2368,23 @@
         <w:tc>
           <w:tcPr>
             <w:tcW w:w="0" w:type="auto"/>
-            <w:vAlign w:val="center"/>
-            <w:hideMark/>
-          </w:tcPr>
-          <w:p>
-            <w:r>
-              <w:rPr>
-                <w:b/>
-                <w:bCs/>
-              </w:rPr>
+            <w:tcBorders>
+              <w:top w:val="single" w:sz="6" w:space="0" w:color="C4C7C5"/>
+              <w:left w:val="single" w:sz="6" w:space="0" w:color="C4C7C5"/>
+              <w:bottom w:val="single" w:sz="6" w:space="0" w:color="C4C7C5"/>
+              <w:right w:val="single" w:sz="6" w:space="0" w:color="C4C7C5"/>
+            </w:tcBorders>
+            <w:tcMar>
+              <w:top w:w="120" w:type="dxa"/>
+              <w:left w:w="180" w:type="dxa"/>
+              <w:bottom w:w="120" w:type="dxa"/>
+              <w:right w:w="180" w:type="dxa"/>
+            </w:tcMar>
+            <w:vAlign w:val="center"/>
+            <w:hideMark/>
+          </w:tcPr>
+          <w:p>
+            <w:r>
               <w:t>AU</w:t>
             </w:r>
           </w:p>
@@ -1564,6 +2392,18 @@
         <w:tc>
           <w:tcPr>
             <w:tcW w:w="0" w:type="auto"/>
+            <w:tcBorders>
+              <w:top w:val="single" w:sz="6" w:space="0" w:color="C4C7C5"/>
+              <w:left w:val="single" w:sz="6" w:space="0" w:color="C4C7C5"/>
+              <w:bottom w:val="single" w:sz="6" w:space="0" w:color="C4C7C5"/>
+              <w:right w:val="single" w:sz="6" w:space="0" w:color="C4C7C5"/>
+            </w:tcBorders>
+            <w:tcMar>
+              <w:top w:w="120" w:type="dxa"/>
+              <w:left w:w="180" w:type="dxa"/>
+              <w:bottom w:w="120" w:type="dxa"/>
+              <w:right w:w="180" w:type="dxa"/>
+            </w:tcMar>
             <w:vAlign w:val="center"/>
             <w:hideMark/>
           </w:tcPr>
@@ -1576,12 +2416,24 @@
         <w:tc>
           <w:tcPr>
             <w:tcW w:w="0" w:type="auto"/>
-            <w:vAlign w:val="center"/>
-            <w:hideMark/>
-          </w:tcPr>
-          <w:p>
-            <w:r>
-              <w:t>0</w:t>
+            <w:tcBorders>
+              <w:top w:val="single" w:sz="6" w:space="0" w:color="C4C7C5"/>
+              <w:left w:val="single" w:sz="6" w:space="0" w:color="C4C7C5"/>
+              <w:bottom w:val="single" w:sz="6" w:space="0" w:color="C4C7C5"/>
+              <w:right w:val="single" w:sz="6" w:space="0" w:color="C4C7C5"/>
+            </w:tcBorders>
+            <w:tcMar>
+              <w:top w:w="120" w:type="dxa"/>
+              <w:left w:w="180" w:type="dxa"/>
+              <w:bottom w:w="120" w:type="dxa"/>
+              <w:right w:w="180" w:type="dxa"/>
+            </w:tcMar>
+            <w:vAlign w:val="center"/>
+            <w:hideMark/>
+          </w:tcPr>
+          <w:p>
+            <w:r>
+              <w:t>50</w:t>
             </w:r>
           </w:p>
         </w:tc>
@@ -1593,15 +2445,23 @@
         <w:tc>
           <w:tcPr>
             <w:tcW w:w="0" w:type="auto"/>
-            <w:vAlign w:val="center"/>
-            <w:hideMark/>
-          </w:tcPr>
-          <w:p>
-            <w:r>
-              <w:rPr>
-                <w:b/>
-                <w:bCs/>
-              </w:rPr>
+            <w:tcBorders>
+              <w:top w:val="single" w:sz="6" w:space="0" w:color="C4C7C5"/>
+              <w:left w:val="single" w:sz="6" w:space="0" w:color="C4C7C5"/>
+              <w:bottom w:val="single" w:sz="6" w:space="0" w:color="C4C7C5"/>
+              <w:right w:val="single" w:sz="6" w:space="0" w:color="C4C7C5"/>
+            </w:tcBorders>
+            <w:tcMar>
+              <w:top w:w="120" w:type="dxa"/>
+              <w:left w:w="180" w:type="dxa"/>
+              <w:bottom w:w="120" w:type="dxa"/>
+              <w:right w:w="180" w:type="dxa"/>
+            </w:tcMar>
+            <w:vAlign w:val="center"/>
+            <w:hideMark/>
+          </w:tcPr>
+          <w:p>
+            <w:r>
               <w:t>NT</w:t>
             </w:r>
           </w:p>
@@ -1609,6 +2469,18 @@
         <w:tc>
           <w:tcPr>
             <w:tcW w:w="0" w:type="auto"/>
+            <w:tcBorders>
+              <w:top w:val="single" w:sz="6" w:space="0" w:color="C4C7C5"/>
+              <w:left w:val="single" w:sz="6" w:space="0" w:color="C4C7C5"/>
+              <w:bottom w:val="single" w:sz="6" w:space="0" w:color="C4C7C5"/>
+              <w:right w:val="single" w:sz="6" w:space="0" w:color="C4C7C5"/>
+            </w:tcBorders>
+            <w:tcMar>
+              <w:top w:w="120" w:type="dxa"/>
+              <w:left w:w="180" w:type="dxa"/>
+              <w:bottom w:w="120" w:type="dxa"/>
+              <w:right w:w="180" w:type="dxa"/>
+            </w:tcMar>
             <w:vAlign w:val="center"/>
             <w:hideMark/>
           </w:tcPr>
@@ -1621,6 +2493,18 @@
         <w:tc>
           <w:tcPr>
             <w:tcW w:w="0" w:type="auto"/>
+            <w:tcBorders>
+              <w:top w:val="single" w:sz="6" w:space="0" w:color="C4C7C5"/>
+              <w:left w:val="single" w:sz="6" w:space="0" w:color="C4C7C5"/>
+              <w:bottom w:val="single" w:sz="6" w:space="0" w:color="C4C7C5"/>
+              <w:right w:val="single" w:sz="6" w:space="0" w:color="C4C7C5"/>
+            </w:tcBorders>
+            <w:tcMar>
+              <w:top w:w="120" w:type="dxa"/>
+              <w:left w:w="180" w:type="dxa"/>
+              <w:bottom w:w="120" w:type="dxa"/>
+              <w:right w:w="180" w:type="dxa"/>
+            </w:tcMar>
             <w:vAlign w:val="center"/>
             <w:hideMark/>
           </w:tcPr>
@@ -1638,15 +2522,23 @@
         <w:tc>
           <w:tcPr>
             <w:tcW w:w="0" w:type="auto"/>
-            <w:vAlign w:val="center"/>
-            <w:hideMark/>
-          </w:tcPr>
-          <w:p>
-            <w:r>
-              <w:rPr>
-                <w:b/>
-                <w:bCs/>
-              </w:rPr>
+            <w:tcBorders>
+              <w:top w:val="single" w:sz="6" w:space="0" w:color="C4C7C5"/>
+              <w:left w:val="single" w:sz="6" w:space="0" w:color="C4C7C5"/>
+              <w:bottom w:val="single" w:sz="6" w:space="0" w:color="C4C7C5"/>
+              <w:right w:val="single" w:sz="6" w:space="0" w:color="C4C7C5"/>
+            </w:tcBorders>
+            <w:tcMar>
+              <w:top w:w="120" w:type="dxa"/>
+              <w:left w:w="180" w:type="dxa"/>
+              <w:bottom w:w="120" w:type="dxa"/>
+              <w:right w:w="180" w:type="dxa"/>
+            </w:tcMar>
+            <w:vAlign w:val="center"/>
+            <w:hideMark/>
+          </w:tcPr>
+          <w:p>
+            <w:r>
               <w:t>LE</w:t>
             </w:r>
           </w:p>
@@ -1654,6 +2546,18 @@
         <w:tc>
           <w:tcPr>
             <w:tcW w:w="0" w:type="auto"/>
+            <w:tcBorders>
+              <w:top w:val="single" w:sz="6" w:space="0" w:color="C4C7C5"/>
+              <w:left w:val="single" w:sz="6" w:space="0" w:color="C4C7C5"/>
+              <w:bottom w:val="single" w:sz="6" w:space="0" w:color="C4C7C5"/>
+              <w:right w:val="single" w:sz="6" w:space="0" w:color="C4C7C5"/>
+            </w:tcBorders>
+            <w:tcMar>
+              <w:top w:w="120" w:type="dxa"/>
+              <w:left w:w="180" w:type="dxa"/>
+              <w:bottom w:w="120" w:type="dxa"/>
+              <w:right w:w="180" w:type="dxa"/>
+            </w:tcMar>
             <w:vAlign w:val="center"/>
             <w:hideMark/>
           </w:tcPr>
@@ -1666,6 +2570,18 @@
         <w:tc>
           <w:tcPr>
             <w:tcW w:w="0" w:type="auto"/>
+            <w:tcBorders>
+              <w:top w:val="single" w:sz="6" w:space="0" w:color="C4C7C5"/>
+              <w:left w:val="single" w:sz="6" w:space="0" w:color="C4C7C5"/>
+              <w:bottom w:val="single" w:sz="6" w:space="0" w:color="C4C7C5"/>
+              <w:right w:val="single" w:sz="6" w:space="0" w:color="C4C7C5"/>
+            </w:tcBorders>
+            <w:tcMar>
+              <w:top w:w="120" w:type="dxa"/>
+              <w:left w:w="180" w:type="dxa"/>
+              <w:bottom w:w="120" w:type="dxa"/>
+              <w:right w:w="180" w:type="dxa"/>
+            </w:tcMar>
             <w:vAlign w:val="center"/>
             <w:hideMark/>
           </w:tcPr>
@@ -1683,15 +2599,23 @@
         <w:tc>
           <w:tcPr>
             <w:tcW w:w="0" w:type="auto"/>
-            <w:vAlign w:val="center"/>
-            <w:hideMark/>
-          </w:tcPr>
-          <w:p>
-            <w:r>
-              <w:rPr>
-                <w:b/>
-                <w:bCs/>
-              </w:rPr>
+            <w:tcBorders>
+              <w:top w:val="single" w:sz="6" w:space="0" w:color="C4C7C5"/>
+              <w:left w:val="single" w:sz="6" w:space="0" w:color="C4C7C5"/>
+              <w:bottom w:val="single" w:sz="6" w:space="0" w:color="C4C7C5"/>
+              <w:right w:val="single" w:sz="6" w:space="0" w:color="C4C7C5"/>
+            </w:tcBorders>
+            <w:tcMar>
+              <w:top w:w="120" w:type="dxa"/>
+              <w:left w:w="180" w:type="dxa"/>
+              <w:bottom w:w="120" w:type="dxa"/>
+              <w:right w:w="180" w:type="dxa"/>
+            </w:tcMar>
+            <w:vAlign w:val="center"/>
+            <w:hideMark/>
+          </w:tcPr>
+          <w:p>
+            <w:r>
               <w:t>MB</w:t>
             </w:r>
           </w:p>
@@ -1699,6 +2623,18 @@
         <w:tc>
           <w:tcPr>
             <w:tcW w:w="0" w:type="auto"/>
+            <w:tcBorders>
+              <w:top w:val="single" w:sz="6" w:space="0" w:color="C4C7C5"/>
+              <w:left w:val="single" w:sz="6" w:space="0" w:color="C4C7C5"/>
+              <w:bottom w:val="single" w:sz="6" w:space="0" w:color="C4C7C5"/>
+              <w:right w:val="single" w:sz="6" w:space="0" w:color="C4C7C5"/>
+            </w:tcBorders>
+            <w:tcMar>
+              <w:top w:w="120" w:type="dxa"/>
+              <w:left w:w="180" w:type="dxa"/>
+              <w:bottom w:w="120" w:type="dxa"/>
+              <w:right w:w="180" w:type="dxa"/>
+            </w:tcMar>
             <w:vAlign w:val="center"/>
             <w:hideMark/>
           </w:tcPr>
@@ -1711,6 +2647,18 @@
         <w:tc>
           <w:tcPr>
             <w:tcW w:w="0" w:type="auto"/>
+            <w:tcBorders>
+              <w:top w:val="single" w:sz="6" w:space="0" w:color="C4C7C5"/>
+              <w:left w:val="single" w:sz="6" w:space="0" w:color="C4C7C5"/>
+              <w:bottom w:val="single" w:sz="6" w:space="0" w:color="C4C7C5"/>
+              <w:right w:val="single" w:sz="6" w:space="0" w:color="C4C7C5"/>
+            </w:tcBorders>
+            <w:tcMar>
+              <w:top w:w="120" w:type="dxa"/>
+              <w:left w:w="180" w:type="dxa"/>
+              <w:bottom w:w="120" w:type="dxa"/>
+              <w:right w:w="180" w:type="dxa"/>
+            </w:tcMar>
             <w:vAlign w:val="center"/>
             <w:hideMark/>
           </w:tcPr>
@@ -1728,15 +2676,23 @@
         <w:tc>
           <w:tcPr>
             <w:tcW w:w="0" w:type="auto"/>
-            <w:vAlign w:val="center"/>
-            <w:hideMark/>
-          </w:tcPr>
-          <w:p>
-            <w:r>
-              <w:rPr>
-                <w:b/>
-                <w:bCs/>
-              </w:rPr>
+            <w:tcBorders>
+              <w:top w:val="single" w:sz="6" w:space="0" w:color="C4C7C5"/>
+              <w:left w:val="single" w:sz="6" w:space="0" w:color="C4C7C5"/>
+              <w:bottom w:val="single" w:sz="6" w:space="0" w:color="C4C7C5"/>
+              <w:right w:val="single" w:sz="6" w:space="0" w:color="C4C7C5"/>
+            </w:tcBorders>
+            <w:tcMar>
+              <w:top w:w="120" w:type="dxa"/>
+              <w:left w:w="180" w:type="dxa"/>
+              <w:bottom w:w="120" w:type="dxa"/>
+              <w:right w:w="180" w:type="dxa"/>
+            </w:tcMar>
+            <w:vAlign w:val="center"/>
+            <w:hideMark/>
+          </w:tcPr>
+          <w:p>
+            <w:r>
               <w:t>AI</w:t>
             </w:r>
           </w:p>
@@ -1744,6 +2700,18 @@
         <w:tc>
           <w:tcPr>
             <w:tcW w:w="0" w:type="auto"/>
+            <w:tcBorders>
+              <w:top w:val="single" w:sz="6" w:space="0" w:color="C4C7C5"/>
+              <w:left w:val="single" w:sz="6" w:space="0" w:color="C4C7C5"/>
+              <w:bottom w:val="single" w:sz="6" w:space="0" w:color="C4C7C5"/>
+              <w:right w:val="single" w:sz="6" w:space="0" w:color="C4C7C5"/>
+            </w:tcBorders>
+            <w:tcMar>
+              <w:top w:w="120" w:type="dxa"/>
+              <w:left w:w="180" w:type="dxa"/>
+              <w:bottom w:w="120" w:type="dxa"/>
+              <w:right w:w="180" w:type="dxa"/>
+            </w:tcMar>
             <w:vAlign w:val="center"/>
             <w:hideMark/>
           </w:tcPr>
@@ -1756,6 +2724,18 @@
         <w:tc>
           <w:tcPr>
             <w:tcW w:w="0" w:type="auto"/>
+            <w:tcBorders>
+              <w:top w:val="single" w:sz="6" w:space="0" w:color="C4C7C5"/>
+              <w:left w:val="single" w:sz="6" w:space="0" w:color="C4C7C5"/>
+              <w:bottom w:val="single" w:sz="6" w:space="0" w:color="C4C7C5"/>
+              <w:right w:val="single" w:sz="6" w:space="0" w:color="C4C7C5"/>
+            </w:tcBorders>
+            <w:tcMar>
+              <w:top w:w="120" w:type="dxa"/>
+              <w:left w:w="180" w:type="dxa"/>
+              <w:bottom w:w="120" w:type="dxa"/>
+              <w:right w:w="180" w:type="dxa"/>
+            </w:tcMar>
             <w:vAlign w:val="center"/>
             <w:hideMark/>
           </w:tcPr>
@@ -1767,13 +2747,6 @@
         </w:tc>
       </w:tr>
     </w:tbl>
-    <w:p>
-      <w:r>
-        <w:pict w14:anchorId="2F5DCAAA">
-          <v:rect id="_x0000_i1028" style="width:0;height:1.5pt" o:hralign="center" o:hrstd="t" o:hr="t" fillcolor="#a0a0a0" stroked="f"/>
-        </w:pict>
-      </w:r>
-    </w:p>
     <w:p>
       <w:pPr>
         <w:rPr>
@@ -1793,147 +2766,100 @@
       <w:pPr>
         <w:numPr>
           <w:ilvl w:val="0"/>
-          <w:numId w:val="2"/>
+          <w:numId w:val="3"/>
         </w:numPr>
       </w:pPr>
       <w:r>
-        <w:t xml:space="preserve">Every Human Friction Category shall receive a unique </w:t>
-      </w:r>
-      <w:r>
-        <w:rPr>
-          <w:b/>
-          <w:bCs/>
-        </w:rPr>
-        <w:t>Category ID</w:t>
-      </w:r>
-      <w:r>
-        <w:t xml:space="preserve"> before being added to the ATLAS taxonomy. </w:t>
+        <w:t>Every Human Friction Category shall receive a unique Category ID before being added to the ATLAS taxonomy.</w:t>
       </w:r>
     </w:p>
     <w:p>
       <w:pPr>
         <w:numPr>
           <w:ilvl w:val="0"/>
-          <w:numId w:val="2"/>
+          <w:numId w:val="3"/>
         </w:numPr>
       </w:pPr>
       <w:r>
-        <w:t xml:space="preserve">Every category shall own a unique </w:t>
-      </w:r>
-      <w:r>
-        <w:rPr>
-          <w:b/>
-          <w:bCs/>
-        </w:rPr>
-        <w:t>APID prefix</w:t>
-      </w:r>
-      <w:r>
-        <w:t xml:space="preserve">. </w:t>
+        <w:t>Every category shall own a unique APID prefix.</w:t>
       </w:r>
     </w:p>
     <w:p>
       <w:pPr>
         <w:numPr>
           <w:ilvl w:val="0"/>
-          <w:numId w:val="2"/>
+          <w:numId w:val="3"/>
         </w:numPr>
       </w:pPr>
       <w:r>
-        <w:t xml:space="preserve">Human Frictions shall use only the APID prefix assigned to their category. </w:t>
+        <w:t>Human Frictions shall use only the APID prefix assigned to their category.</w:t>
       </w:r>
     </w:p>
     <w:p>
       <w:pPr>
         <w:numPr>
           <w:ilvl w:val="0"/>
-          <w:numId w:val="2"/>
+          <w:numId w:val="3"/>
         </w:numPr>
       </w:pPr>
       <w:r>
-        <w:t xml:space="preserve">New categories shall receive a new </w:t>
-      </w:r>
-      <w:r>
-        <w:rPr>
-          <w:b/>
-          <w:bCs/>
-        </w:rPr>
-        <w:t>Category ID</w:t>
-      </w:r>
-      <w:r>
-        <w:t xml:space="preserve"> and </w:t>
-      </w:r>
-      <w:r>
-        <w:rPr>
-          <w:b/>
-          <w:bCs/>
-        </w:rPr>
-        <w:t>APID prefix</w:t>
-      </w:r>
-      <w:r>
-        <w:t xml:space="preserve"> before Human Frictions are documented. </w:t>
+        <w:t>New categories shall receive a new Category ID and APID prefix before Human Frictions are documented.</w:t>
       </w:r>
     </w:p>
     <w:p>
       <w:pPr>
         <w:numPr>
           <w:ilvl w:val="0"/>
-          <w:numId w:val="2"/>
+          <w:numId w:val="3"/>
         </w:numPr>
       </w:pPr>
       <w:r>
-        <w:t xml:space="preserve">Category IDs and APID prefixes are permanent identifiers and shall never be reused. </w:t>
+        <w:t>Category IDs and APID prefixes are permanent identifiers and shall never be reused.</w:t>
       </w:r>
     </w:p>
     <w:p>
       <w:pPr>
         <w:numPr>
           <w:ilvl w:val="0"/>
-          <w:numId w:val="2"/>
+          <w:numId w:val="3"/>
         </w:numPr>
       </w:pPr>
       <w:r>
-        <w:lastRenderedPageBreak/>
-        <w:t xml:space="preserve">Each Human Friction shall belong to one primary category. </w:t>
+        <w:t>Each Human Friction shall belong to one primary category.</w:t>
       </w:r>
     </w:p>
     <w:p>
       <w:pPr>
         <w:numPr>
           <w:ilvl w:val="0"/>
-          <w:numId w:val="2"/>
+          <w:numId w:val="3"/>
         </w:numPr>
       </w:pPr>
       <w:r>
-        <w:t xml:space="preserve">The Category Registry serves as the authoritative reference for category definitions and APID prefix assignments. </w:t>
+        <w:t>The Category Registry serves as the authoritative reference for category definitions and APID prefix assignments.</w:t>
       </w:r>
     </w:p>
     <w:p>
       <w:pPr>
         <w:numPr>
           <w:ilvl w:val="0"/>
-          <w:numId w:val="2"/>
+          <w:numId w:val="3"/>
         </w:numPr>
       </w:pPr>
       <w:r>
-        <w:t xml:space="preserve">Changes to category names, domains, or classifications shall be reflected in this Registry. </w:t>
+        <w:t>Changes to category names, domains, or classifications shall be reflected in this Registry.</w:t>
       </w:r>
     </w:p>
     <w:p>
       <w:pPr>
         <w:numPr>
           <w:ilvl w:val="0"/>
-          <w:numId w:val="2"/>
+          <w:numId w:val="3"/>
         </w:numPr>
       </w:pPr>
       <w:r>
-        <w:t xml:space="preserve">Category statistics shall be updated whenever Human Frictions are added, archived, or reclassified. </w:t>
-      </w:r>
-    </w:p>
-    <w:p>
-      <w:r>
-        <w:pict w14:anchorId="3C3495AE">
-          <v:rect id="_x0000_i1029" style="width:0;height:1.5pt" o:hralign="center" o:hrstd="t" o:hr="t" fillcolor="#a0a0a0" stroked="f"/>
-        </w:pict>
+        <w:lastRenderedPageBreak/>
+        <w:t>Category statistics shall be updated whenever Human Frictions are added, archived, or reclassified.</w:t>
       </w:r>
     </w:p>
     <w:p>
@@ -1964,8 +2890,8 @@
         <w:tblLook w:val="04A0" w:firstRow="1" w:lastRow="0" w:firstColumn="1" w:lastColumn="0" w:noHBand="0" w:noVBand="1"/>
       </w:tblPr>
       <w:tblGrid>
-        <w:gridCol w:w="2590"/>
-        <w:gridCol w:w="1264"/>
+        <w:gridCol w:w="2950"/>
+        <w:gridCol w:w="1624"/>
       </w:tblGrid>
       <w:tr>
         <w:trPr>
@@ -1975,16 +2901,22 @@
         <w:tc>
           <w:tcPr>
             <w:tcW w:w="0" w:type="auto"/>
-            <w:vAlign w:val="center"/>
-            <w:hideMark/>
-          </w:tcPr>
-          <w:p>
-            <w:pPr>
-              <w:rPr>
-                <w:b/>
-                <w:bCs/>
-              </w:rPr>
-            </w:pPr>
+            <w:tcBorders>
+              <w:top w:val="single" w:sz="6" w:space="0" w:color="C4C7C5"/>
+              <w:left w:val="single" w:sz="6" w:space="0" w:color="C4C7C5"/>
+              <w:bottom w:val="single" w:sz="6" w:space="0" w:color="C4C7C5"/>
+              <w:right w:val="single" w:sz="6" w:space="0" w:color="C4C7C5"/>
+            </w:tcBorders>
+            <w:tcMar>
+              <w:top w:w="120" w:type="dxa"/>
+              <w:left w:w="180" w:type="dxa"/>
+              <w:bottom w:w="120" w:type="dxa"/>
+              <w:right w:w="180" w:type="dxa"/>
+            </w:tcMar>
+            <w:vAlign w:val="center"/>
+            <w:hideMark/>
+          </w:tcPr>
+          <w:p>
             <w:r>
               <w:rPr>
                 <w:b/>
@@ -1997,16 +2929,22 @@
         <w:tc>
           <w:tcPr>
             <w:tcW w:w="0" w:type="auto"/>
-            <w:vAlign w:val="center"/>
-            <w:hideMark/>
-          </w:tcPr>
-          <w:p>
-            <w:pPr>
-              <w:rPr>
-                <w:b/>
-                <w:bCs/>
-              </w:rPr>
-            </w:pPr>
+            <w:tcBorders>
+              <w:top w:val="single" w:sz="6" w:space="0" w:color="C4C7C5"/>
+              <w:left w:val="single" w:sz="6" w:space="0" w:color="C4C7C5"/>
+              <w:bottom w:val="single" w:sz="6" w:space="0" w:color="C4C7C5"/>
+              <w:right w:val="single" w:sz="6" w:space="0" w:color="C4C7C5"/>
+            </w:tcBorders>
+            <w:tcMar>
+              <w:top w:w="120" w:type="dxa"/>
+              <w:left w:w="180" w:type="dxa"/>
+              <w:bottom w:w="120" w:type="dxa"/>
+              <w:right w:w="180" w:type="dxa"/>
+            </w:tcMar>
+            <w:vAlign w:val="center"/>
+            <w:hideMark/>
+          </w:tcPr>
+          <w:p>
             <w:r>
               <w:rPr>
                 <w:b/>
@@ -2024,6 +2962,18 @@
         <w:tc>
           <w:tcPr>
             <w:tcW w:w="0" w:type="auto"/>
+            <w:tcBorders>
+              <w:top w:val="single" w:sz="6" w:space="0" w:color="C4C7C5"/>
+              <w:left w:val="single" w:sz="6" w:space="0" w:color="C4C7C5"/>
+              <w:bottom w:val="single" w:sz="6" w:space="0" w:color="C4C7C5"/>
+              <w:right w:val="single" w:sz="6" w:space="0" w:color="C4C7C5"/>
+            </w:tcBorders>
+            <w:tcMar>
+              <w:top w:w="120" w:type="dxa"/>
+              <w:left w:w="180" w:type="dxa"/>
+              <w:bottom w:w="120" w:type="dxa"/>
+              <w:right w:w="180" w:type="dxa"/>
+            </w:tcMar>
             <w:vAlign w:val="center"/>
             <w:hideMark/>
           </w:tcPr>
@@ -2040,6 +2990,18 @@
         <w:tc>
           <w:tcPr>
             <w:tcW w:w="0" w:type="auto"/>
+            <w:tcBorders>
+              <w:top w:val="single" w:sz="6" w:space="0" w:color="C4C7C5"/>
+              <w:left w:val="single" w:sz="6" w:space="0" w:color="C4C7C5"/>
+              <w:bottom w:val="single" w:sz="6" w:space="0" w:color="C4C7C5"/>
+              <w:right w:val="single" w:sz="6" w:space="0" w:color="C4C7C5"/>
+            </w:tcBorders>
+            <w:tcMar>
+              <w:top w:w="120" w:type="dxa"/>
+              <w:left w:w="180" w:type="dxa"/>
+              <w:bottom w:w="120" w:type="dxa"/>
+              <w:right w:w="180" w:type="dxa"/>
+            </w:tcMar>
             <w:vAlign w:val="center"/>
             <w:hideMark/>
           </w:tcPr>
@@ -2057,6 +3019,18 @@
         <w:tc>
           <w:tcPr>
             <w:tcW w:w="0" w:type="auto"/>
+            <w:tcBorders>
+              <w:top w:val="single" w:sz="6" w:space="0" w:color="C4C7C5"/>
+              <w:left w:val="single" w:sz="6" w:space="0" w:color="C4C7C5"/>
+              <w:bottom w:val="single" w:sz="6" w:space="0" w:color="C4C7C5"/>
+              <w:right w:val="single" w:sz="6" w:space="0" w:color="C4C7C5"/>
+            </w:tcBorders>
+            <w:tcMar>
+              <w:top w:w="120" w:type="dxa"/>
+              <w:left w:w="180" w:type="dxa"/>
+              <w:bottom w:w="120" w:type="dxa"/>
+              <w:right w:w="180" w:type="dxa"/>
+            </w:tcMar>
             <w:vAlign w:val="center"/>
             <w:hideMark/>
           </w:tcPr>
@@ -2073,10 +3047,26 @@
         <w:tc>
           <w:tcPr>
             <w:tcW w:w="0" w:type="auto"/>
-            <w:vAlign w:val="center"/>
-            <w:hideMark/>
-          </w:tcPr>
-          <w:p/>
+            <w:tcBorders>
+              <w:top w:val="single" w:sz="6" w:space="0" w:color="C4C7C5"/>
+              <w:left w:val="single" w:sz="6" w:space="0" w:color="C4C7C5"/>
+              <w:bottom w:val="single" w:sz="6" w:space="0" w:color="C4C7C5"/>
+              <w:right w:val="single" w:sz="6" w:space="0" w:color="C4C7C5"/>
+            </w:tcBorders>
+            <w:tcMar>
+              <w:top w:w="120" w:type="dxa"/>
+              <w:left w:w="180" w:type="dxa"/>
+              <w:bottom w:w="120" w:type="dxa"/>
+              <w:right w:w="180" w:type="dxa"/>
+            </w:tcMar>
+            <w:vAlign w:val="center"/>
+            <w:hideMark/>
+          </w:tcPr>
+          <w:p>
+            <w:r>
+              <w:t>6</w:t>
+            </w:r>
+          </w:p>
         </w:tc>
       </w:tr>
       <w:tr>
@@ -2086,6 +3076,18 @@
         <w:tc>
           <w:tcPr>
             <w:tcW w:w="0" w:type="auto"/>
+            <w:tcBorders>
+              <w:top w:val="single" w:sz="6" w:space="0" w:color="C4C7C5"/>
+              <w:left w:val="single" w:sz="6" w:space="0" w:color="C4C7C5"/>
+              <w:bottom w:val="single" w:sz="6" w:space="0" w:color="C4C7C5"/>
+              <w:right w:val="single" w:sz="6" w:space="0" w:color="C4C7C5"/>
+            </w:tcBorders>
+            <w:tcMar>
+              <w:top w:w="120" w:type="dxa"/>
+              <w:left w:w="180" w:type="dxa"/>
+              <w:bottom w:w="120" w:type="dxa"/>
+              <w:right w:w="180" w:type="dxa"/>
+            </w:tcMar>
             <w:vAlign w:val="center"/>
             <w:hideMark/>
           </w:tcPr>
@@ -2102,12 +3104,24 @@
         <w:tc>
           <w:tcPr>
             <w:tcW w:w="0" w:type="auto"/>
-            <w:vAlign w:val="center"/>
-            <w:hideMark/>
-          </w:tcPr>
-          <w:p>
-            <w:r>
-              <w:t>5</w:t>
+            <w:tcBorders>
+              <w:top w:val="single" w:sz="6" w:space="0" w:color="C4C7C5"/>
+              <w:left w:val="single" w:sz="6" w:space="0" w:color="C4C7C5"/>
+              <w:bottom w:val="single" w:sz="6" w:space="0" w:color="C4C7C5"/>
+              <w:right w:val="single" w:sz="6" w:space="0" w:color="C4C7C5"/>
+            </w:tcBorders>
+            <w:tcMar>
+              <w:top w:w="120" w:type="dxa"/>
+              <w:left w:w="180" w:type="dxa"/>
+              <w:bottom w:w="120" w:type="dxa"/>
+              <w:right w:w="180" w:type="dxa"/>
+            </w:tcMar>
+            <w:vAlign w:val="center"/>
+            <w:hideMark/>
+          </w:tcPr>
+          <w:p>
+            <w:r>
+              <w:t>4</w:t>
             </w:r>
           </w:p>
         </w:tc>
@@ -2119,6 +3133,18 @@
         <w:tc>
           <w:tcPr>
             <w:tcW w:w="0" w:type="auto"/>
+            <w:tcBorders>
+              <w:top w:val="single" w:sz="6" w:space="0" w:color="C4C7C5"/>
+              <w:left w:val="single" w:sz="6" w:space="0" w:color="C4C7C5"/>
+              <w:bottom w:val="single" w:sz="6" w:space="0" w:color="C4C7C5"/>
+              <w:right w:val="single" w:sz="6" w:space="0" w:color="C4C7C5"/>
+            </w:tcBorders>
+            <w:tcMar>
+              <w:top w:w="120" w:type="dxa"/>
+              <w:left w:w="180" w:type="dxa"/>
+              <w:bottom w:w="120" w:type="dxa"/>
+              <w:right w:w="180" w:type="dxa"/>
+            </w:tcMar>
             <w:vAlign w:val="center"/>
             <w:hideMark/>
           </w:tcPr>
@@ -2135,6 +3161,18 @@
         <w:tc>
           <w:tcPr>
             <w:tcW w:w="0" w:type="auto"/>
+            <w:tcBorders>
+              <w:top w:val="single" w:sz="6" w:space="0" w:color="C4C7C5"/>
+              <w:left w:val="single" w:sz="6" w:space="0" w:color="C4C7C5"/>
+              <w:bottom w:val="single" w:sz="6" w:space="0" w:color="C4C7C5"/>
+              <w:right w:val="single" w:sz="6" w:space="0" w:color="C4C7C5"/>
+            </w:tcBorders>
+            <w:tcMar>
+              <w:top w:w="120" w:type="dxa"/>
+              <w:left w:w="180" w:type="dxa"/>
+              <w:bottom w:w="120" w:type="dxa"/>
+              <w:right w:w="180" w:type="dxa"/>
+            </w:tcMar>
             <w:vAlign w:val="center"/>
             <w:hideMark/>
           </w:tcPr>
@@ -2152,6 +3190,18 @@
         <w:tc>
           <w:tcPr>
             <w:tcW w:w="0" w:type="auto"/>
+            <w:tcBorders>
+              <w:top w:val="single" w:sz="6" w:space="0" w:color="C4C7C5"/>
+              <w:left w:val="single" w:sz="6" w:space="0" w:color="C4C7C5"/>
+              <w:bottom w:val="single" w:sz="6" w:space="0" w:color="C4C7C5"/>
+              <w:right w:val="single" w:sz="6" w:space="0" w:color="C4C7C5"/>
+            </w:tcBorders>
+            <w:tcMar>
+              <w:top w:w="120" w:type="dxa"/>
+              <w:left w:w="180" w:type="dxa"/>
+              <w:bottom w:w="120" w:type="dxa"/>
+              <w:right w:w="180" w:type="dxa"/>
+            </w:tcMar>
             <w:vAlign w:val="center"/>
             <w:hideMark/>
           </w:tcPr>
@@ -2168,15 +3218,24 @@
         <w:tc>
           <w:tcPr>
             <w:tcW w:w="0" w:type="auto"/>
-            <w:vAlign w:val="center"/>
-            <w:hideMark/>
-          </w:tcPr>
-          <w:p>
-            <w:r>
-              <w:t>2</w:t>
-            </w:r>
-            <w:r>
-              <w:t>75</w:t>
+            <w:tcBorders>
+              <w:top w:val="single" w:sz="6" w:space="0" w:color="C4C7C5"/>
+              <w:left w:val="single" w:sz="6" w:space="0" w:color="C4C7C5"/>
+              <w:bottom w:val="single" w:sz="6" w:space="0" w:color="C4C7C5"/>
+              <w:right w:val="single" w:sz="6" w:space="0" w:color="C4C7C5"/>
+            </w:tcBorders>
+            <w:tcMar>
+              <w:top w:w="120" w:type="dxa"/>
+              <w:left w:w="180" w:type="dxa"/>
+              <w:bottom w:w="120" w:type="dxa"/>
+              <w:right w:w="180" w:type="dxa"/>
+            </w:tcMar>
+            <w:vAlign w:val="center"/>
+            <w:hideMark/>
+          </w:tcPr>
+          <w:p>
+            <w:r>
+              <w:t>325</w:t>
             </w:r>
           </w:p>
         </w:tc>
@@ -2188,6 +3247,18 @@
         <w:tc>
           <w:tcPr>
             <w:tcW w:w="0" w:type="auto"/>
+            <w:tcBorders>
+              <w:top w:val="single" w:sz="6" w:space="0" w:color="C4C7C5"/>
+              <w:left w:val="single" w:sz="6" w:space="0" w:color="C4C7C5"/>
+              <w:bottom w:val="single" w:sz="6" w:space="0" w:color="C4C7C5"/>
+              <w:right w:val="single" w:sz="6" w:space="0" w:color="C4C7C5"/>
+            </w:tcBorders>
+            <w:tcMar>
+              <w:top w:w="120" w:type="dxa"/>
+              <w:left w:w="180" w:type="dxa"/>
+              <w:bottom w:w="120" w:type="dxa"/>
+              <w:right w:w="180" w:type="dxa"/>
+            </w:tcMar>
             <w:vAlign w:val="center"/>
             <w:hideMark/>
           </w:tcPr>
@@ -2204,27 +3275,29 @@
         <w:tc>
           <w:tcPr>
             <w:tcW w:w="0" w:type="auto"/>
-            <w:vAlign w:val="center"/>
-            <w:hideMark/>
-          </w:tcPr>
-          <w:p>
-            <w:r>
-              <w:t>2026-</w:t>
-            </w:r>
-            <w:r>
-              <w:t>08-04</w:t>
+            <w:tcBorders>
+              <w:top w:val="single" w:sz="6" w:space="0" w:color="C4C7C5"/>
+              <w:left w:val="single" w:sz="6" w:space="0" w:color="C4C7C5"/>
+              <w:bottom w:val="single" w:sz="6" w:space="0" w:color="C4C7C5"/>
+              <w:right w:val="single" w:sz="6" w:space="0" w:color="C4C7C5"/>
+            </w:tcBorders>
+            <w:tcMar>
+              <w:top w:w="120" w:type="dxa"/>
+              <w:left w:w="180" w:type="dxa"/>
+              <w:bottom w:w="120" w:type="dxa"/>
+              <w:right w:w="180" w:type="dxa"/>
+            </w:tcMar>
+            <w:vAlign w:val="center"/>
+            <w:hideMark/>
+          </w:tcPr>
+          <w:p>
+            <w:r>
+              <w:t>2026-08-07</w:t>
             </w:r>
           </w:p>
         </w:tc>
       </w:tr>
     </w:tbl>
-    <w:p>
-      <w:r>
-        <w:pict w14:anchorId="485EF759">
-          <v:rect id="_x0000_i1030" style="width:0;height:1.5pt" o:hralign="center" o:hrstd="t" o:hr="t" fillcolor="#a0a0a0" stroked="f"/>
-        </w:pict>
-      </w:r>
-    </w:p>
     <w:p>
       <w:pPr>
         <w:rPr>
@@ -2253,8 +3326,8 @@
         <w:tblLook w:val="04A0" w:firstRow="1" w:lastRow="0" w:firstColumn="1" w:lastColumn="0" w:noHBand="0" w:noVBand="1"/>
       </w:tblPr>
       <w:tblGrid>
-        <w:gridCol w:w="2022"/>
-        <w:gridCol w:w="2952"/>
+        <w:gridCol w:w="2363"/>
+        <w:gridCol w:w="3312"/>
       </w:tblGrid>
       <w:tr>
         <w:trPr>
@@ -2264,16 +3337,22 @@
         <w:tc>
           <w:tcPr>
             <w:tcW w:w="0" w:type="auto"/>
-            <w:vAlign w:val="center"/>
-            <w:hideMark/>
-          </w:tcPr>
-          <w:p>
-            <w:pPr>
-              <w:rPr>
-                <w:b/>
-                <w:bCs/>
-              </w:rPr>
-            </w:pPr>
+            <w:tcBorders>
+              <w:top w:val="single" w:sz="6" w:space="0" w:color="C4C7C5"/>
+              <w:left w:val="single" w:sz="6" w:space="0" w:color="C4C7C5"/>
+              <w:bottom w:val="single" w:sz="6" w:space="0" w:color="C4C7C5"/>
+              <w:right w:val="single" w:sz="6" w:space="0" w:color="C4C7C5"/>
+            </w:tcBorders>
+            <w:tcMar>
+              <w:top w:w="120" w:type="dxa"/>
+              <w:left w:w="180" w:type="dxa"/>
+              <w:bottom w:w="120" w:type="dxa"/>
+              <w:right w:w="180" w:type="dxa"/>
+            </w:tcMar>
+            <w:vAlign w:val="center"/>
+            <w:hideMark/>
+          </w:tcPr>
+          <w:p>
             <w:r>
               <w:rPr>
                 <w:b/>
@@ -2286,16 +3365,22 @@
         <w:tc>
           <w:tcPr>
             <w:tcW w:w="0" w:type="auto"/>
-            <w:vAlign w:val="center"/>
-            <w:hideMark/>
-          </w:tcPr>
-          <w:p>
-            <w:pPr>
-              <w:rPr>
-                <w:b/>
-                <w:bCs/>
-              </w:rPr>
-            </w:pPr>
+            <w:tcBorders>
+              <w:top w:val="single" w:sz="6" w:space="0" w:color="C4C7C5"/>
+              <w:left w:val="single" w:sz="6" w:space="0" w:color="C4C7C5"/>
+              <w:bottom w:val="single" w:sz="6" w:space="0" w:color="C4C7C5"/>
+              <w:right w:val="single" w:sz="6" w:space="0" w:color="C4C7C5"/>
+            </w:tcBorders>
+            <w:tcMar>
+              <w:top w:w="120" w:type="dxa"/>
+              <w:left w:w="180" w:type="dxa"/>
+              <w:bottom w:w="120" w:type="dxa"/>
+              <w:right w:w="180" w:type="dxa"/>
+            </w:tcMar>
+            <w:vAlign w:val="center"/>
+            <w:hideMark/>
+          </w:tcPr>
+          <w:p>
             <w:r>
               <w:rPr>
                 <w:b/>
@@ -2313,15 +3398,23 @@
         <w:tc>
           <w:tcPr>
             <w:tcW w:w="0" w:type="auto"/>
-            <w:vAlign w:val="center"/>
-            <w:hideMark/>
-          </w:tcPr>
-          <w:p>
-            <w:r>
-              <w:rPr>
-                <w:b/>
-                <w:bCs/>
-              </w:rPr>
+            <w:tcBorders>
+              <w:top w:val="single" w:sz="6" w:space="0" w:color="C4C7C5"/>
+              <w:left w:val="single" w:sz="6" w:space="0" w:color="C4C7C5"/>
+              <w:bottom w:val="single" w:sz="6" w:space="0" w:color="C4C7C5"/>
+              <w:right w:val="single" w:sz="6" w:space="0" w:color="C4C7C5"/>
+            </w:tcBorders>
+            <w:tcMar>
+              <w:top w:w="120" w:type="dxa"/>
+              <w:left w:w="180" w:type="dxa"/>
+              <w:bottom w:w="120" w:type="dxa"/>
+              <w:right w:w="180" w:type="dxa"/>
+            </w:tcMar>
+            <w:vAlign w:val="center"/>
+            <w:hideMark/>
+          </w:tcPr>
+          <w:p>
+            <w:r>
               <w:t>FF-001 → FF-999</w:t>
             </w:r>
           </w:p>
@@ -2329,6 +3422,18 @@
         <w:tc>
           <w:tcPr>
             <w:tcW w:w="0" w:type="auto"/>
+            <w:tcBorders>
+              <w:top w:val="single" w:sz="6" w:space="0" w:color="C4C7C5"/>
+              <w:left w:val="single" w:sz="6" w:space="0" w:color="C4C7C5"/>
+              <w:bottom w:val="single" w:sz="6" w:space="0" w:color="C4C7C5"/>
+              <w:right w:val="single" w:sz="6" w:space="0" w:color="C4C7C5"/>
+            </w:tcBorders>
+            <w:tcMar>
+              <w:top w:w="120" w:type="dxa"/>
+              <w:left w:w="180" w:type="dxa"/>
+              <w:bottom w:w="120" w:type="dxa"/>
+              <w:right w:w="180" w:type="dxa"/>
+            </w:tcMar>
             <w:vAlign w:val="center"/>
             <w:hideMark/>
           </w:tcPr>
@@ -2346,15 +3451,23 @@
         <w:tc>
           <w:tcPr>
             <w:tcW w:w="0" w:type="auto"/>
-            <w:vAlign w:val="center"/>
-            <w:hideMark/>
-          </w:tcPr>
-          <w:p>
-            <w:r>
-              <w:rPr>
-                <w:b/>
-                <w:bCs/>
-              </w:rPr>
+            <w:tcBorders>
+              <w:top w:val="single" w:sz="6" w:space="0" w:color="C4C7C5"/>
+              <w:left w:val="single" w:sz="6" w:space="0" w:color="C4C7C5"/>
+              <w:bottom w:val="single" w:sz="6" w:space="0" w:color="C4C7C5"/>
+              <w:right w:val="single" w:sz="6" w:space="0" w:color="C4C7C5"/>
+            </w:tcBorders>
+            <w:tcMar>
+              <w:top w:w="120" w:type="dxa"/>
+              <w:left w:w="180" w:type="dxa"/>
+              <w:bottom w:w="120" w:type="dxa"/>
+              <w:right w:w="180" w:type="dxa"/>
+            </w:tcMar>
+            <w:vAlign w:val="center"/>
+            <w:hideMark/>
+          </w:tcPr>
+          <w:p>
+            <w:r>
               <w:t>OS-001 → OS-999</w:t>
             </w:r>
           </w:p>
@@ -2362,6 +3475,18 @@
         <w:tc>
           <w:tcPr>
             <w:tcW w:w="0" w:type="auto"/>
+            <w:tcBorders>
+              <w:top w:val="single" w:sz="6" w:space="0" w:color="C4C7C5"/>
+              <w:left w:val="single" w:sz="6" w:space="0" w:color="C4C7C5"/>
+              <w:bottom w:val="single" w:sz="6" w:space="0" w:color="C4C7C5"/>
+              <w:right w:val="single" w:sz="6" w:space="0" w:color="C4C7C5"/>
+            </w:tcBorders>
+            <w:tcMar>
+              <w:top w:w="120" w:type="dxa"/>
+              <w:left w:w="180" w:type="dxa"/>
+              <w:bottom w:w="120" w:type="dxa"/>
+              <w:right w:w="180" w:type="dxa"/>
+            </w:tcMar>
             <w:vAlign w:val="center"/>
             <w:hideMark/>
           </w:tcPr>
@@ -2379,15 +3504,23 @@
         <w:tc>
           <w:tcPr>
             <w:tcW w:w="0" w:type="auto"/>
-            <w:vAlign w:val="center"/>
-            <w:hideMark/>
-          </w:tcPr>
-          <w:p>
-            <w:r>
-              <w:rPr>
-                <w:b/>
-                <w:bCs/>
-              </w:rPr>
+            <w:tcBorders>
+              <w:top w:val="single" w:sz="6" w:space="0" w:color="C4C7C5"/>
+              <w:left w:val="single" w:sz="6" w:space="0" w:color="C4C7C5"/>
+              <w:bottom w:val="single" w:sz="6" w:space="0" w:color="C4C7C5"/>
+              <w:right w:val="single" w:sz="6" w:space="0" w:color="C4C7C5"/>
+            </w:tcBorders>
+            <w:tcMar>
+              <w:top w:w="120" w:type="dxa"/>
+              <w:left w:w="180" w:type="dxa"/>
+              <w:bottom w:w="120" w:type="dxa"/>
+              <w:right w:w="180" w:type="dxa"/>
+            </w:tcMar>
+            <w:vAlign w:val="center"/>
+            <w:hideMark/>
+          </w:tcPr>
+          <w:p>
+            <w:r>
               <w:t>KI-001 → KI-999</w:t>
             </w:r>
           </w:p>
@@ -2395,6 +3528,18 @@
         <w:tc>
           <w:tcPr>
             <w:tcW w:w="0" w:type="auto"/>
+            <w:tcBorders>
+              <w:top w:val="single" w:sz="6" w:space="0" w:color="C4C7C5"/>
+              <w:left w:val="single" w:sz="6" w:space="0" w:color="C4C7C5"/>
+              <w:bottom w:val="single" w:sz="6" w:space="0" w:color="C4C7C5"/>
+              <w:right w:val="single" w:sz="6" w:space="0" w:color="C4C7C5"/>
+            </w:tcBorders>
+            <w:tcMar>
+              <w:top w:w="120" w:type="dxa"/>
+              <w:left w:w="180" w:type="dxa"/>
+              <w:bottom w:w="120" w:type="dxa"/>
+              <w:right w:w="180" w:type="dxa"/>
+            </w:tcMar>
             <w:vAlign w:val="center"/>
             <w:hideMark/>
           </w:tcPr>
@@ -2412,15 +3557,23 @@
         <w:tc>
           <w:tcPr>
             <w:tcW w:w="0" w:type="auto"/>
-            <w:vAlign w:val="center"/>
-            <w:hideMark/>
-          </w:tcPr>
-          <w:p>
-            <w:r>
-              <w:rPr>
-                <w:b/>
-                <w:bCs/>
-              </w:rPr>
+            <w:tcBorders>
+              <w:top w:val="single" w:sz="6" w:space="0" w:color="C4C7C5"/>
+              <w:left w:val="single" w:sz="6" w:space="0" w:color="C4C7C5"/>
+              <w:bottom w:val="single" w:sz="6" w:space="0" w:color="C4C7C5"/>
+              <w:right w:val="single" w:sz="6" w:space="0" w:color="C4C7C5"/>
+            </w:tcBorders>
+            <w:tcMar>
+              <w:top w:w="120" w:type="dxa"/>
+              <w:left w:w="180" w:type="dxa"/>
+              <w:bottom w:w="120" w:type="dxa"/>
+              <w:right w:w="180" w:type="dxa"/>
+            </w:tcMar>
+            <w:vAlign w:val="center"/>
+            <w:hideMark/>
+          </w:tcPr>
+          <w:p>
+            <w:r>
               <w:t>DW-001 → DW-999</w:t>
             </w:r>
           </w:p>
@@ -2428,6 +3581,18 @@
         <w:tc>
           <w:tcPr>
             <w:tcW w:w="0" w:type="auto"/>
+            <w:tcBorders>
+              <w:top w:val="single" w:sz="6" w:space="0" w:color="C4C7C5"/>
+              <w:left w:val="single" w:sz="6" w:space="0" w:color="C4C7C5"/>
+              <w:bottom w:val="single" w:sz="6" w:space="0" w:color="C4C7C5"/>
+              <w:right w:val="single" w:sz="6" w:space="0" w:color="C4C7C5"/>
+            </w:tcBorders>
+            <w:tcMar>
+              <w:top w:w="120" w:type="dxa"/>
+              <w:left w:w="180" w:type="dxa"/>
+              <w:bottom w:w="120" w:type="dxa"/>
+              <w:right w:w="180" w:type="dxa"/>
+            </w:tcMar>
             <w:vAlign w:val="center"/>
             <w:hideMark/>
           </w:tcPr>
@@ -2445,15 +3610,23 @@
         <w:tc>
           <w:tcPr>
             <w:tcW w:w="0" w:type="auto"/>
-            <w:vAlign w:val="center"/>
-            <w:hideMark/>
-          </w:tcPr>
-          <w:p>
-            <w:r>
-              <w:rPr>
-                <w:b/>
-                <w:bCs/>
-              </w:rPr>
+            <w:tcBorders>
+              <w:top w:val="single" w:sz="6" w:space="0" w:color="C4C7C5"/>
+              <w:left w:val="single" w:sz="6" w:space="0" w:color="C4C7C5"/>
+              <w:bottom w:val="single" w:sz="6" w:space="0" w:color="C4C7C5"/>
+              <w:right w:val="single" w:sz="6" w:space="0" w:color="C4C7C5"/>
+            </w:tcBorders>
+            <w:tcMar>
+              <w:top w:w="120" w:type="dxa"/>
+              <w:left w:w="180" w:type="dxa"/>
+              <w:bottom w:w="120" w:type="dxa"/>
+              <w:right w:w="180" w:type="dxa"/>
+            </w:tcMar>
+            <w:vAlign w:val="center"/>
+            <w:hideMark/>
+          </w:tcPr>
+          <w:p>
+            <w:r>
               <w:t>WI-001 → WI-999</w:t>
             </w:r>
           </w:p>
@@ -2461,6 +3634,18 @@
         <w:tc>
           <w:tcPr>
             <w:tcW w:w="0" w:type="auto"/>
+            <w:tcBorders>
+              <w:top w:val="single" w:sz="6" w:space="0" w:color="C4C7C5"/>
+              <w:left w:val="single" w:sz="6" w:space="0" w:color="C4C7C5"/>
+              <w:bottom w:val="single" w:sz="6" w:space="0" w:color="C4C7C5"/>
+              <w:right w:val="single" w:sz="6" w:space="0" w:color="C4C7C5"/>
+            </w:tcBorders>
+            <w:tcMar>
+              <w:top w:w="120" w:type="dxa"/>
+              <w:left w:w="180" w:type="dxa"/>
+              <w:bottom w:w="120" w:type="dxa"/>
+              <w:right w:w="180" w:type="dxa"/>
+            </w:tcMar>
             <w:vAlign w:val="center"/>
             <w:hideMark/>
           </w:tcPr>
@@ -2478,15 +3663,23 @@
         <w:tc>
           <w:tcPr>
             <w:tcW w:w="0" w:type="auto"/>
-            <w:vAlign w:val="center"/>
-            <w:hideMark/>
-          </w:tcPr>
-          <w:p>
-            <w:r>
-              <w:rPr>
-                <w:b/>
-                <w:bCs/>
-              </w:rPr>
+            <w:tcBorders>
+              <w:top w:val="single" w:sz="6" w:space="0" w:color="C4C7C5"/>
+              <w:left w:val="single" w:sz="6" w:space="0" w:color="C4C7C5"/>
+              <w:bottom w:val="single" w:sz="6" w:space="0" w:color="C4C7C5"/>
+              <w:right w:val="single" w:sz="6" w:space="0" w:color="C4C7C5"/>
+            </w:tcBorders>
+            <w:tcMar>
+              <w:top w:w="120" w:type="dxa"/>
+              <w:left w:w="180" w:type="dxa"/>
+              <w:bottom w:w="120" w:type="dxa"/>
+              <w:right w:w="180" w:type="dxa"/>
+            </w:tcMar>
+            <w:vAlign w:val="center"/>
+            <w:hideMark/>
+          </w:tcPr>
+          <w:p>
+            <w:r>
               <w:t>AU-001 → AU-999</w:t>
             </w:r>
           </w:p>
@@ -2494,6 +3687,18 @@
         <w:tc>
           <w:tcPr>
             <w:tcW w:w="0" w:type="auto"/>
+            <w:tcBorders>
+              <w:top w:val="single" w:sz="6" w:space="0" w:color="C4C7C5"/>
+              <w:left w:val="single" w:sz="6" w:space="0" w:color="C4C7C5"/>
+              <w:bottom w:val="single" w:sz="6" w:space="0" w:color="C4C7C5"/>
+              <w:right w:val="single" w:sz="6" w:space="0" w:color="C4C7C5"/>
+            </w:tcBorders>
+            <w:tcMar>
+              <w:top w:w="120" w:type="dxa"/>
+              <w:left w:w="180" w:type="dxa"/>
+              <w:bottom w:w="120" w:type="dxa"/>
+              <w:right w:w="180" w:type="dxa"/>
+            </w:tcMar>
             <w:vAlign w:val="center"/>
             <w:hideMark/>
           </w:tcPr>
@@ -2511,15 +3716,23 @@
         <w:tc>
           <w:tcPr>
             <w:tcW w:w="0" w:type="auto"/>
-            <w:vAlign w:val="center"/>
-            <w:hideMark/>
-          </w:tcPr>
-          <w:p>
-            <w:r>
-              <w:rPr>
-                <w:b/>
-                <w:bCs/>
-              </w:rPr>
+            <w:tcBorders>
+              <w:top w:val="single" w:sz="6" w:space="0" w:color="C4C7C5"/>
+              <w:left w:val="single" w:sz="6" w:space="0" w:color="C4C7C5"/>
+              <w:bottom w:val="single" w:sz="6" w:space="0" w:color="C4C7C5"/>
+              <w:right w:val="single" w:sz="6" w:space="0" w:color="C4C7C5"/>
+            </w:tcBorders>
+            <w:tcMar>
+              <w:top w:w="120" w:type="dxa"/>
+              <w:left w:w="180" w:type="dxa"/>
+              <w:bottom w:w="120" w:type="dxa"/>
+              <w:right w:w="180" w:type="dxa"/>
+            </w:tcMar>
+            <w:vAlign w:val="center"/>
+            <w:hideMark/>
+          </w:tcPr>
+          <w:p>
+            <w:r>
               <w:t>NT-001 → NT-999</w:t>
             </w:r>
           </w:p>
@@ -2527,6 +3740,18 @@
         <w:tc>
           <w:tcPr>
             <w:tcW w:w="0" w:type="auto"/>
+            <w:tcBorders>
+              <w:top w:val="single" w:sz="6" w:space="0" w:color="C4C7C5"/>
+              <w:left w:val="single" w:sz="6" w:space="0" w:color="C4C7C5"/>
+              <w:bottom w:val="single" w:sz="6" w:space="0" w:color="C4C7C5"/>
+              <w:right w:val="single" w:sz="6" w:space="0" w:color="C4C7C5"/>
+            </w:tcBorders>
+            <w:tcMar>
+              <w:top w:w="120" w:type="dxa"/>
+              <w:left w:w="180" w:type="dxa"/>
+              <w:bottom w:w="120" w:type="dxa"/>
+              <w:right w:w="180" w:type="dxa"/>
+            </w:tcMar>
             <w:vAlign w:val="center"/>
             <w:hideMark/>
           </w:tcPr>
@@ -2544,15 +3769,23 @@
         <w:tc>
           <w:tcPr>
             <w:tcW w:w="0" w:type="auto"/>
-            <w:vAlign w:val="center"/>
-            <w:hideMark/>
-          </w:tcPr>
-          <w:p>
-            <w:r>
-              <w:rPr>
-                <w:b/>
-                <w:bCs/>
-              </w:rPr>
+            <w:tcBorders>
+              <w:top w:val="single" w:sz="6" w:space="0" w:color="C4C7C5"/>
+              <w:left w:val="single" w:sz="6" w:space="0" w:color="C4C7C5"/>
+              <w:bottom w:val="single" w:sz="6" w:space="0" w:color="C4C7C5"/>
+              <w:right w:val="single" w:sz="6" w:space="0" w:color="C4C7C5"/>
+            </w:tcBorders>
+            <w:tcMar>
+              <w:top w:w="120" w:type="dxa"/>
+              <w:left w:w="180" w:type="dxa"/>
+              <w:bottom w:w="120" w:type="dxa"/>
+              <w:right w:w="180" w:type="dxa"/>
+            </w:tcMar>
+            <w:vAlign w:val="center"/>
+            <w:hideMark/>
+          </w:tcPr>
+          <w:p>
+            <w:r>
               <w:lastRenderedPageBreak/>
               <w:t>LE-001 → LE-999</w:t>
             </w:r>
@@ -2561,6 +3794,18 @@
         <w:tc>
           <w:tcPr>
             <w:tcW w:w="0" w:type="auto"/>
+            <w:tcBorders>
+              <w:top w:val="single" w:sz="6" w:space="0" w:color="C4C7C5"/>
+              <w:left w:val="single" w:sz="6" w:space="0" w:color="C4C7C5"/>
+              <w:bottom w:val="single" w:sz="6" w:space="0" w:color="C4C7C5"/>
+              <w:right w:val="single" w:sz="6" w:space="0" w:color="C4C7C5"/>
+            </w:tcBorders>
+            <w:tcMar>
+              <w:top w:w="120" w:type="dxa"/>
+              <w:left w:w="180" w:type="dxa"/>
+              <w:bottom w:w="120" w:type="dxa"/>
+              <w:right w:w="180" w:type="dxa"/>
+            </w:tcMar>
             <w:vAlign w:val="center"/>
             <w:hideMark/>
           </w:tcPr>
@@ -2578,15 +3823,23 @@
         <w:tc>
           <w:tcPr>
             <w:tcW w:w="0" w:type="auto"/>
-            <w:vAlign w:val="center"/>
-            <w:hideMark/>
-          </w:tcPr>
-          <w:p>
-            <w:r>
-              <w:rPr>
-                <w:b/>
-                <w:bCs/>
-              </w:rPr>
+            <w:tcBorders>
+              <w:top w:val="single" w:sz="6" w:space="0" w:color="C4C7C5"/>
+              <w:left w:val="single" w:sz="6" w:space="0" w:color="C4C7C5"/>
+              <w:bottom w:val="single" w:sz="6" w:space="0" w:color="C4C7C5"/>
+              <w:right w:val="single" w:sz="6" w:space="0" w:color="C4C7C5"/>
+            </w:tcBorders>
+            <w:tcMar>
+              <w:top w:w="120" w:type="dxa"/>
+              <w:left w:w="180" w:type="dxa"/>
+              <w:bottom w:w="120" w:type="dxa"/>
+              <w:right w:w="180" w:type="dxa"/>
+            </w:tcMar>
+            <w:vAlign w:val="center"/>
+            <w:hideMark/>
+          </w:tcPr>
+          <w:p>
+            <w:r>
               <w:t>MB-001 → MB-999</w:t>
             </w:r>
           </w:p>
@@ -2594,6 +3847,18 @@
         <w:tc>
           <w:tcPr>
             <w:tcW w:w="0" w:type="auto"/>
+            <w:tcBorders>
+              <w:top w:val="single" w:sz="6" w:space="0" w:color="C4C7C5"/>
+              <w:left w:val="single" w:sz="6" w:space="0" w:color="C4C7C5"/>
+              <w:bottom w:val="single" w:sz="6" w:space="0" w:color="C4C7C5"/>
+              <w:right w:val="single" w:sz="6" w:space="0" w:color="C4C7C5"/>
+            </w:tcBorders>
+            <w:tcMar>
+              <w:top w:w="120" w:type="dxa"/>
+              <w:left w:w="180" w:type="dxa"/>
+              <w:bottom w:w="120" w:type="dxa"/>
+              <w:right w:w="180" w:type="dxa"/>
+            </w:tcMar>
             <w:vAlign w:val="center"/>
             <w:hideMark/>
           </w:tcPr>
@@ -2611,15 +3876,23 @@
         <w:tc>
           <w:tcPr>
             <w:tcW w:w="0" w:type="auto"/>
-            <w:vAlign w:val="center"/>
-            <w:hideMark/>
-          </w:tcPr>
-          <w:p>
-            <w:r>
-              <w:rPr>
-                <w:b/>
-                <w:bCs/>
-              </w:rPr>
+            <w:tcBorders>
+              <w:top w:val="single" w:sz="6" w:space="0" w:color="C4C7C5"/>
+              <w:left w:val="single" w:sz="6" w:space="0" w:color="C4C7C5"/>
+              <w:bottom w:val="single" w:sz="6" w:space="0" w:color="C4C7C5"/>
+              <w:right w:val="single" w:sz="6" w:space="0" w:color="C4C7C5"/>
+            </w:tcBorders>
+            <w:tcMar>
+              <w:top w:w="120" w:type="dxa"/>
+              <w:left w:w="180" w:type="dxa"/>
+              <w:bottom w:w="120" w:type="dxa"/>
+              <w:right w:w="180" w:type="dxa"/>
+            </w:tcMar>
+            <w:vAlign w:val="center"/>
+            <w:hideMark/>
+          </w:tcPr>
+          <w:p>
+            <w:r>
               <w:t>AI-001 → AI-999</w:t>
             </w:r>
           </w:p>
@@ -2627,6 +3900,18 @@
         <w:tc>
           <w:tcPr>
             <w:tcW w:w="0" w:type="auto"/>
+            <w:tcBorders>
+              <w:top w:val="single" w:sz="6" w:space="0" w:color="C4C7C5"/>
+              <w:left w:val="single" w:sz="6" w:space="0" w:color="C4C7C5"/>
+              <w:bottom w:val="single" w:sz="6" w:space="0" w:color="C4C7C5"/>
+              <w:right w:val="single" w:sz="6" w:space="0" w:color="C4C7C5"/>
+            </w:tcBorders>
+            <w:tcMar>
+              <w:top w:w="120" w:type="dxa"/>
+              <w:left w:w="180" w:type="dxa"/>
+              <w:bottom w:w="120" w:type="dxa"/>
+              <w:right w:w="180" w:type="dxa"/>
+            </w:tcMar>
             <w:vAlign w:val="center"/>
             <w:hideMark/>
           </w:tcPr>
@@ -2638,13 +3923,6 @@
         </w:tc>
       </w:tr>
     </w:tbl>
-    <w:p>
-      <w:r>
-        <w:pict w14:anchorId="7E43E194">
-          <v:rect id="_x0000_i1031" style="width:0;height:1.5pt" o:hralign="center" o:hrstd="t" o:hr="t" fillcolor="#a0a0a0" stroked="f"/>
-        </w:pict>
-      </w:r>
-    </w:p>
     <w:p>
       <w:pPr>
         <w:rPr>
@@ -2673,8 +3951,8 @@
         <w:tblLook w:val="04A0" w:firstRow="1" w:lastRow="0" w:firstColumn="1" w:lastColumn="0" w:noHBand="0" w:noVBand="1"/>
       </w:tblPr>
       <w:tblGrid>
-        <w:gridCol w:w="1926"/>
-        <w:gridCol w:w="1887"/>
+        <w:gridCol w:w="2286"/>
+        <w:gridCol w:w="2247"/>
       </w:tblGrid>
       <w:tr>
         <w:trPr>
@@ -2684,16 +3962,22 @@
         <w:tc>
           <w:tcPr>
             <w:tcW w:w="0" w:type="auto"/>
-            <w:vAlign w:val="center"/>
-            <w:hideMark/>
-          </w:tcPr>
-          <w:p>
-            <w:pPr>
-              <w:rPr>
-                <w:b/>
-                <w:bCs/>
-              </w:rPr>
-            </w:pPr>
+            <w:tcBorders>
+              <w:top w:val="single" w:sz="6" w:space="0" w:color="C4C7C5"/>
+              <w:left w:val="single" w:sz="6" w:space="0" w:color="C4C7C5"/>
+              <w:bottom w:val="single" w:sz="6" w:space="0" w:color="C4C7C5"/>
+              <w:right w:val="single" w:sz="6" w:space="0" w:color="C4C7C5"/>
+            </w:tcBorders>
+            <w:tcMar>
+              <w:top w:w="120" w:type="dxa"/>
+              <w:left w:w="180" w:type="dxa"/>
+              <w:bottom w:w="120" w:type="dxa"/>
+              <w:right w:w="180" w:type="dxa"/>
+            </w:tcMar>
+            <w:vAlign w:val="center"/>
+            <w:hideMark/>
+          </w:tcPr>
+          <w:p>
             <w:r>
               <w:rPr>
                 <w:b/>
@@ -2706,16 +3990,22 @@
         <w:tc>
           <w:tcPr>
             <w:tcW w:w="0" w:type="auto"/>
-            <w:vAlign w:val="center"/>
-            <w:hideMark/>
-          </w:tcPr>
-          <w:p>
-            <w:pPr>
-              <w:rPr>
-                <w:b/>
-                <w:bCs/>
-              </w:rPr>
-            </w:pPr>
+            <w:tcBorders>
+              <w:top w:val="single" w:sz="6" w:space="0" w:color="C4C7C5"/>
+              <w:left w:val="single" w:sz="6" w:space="0" w:color="C4C7C5"/>
+              <w:bottom w:val="single" w:sz="6" w:space="0" w:color="C4C7C5"/>
+              <w:right w:val="single" w:sz="6" w:space="0" w:color="C4C7C5"/>
+            </w:tcBorders>
+            <w:tcMar>
+              <w:top w:w="120" w:type="dxa"/>
+              <w:left w:w="180" w:type="dxa"/>
+              <w:bottom w:w="120" w:type="dxa"/>
+              <w:right w:w="180" w:type="dxa"/>
+            </w:tcMar>
+            <w:vAlign w:val="center"/>
+            <w:hideMark/>
+          </w:tcPr>
+          <w:p>
             <w:r>
               <w:rPr>
                 <w:b/>
@@ -2733,6 +4023,18 @@
         <w:tc>
           <w:tcPr>
             <w:tcW w:w="0" w:type="auto"/>
+            <w:tcBorders>
+              <w:top w:val="single" w:sz="6" w:space="0" w:color="C4C7C5"/>
+              <w:left w:val="single" w:sz="6" w:space="0" w:color="C4C7C5"/>
+              <w:bottom w:val="single" w:sz="6" w:space="0" w:color="C4C7C5"/>
+              <w:right w:val="single" w:sz="6" w:space="0" w:color="C4C7C5"/>
+            </w:tcBorders>
+            <w:tcMar>
+              <w:top w:w="120" w:type="dxa"/>
+              <w:left w:w="180" w:type="dxa"/>
+              <w:bottom w:w="120" w:type="dxa"/>
+              <w:right w:w="180" w:type="dxa"/>
+            </w:tcMar>
             <w:vAlign w:val="center"/>
             <w:hideMark/>
           </w:tcPr>
@@ -2749,6 +4051,18 @@
         <w:tc>
           <w:tcPr>
             <w:tcW w:w="0" w:type="auto"/>
+            <w:tcBorders>
+              <w:top w:val="single" w:sz="6" w:space="0" w:color="C4C7C5"/>
+              <w:left w:val="single" w:sz="6" w:space="0" w:color="C4C7C5"/>
+              <w:bottom w:val="single" w:sz="6" w:space="0" w:color="C4C7C5"/>
+              <w:right w:val="single" w:sz="6" w:space="0" w:color="C4C7C5"/>
+            </w:tcBorders>
+            <w:tcMar>
+              <w:top w:w="120" w:type="dxa"/>
+              <w:left w:w="180" w:type="dxa"/>
+              <w:bottom w:w="120" w:type="dxa"/>
+              <w:right w:w="180" w:type="dxa"/>
+            </w:tcMar>
             <w:vAlign w:val="center"/>
             <w:hideMark/>
           </w:tcPr>
@@ -2766,6 +4080,18 @@
         <w:tc>
           <w:tcPr>
             <w:tcW w:w="0" w:type="auto"/>
+            <w:tcBorders>
+              <w:top w:val="single" w:sz="6" w:space="0" w:color="C4C7C5"/>
+              <w:left w:val="single" w:sz="6" w:space="0" w:color="C4C7C5"/>
+              <w:bottom w:val="single" w:sz="6" w:space="0" w:color="C4C7C5"/>
+              <w:right w:val="single" w:sz="6" w:space="0" w:color="C4C7C5"/>
+            </w:tcBorders>
+            <w:tcMar>
+              <w:top w:w="120" w:type="dxa"/>
+              <w:left w:w="180" w:type="dxa"/>
+              <w:bottom w:w="120" w:type="dxa"/>
+              <w:right w:w="180" w:type="dxa"/>
+            </w:tcMar>
             <w:vAlign w:val="center"/>
             <w:hideMark/>
           </w:tcPr>
@@ -2782,6 +4108,18 @@
         <w:tc>
           <w:tcPr>
             <w:tcW w:w="0" w:type="auto"/>
+            <w:tcBorders>
+              <w:top w:val="single" w:sz="6" w:space="0" w:color="C4C7C5"/>
+              <w:left w:val="single" w:sz="6" w:space="0" w:color="C4C7C5"/>
+              <w:bottom w:val="single" w:sz="6" w:space="0" w:color="C4C7C5"/>
+              <w:right w:val="single" w:sz="6" w:space="0" w:color="C4C7C5"/>
+            </w:tcBorders>
+            <w:tcMar>
+              <w:top w:w="120" w:type="dxa"/>
+              <w:left w:w="180" w:type="dxa"/>
+              <w:bottom w:w="120" w:type="dxa"/>
+              <w:right w:w="180" w:type="dxa"/>
+            </w:tcMar>
             <w:vAlign w:val="center"/>
             <w:hideMark/>
           </w:tcPr>
@@ -2799,6 +4137,18 @@
         <w:tc>
           <w:tcPr>
             <w:tcW w:w="0" w:type="auto"/>
+            <w:tcBorders>
+              <w:top w:val="single" w:sz="6" w:space="0" w:color="C4C7C5"/>
+              <w:left w:val="single" w:sz="6" w:space="0" w:color="C4C7C5"/>
+              <w:bottom w:val="single" w:sz="6" w:space="0" w:color="C4C7C5"/>
+              <w:right w:val="single" w:sz="6" w:space="0" w:color="C4C7C5"/>
+            </w:tcBorders>
+            <w:tcMar>
+              <w:top w:w="120" w:type="dxa"/>
+              <w:left w:w="180" w:type="dxa"/>
+              <w:bottom w:w="120" w:type="dxa"/>
+              <w:right w:w="180" w:type="dxa"/>
+            </w:tcMar>
             <w:vAlign w:val="center"/>
             <w:hideMark/>
           </w:tcPr>
@@ -2815,15 +4165,24 @@
         <w:tc>
           <w:tcPr>
             <w:tcW w:w="0" w:type="auto"/>
-            <w:vAlign w:val="center"/>
-            <w:hideMark/>
-          </w:tcPr>
-          <w:p>
-            <w:r>
-              <w:t>1.</w:t>
-            </w:r>
-            <w:r>
-              <w:t>5</w:t>
+            <w:tcBorders>
+              <w:top w:val="single" w:sz="6" w:space="0" w:color="C4C7C5"/>
+              <w:left w:val="single" w:sz="6" w:space="0" w:color="C4C7C5"/>
+              <w:bottom w:val="single" w:sz="6" w:space="0" w:color="C4C7C5"/>
+              <w:right w:val="single" w:sz="6" w:space="0" w:color="C4C7C5"/>
+            </w:tcBorders>
+            <w:tcMar>
+              <w:top w:w="120" w:type="dxa"/>
+              <w:left w:w="180" w:type="dxa"/>
+              <w:bottom w:w="120" w:type="dxa"/>
+              <w:right w:w="180" w:type="dxa"/>
+            </w:tcMar>
+            <w:vAlign w:val="center"/>
+            <w:hideMark/>
+          </w:tcPr>
+          <w:p>
+            <w:r>
+              <w:t>1.6</w:t>
             </w:r>
           </w:p>
         </w:tc>
@@ -2835,6 +4194,18 @@
         <w:tc>
           <w:tcPr>
             <w:tcW w:w="0" w:type="auto"/>
+            <w:tcBorders>
+              <w:top w:val="single" w:sz="6" w:space="0" w:color="C4C7C5"/>
+              <w:left w:val="single" w:sz="6" w:space="0" w:color="C4C7C5"/>
+              <w:bottom w:val="single" w:sz="6" w:space="0" w:color="C4C7C5"/>
+              <w:right w:val="single" w:sz="6" w:space="0" w:color="C4C7C5"/>
+            </w:tcBorders>
+            <w:tcMar>
+              <w:top w:w="120" w:type="dxa"/>
+              <w:left w:w="180" w:type="dxa"/>
+              <w:bottom w:w="120" w:type="dxa"/>
+              <w:right w:w="180" w:type="dxa"/>
+            </w:tcMar>
             <w:vAlign w:val="center"/>
             <w:hideMark/>
           </w:tcPr>
@@ -2851,6 +4222,18 @@
         <w:tc>
           <w:tcPr>
             <w:tcW w:w="0" w:type="auto"/>
+            <w:tcBorders>
+              <w:top w:val="single" w:sz="6" w:space="0" w:color="C4C7C5"/>
+              <w:left w:val="single" w:sz="6" w:space="0" w:color="C4C7C5"/>
+              <w:bottom w:val="single" w:sz="6" w:space="0" w:color="C4C7C5"/>
+              <w:right w:val="single" w:sz="6" w:space="0" w:color="C4C7C5"/>
+            </w:tcBorders>
+            <w:tcMar>
+              <w:top w:w="120" w:type="dxa"/>
+              <w:left w:w="180" w:type="dxa"/>
+              <w:bottom w:w="120" w:type="dxa"/>
+              <w:right w:w="180" w:type="dxa"/>
+            </w:tcMar>
             <w:vAlign w:val="center"/>
             <w:hideMark/>
           </w:tcPr>
@@ -2868,6 +4251,18 @@
         <w:tc>
           <w:tcPr>
             <w:tcW w:w="0" w:type="auto"/>
+            <w:tcBorders>
+              <w:top w:val="single" w:sz="6" w:space="0" w:color="C4C7C5"/>
+              <w:left w:val="single" w:sz="6" w:space="0" w:color="C4C7C5"/>
+              <w:bottom w:val="single" w:sz="6" w:space="0" w:color="C4C7C5"/>
+              <w:right w:val="single" w:sz="6" w:space="0" w:color="C4C7C5"/>
+            </w:tcBorders>
+            <w:tcMar>
+              <w:top w:w="120" w:type="dxa"/>
+              <w:left w:w="180" w:type="dxa"/>
+              <w:bottom w:w="120" w:type="dxa"/>
+              <w:right w:w="180" w:type="dxa"/>
+            </w:tcMar>
             <w:vAlign w:val="center"/>
             <w:hideMark/>
           </w:tcPr>
@@ -2884,21 +4279,29 @@
         <w:tc>
           <w:tcPr>
             <w:tcW w:w="0" w:type="auto"/>
-            <w:vAlign w:val="center"/>
-            <w:hideMark/>
-          </w:tcPr>
-          <w:p>
-            <w:r>
-              <w:t>2026-07-</w:t>
-            </w:r>
-            <w:r>
-              <w:t>30</w:t>
+            <w:tcBorders>
+              <w:top w:val="single" w:sz="6" w:space="0" w:color="C4C7C5"/>
+              <w:left w:val="single" w:sz="6" w:space="0" w:color="C4C7C5"/>
+              <w:bottom w:val="single" w:sz="6" w:space="0" w:color="C4C7C5"/>
+              <w:right w:val="single" w:sz="6" w:space="0" w:color="C4C7C5"/>
+            </w:tcBorders>
+            <w:tcMar>
+              <w:top w:w="120" w:type="dxa"/>
+              <w:left w:w="180" w:type="dxa"/>
+              <w:bottom w:w="120" w:type="dxa"/>
+              <w:right w:w="180" w:type="dxa"/>
+            </w:tcMar>
+            <w:vAlign w:val="center"/>
+            <w:hideMark/>
+          </w:tcPr>
+          <w:p>
+            <w:r>
+              <w:t>2026-08-07</w:t>
             </w:r>
           </w:p>
         </w:tc>
       </w:tr>
     </w:tbl>
-    <w:p/>
     <w:p/>
     <w:sectPr>
       <w:pgSz w:w="11906" w:h="16838"/>
@@ -3138,11 +4541,127 @@
       </w:pPr>
     </w:lvl>
   </w:abstractNum>
+  <w:abstractNum w:abstractNumId="2" w15:restartNumberingAfterBreak="0">
+    <w:nsid w:val="2BEA5E45"/>
+    <w:multiLevelType w:val="multilevel"/>
+    <w:tmpl w:val="A76EBBEA"/>
+    <w:lvl w:ilvl="0">
+      <w:start w:val="1"/>
+      <w:numFmt w:val="decimal"/>
+      <w:lvlText w:val="%1."/>
+      <w:lvlJc w:val="left"/>
+      <w:pPr>
+        <w:tabs>
+          <w:tab w:val="num" w:pos="720"/>
+        </w:tabs>
+        <w:ind w:left="720" w:hanging="360"/>
+      </w:pPr>
+    </w:lvl>
+    <w:lvl w:ilvl="1" w:tentative="1">
+      <w:start w:val="1"/>
+      <w:numFmt w:val="decimal"/>
+      <w:lvlText w:val="%2."/>
+      <w:lvlJc w:val="left"/>
+      <w:pPr>
+        <w:tabs>
+          <w:tab w:val="num" w:pos="1440"/>
+        </w:tabs>
+        <w:ind w:left="1440" w:hanging="360"/>
+      </w:pPr>
+    </w:lvl>
+    <w:lvl w:ilvl="2" w:tentative="1">
+      <w:start w:val="1"/>
+      <w:numFmt w:val="decimal"/>
+      <w:lvlText w:val="%3."/>
+      <w:lvlJc w:val="left"/>
+      <w:pPr>
+        <w:tabs>
+          <w:tab w:val="num" w:pos="2160"/>
+        </w:tabs>
+        <w:ind w:left="2160" w:hanging="360"/>
+      </w:pPr>
+    </w:lvl>
+    <w:lvl w:ilvl="3" w:tentative="1">
+      <w:start w:val="1"/>
+      <w:numFmt w:val="decimal"/>
+      <w:lvlText w:val="%4."/>
+      <w:lvlJc w:val="left"/>
+      <w:pPr>
+        <w:tabs>
+          <w:tab w:val="num" w:pos="2880"/>
+        </w:tabs>
+        <w:ind w:left="2880" w:hanging="360"/>
+      </w:pPr>
+    </w:lvl>
+    <w:lvl w:ilvl="4" w:tentative="1">
+      <w:start w:val="1"/>
+      <w:numFmt w:val="decimal"/>
+      <w:lvlText w:val="%5."/>
+      <w:lvlJc w:val="left"/>
+      <w:pPr>
+        <w:tabs>
+          <w:tab w:val="num" w:pos="3600"/>
+        </w:tabs>
+        <w:ind w:left="3600" w:hanging="360"/>
+      </w:pPr>
+    </w:lvl>
+    <w:lvl w:ilvl="5" w:tentative="1">
+      <w:start w:val="1"/>
+      <w:numFmt w:val="decimal"/>
+      <w:lvlText w:val="%6."/>
+      <w:lvlJc w:val="left"/>
+      <w:pPr>
+        <w:tabs>
+          <w:tab w:val="num" w:pos="4320"/>
+        </w:tabs>
+        <w:ind w:left="4320" w:hanging="360"/>
+      </w:pPr>
+    </w:lvl>
+    <w:lvl w:ilvl="6" w:tentative="1">
+      <w:start w:val="1"/>
+      <w:numFmt w:val="decimal"/>
+      <w:lvlText w:val="%7."/>
+      <w:lvlJc w:val="left"/>
+      <w:pPr>
+        <w:tabs>
+          <w:tab w:val="num" w:pos="5040"/>
+        </w:tabs>
+        <w:ind w:left="5040" w:hanging="360"/>
+      </w:pPr>
+    </w:lvl>
+    <w:lvl w:ilvl="7" w:tentative="1">
+      <w:start w:val="1"/>
+      <w:numFmt w:val="decimal"/>
+      <w:lvlText w:val="%8."/>
+      <w:lvlJc w:val="left"/>
+      <w:pPr>
+        <w:tabs>
+          <w:tab w:val="num" w:pos="5760"/>
+        </w:tabs>
+        <w:ind w:left="5760" w:hanging="360"/>
+      </w:pPr>
+    </w:lvl>
+    <w:lvl w:ilvl="8" w:tentative="1">
+      <w:start w:val="1"/>
+      <w:numFmt w:val="decimal"/>
+      <w:lvlText w:val="%9."/>
+      <w:lvlJc w:val="left"/>
+      <w:pPr>
+        <w:tabs>
+          <w:tab w:val="num" w:pos="6480"/>
+        </w:tabs>
+        <w:ind w:left="6480" w:hanging="360"/>
+      </w:pPr>
+    </w:lvl>
+  </w:abstractNum>
   <w:num w:numId="1" w16cid:durableId="2058122798">
     <w:abstractNumId w:val="0"/>
   </w:num>
   <w:num w:numId="2" w16cid:durableId="1889296079">
     <w:abstractNumId w:val="1"/>
+  </w:num>
+  <w:num w:numId="3" w16cid:durableId="1318462595">
+    <w:abstractNumId w:val="2"/>
   </w:num>
 </w:numbering>
 </file>
@@ -3547,7 +5066,7 @@
   <w:style w:type="paragraph" w:default="1" w:styleId="Normal">
     <w:name w:val="Normal"/>
     <w:qFormat/>
-    <w:rsid w:val="004F14AD"/>
+    <w:rsid w:val="00905AFC"/>
   </w:style>
   <w:style w:type="paragraph" w:styleId="Heading1">
     <w:name w:val="heading 1"/>
@@ -3750,7 +5269,6 @@
   <w:style w:type="character" w:default="1" w:styleId="DefaultParagraphFont">
     <w:name w:val="Default Paragraph Font"/>
     <w:uiPriority w:val="1"/>
-    <w:semiHidden/>
     <w:unhideWhenUsed/>
   </w:style>
   <w:style w:type="table" w:default="1" w:styleId="TableNormal">

--- a/atlas/Registries/Category-Registry.docx
+++ b/atlas/Registries/Category-Registry.docx
@@ -1597,7 +1597,7 @@
           </w:tcPr>
           <w:p>
             <w:r>
-              <w:t>Planned</w:t>
+              <w:t>Active</w:t>
             </w:r>
           </w:p>
         </w:tc>
@@ -1860,11 +1860,68 @@
           <w:bCs/>
         </w:rPr>
       </w:pPr>
+    </w:p>
+    <w:p>
+      <w:pPr>
+        <w:rPr>
+          <w:b/>
+          <w:bCs/>
+        </w:rPr>
+      </w:pPr>
+    </w:p>
+    <w:p>
+      <w:pPr>
+        <w:rPr>
+          <w:b/>
+          <w:bCs/>
+        </w:rPr>
+      </w:pPr>
+    </w:p>
+    <w:p>
+      <w:pPr>
+        <w:rPr>
+          <w:b/>
+          <w:bCs/>
+        </w:rPr>
+      </w:pPr>
+    </w:p>
+    <w:p>
+      <w:pPr>
+        <w:rPr>
+          <w:b/>
+          <w:bCs/>
+        </w:rPr>
+      </w:pPr>
+    </w:p>
+    <w:p>
+      <w:pPr>
+        <w:rPr>
+          <w:b/>
+          <w:bCs/>
+        </w:rPr>
+      </w:pPr>
+    </w:p>
+    <w:p>
+      <w:pPr>
+        <w:rPr>
+          <w:b/>
+          <w:bCs/>
+        </w:rPr>
+      </w:pPr>
+    </w:p>
+    <w:p>
+      <w:pPr>
+        <w:rPr>
+          <w:b/>
+          <w:bCs/>
+        </w:rPr>
+      </w:pPr>
       <w:r>
         <w:rPr>
           <w:b/>
           <w:bCs/>
         </w:rPr>
+        <w:lastRenderedPageBreak/>
         <w:t>Category Statistics</w:t>
       </w:r>
     </w:p>
@@ -2153,7 +2210,6 @@
           </w:tcPr>
           <w:p>
             <w:r>
-              <w:lastRenderedPageBreak/>
               <w:t>KI</w:t>
             </w:r>
           </w:p>
@@ -2587,7 +2643,7 @@
           </w:tcPr>
           <w:p>
             <w:r>
-              <w:t>0</w:t>
+              <w:t>50</w:t>
             </w:r>
           </w:p>
         </w:tc>
@@ -2754,11 +2810,84 @@
           <w:bCs/>
         </w:rPr>
       </w:pPr>
+    </w:p>
+    <w:p>
+      <w:pPr>
+        <w:rPr>
+          <w:b/>
+          <w:bCs/>
+        </w:rPr>
+      </w:pPr>
+    </w:p>
+    <w:p>
+      <w:pPr>
+        <w:rPr>
+          <w:b/>
+          <w:bCs/>
+        </w:rPr>
+      </w:pPr>
+    </w:p>
+    <w:p>
+      <w:pPr>
+        <w:rPr>
+          <w:b/>
+          <w:bCs/>
+        </w:rPr>
+      </w:pPr>
+    </w:p>
+    <w:p>
+      <w:pPr>
+        <w:rPr>
+          <w:b/>
+          <w:bCs/>
+        </w:rPr>
+      </w:pPr>
+    </w:p>
+    <w:p>
+      <w:pPr>
+        <w:rPr>
+          <w:b/>
+          <w:bCs/>
+        </w:rPr>
+      </w:pPr>
+    </w:p>
+    <w:p>
+      <w:pPr>
+        <w:rPr>
+          <w:b/>
+          <w:bCs/>
+        </w:rPr>
+      </w:pPr>
+    </w:p>
+    <w:p>
+      <w:pPr>
+        <w:rPr>
+          <w:b/>
+          <w:bCs/>
+        </w:rPr>
+      </w:pPr>
+    </w:p>
+    <w:p>
+      <w:pPr>
+        <w:rPr>
+          <w:b/>
+          <w:bCs/>
+        </w:rPr>
+      </w:pPr>
+    </w:p>
+    <w:p>
+      <w:pPr>
+        <w:rPr>
+          <w:b/>
+          <w:bCs/>
+        </w:rPr>
+      </w:pPr>
       <w:r>
         <w:rPr>
           <w:b/>
           <w:bCs/>
         </w:rPr>
+        <w:lastRenderedPageBreak/>
         <w:t>Registry Rules</w:t>
       </w:r>
     </w:p>
@@ -2858,9 +2987,120 @@
         </w:numPr>
       </w:pPr>
       <w:r>
-        <w:lastRenderedPageBreak/>
         <w:t>Category statistics shall be updated whenever Human Frictions are added, archived, or reclassified.</w:t>
       </w:r>
+    </w:p>
+    <w:p>
+      <w:pPr>
+        <w:rPr>
+          <w:b/>
+          <w:bCs/>
+        </w:rPr>
+      </w:pPr>
+    </w:p>
+    <w:p>
+      <w:pPr>
+        <w:rPr>
+          <w:b/>
+          <w:bCs/>
+        </w:rPr>
+      </w:pPr>
+    </w:p>
+    <w:p>
+      <w:pPr>
+        <w:rPr>
+          <w:b/>
+          <w:bCs/>
+        </w:rPr>
+      </w:pPr>
+    </w:p>
+    <w:p>
+      <w:pPr>
+        <w:rPr>
+          <w:b/>
+          <w:bCs/>
+        </w:rPr>
+      </w:pPr>
+    </w:p>
+    <w:p>
+      <w:pPr>
+        <w:rPr>
+          <w:b/>
+          <w:bCs/>
+        </w:rPr>
+      </w:pPr>
+    </w:p>
+    <w:p>
+      <w:pPr>
+        <w:rPr>
+          <w:b/>
+          <w:bCs/>
+        </w:rPr>
+      </w:pPr>
+    </w:p>
+    <w:p>
+      <w:pPr>
+        <w:rPr>
+          <w:b/>
+          <w:bCs/>
+        </w:rPr>
+      </w:pPr>
+    </w:p>
+    <w:p>
+      <w:pPr>
+        <w:rPr>
+          <w:b/>
+          <w:bCs/>
+        </w:rPr>
+      </w:pPr>
+    </w:p>
+    <w:p>
+      <w:pPr>
+        <w:rPr>
+          <w:b/>
+          <w:bCs/>
+        </w:rPr>
+      </w:pPr>
+    </w:p>
+    <w:p>
+      <w:pPr>
+        <w:rPr>
+          <w:b/>
+          <w:bCs/>
+        </w:rPr>
+      </w:pPr>
+    </w:p>
+    <w:p>
+      <w:pPr>
+        <w:rPr>
+          <w:b/>
+          <w:bCs/>
+        </w:rPr>
+      </w:pPr>
+    </w:p>
+    <w:p>
+      <w:pPr>
+        <w:rPr>
+          <w:b/>
+          <w:bCs/>
+        </w:rPr>
+      </w:pPr>
+    </w:p>
+    <w:p>
+      <w:pPr>
+        <w:rPr>
+          <w:b/>
+          <w:bCs/>
+        </w:rPr>
+      </w:pPr>
+    </w:p>
+    <w:p>
+      <w:pPr>
+        <w:rPr>
+          <w:b/>
+          <w:bCs/>
+        </w:rPr>
+      </w:pPr>
     </w:p>
     <w:p>
       <w:pPr>
@@ -2874,6 +3114,7 @@
           <w:b/>
           <w:bCs/>
         </w:rPr>
+        <w:lastRenderedPageBreak/>
         <w:t>Registry Statistics</w:t>
       </w:r>
     </w:p>
@@ -2891,7 +3132,7 @@
       </w:tblPr>
       <w:tblGrid>
         <w:gridCol w:w="2950"/>
-        <w:gridCol w:w="1624"/>
+        <w:gridCol w:w="1606"/>
       </w:tblGrid>
       <w:tr>
         <w:trPr>
@@ -3064,7 +3305,7 @@
           </w:tcPr>
           <w:p>
             <w:r>
-              <w:t>6</w:t>
+              <w:t>7</w:t>
             </w:r>
           </w:p>
         </w:tc>
@@ -3121,7 +3362,7 @@
           </w:tcPr>
           <w:p>
             <w:r>
-              <w:t>4</w:t>
+              <w:t>3</w:t>
             </w:r>
           </w:p>
         </w:tc>
@@ -3235,7 +3476,13 @@
           </w:tcPr>
           <w:p>
             <w:r>
-              <w:t>325</w:t>
+              <w:t>3</w:t>
+            </w:r>
+            <w:r>
+              <w:t>7</w:t>
+            </w:r>
+            <w:r>
+              <w:t>5</w:t>
             </w:r>
           </w:p>
         </w:tc>
@@ -3292,12 +3539,26 @@
           </w:tcPr>
           <w:p>
             <w:r>
-              <w:t>2026-08-07</w:t>
+              <w:t>2026-</w:t>
+            </w:r>
+            <w:r>
+              <w:t>1</w:t>
+            </w:r>
+            <w:r>
+              <w:t>0-07</w:t>
             </w:r>
           </w:p>
         </w:tc>
       </w:tr>
     </w:tbl>
+    <w:p>
+      <w:pPr>
+        <w:rPr>
+          <w:b/>
+          <w:bCs/>
+        </w:rPr>
+      </w:pPr>
+    </w:p>
     <w:p>
       <w:pPr>
         <w:rPr>
@@ -3923,6 +4184,14 @@
         </w:tc>
       </w:tr>
     </w:tbl>
+    <w:p>
+      <w:pPr>
+        <w:rPr>
+          <w:b/>
+          <w:bCs/>
+        </w:rPr>
+      </w:pPr>
+    </w:p>
     <w:p>
       <w:pPr>
         <w:rPr>
@@ -5269,6 +5538,7 @@
   <w:style w:type="character" w:default="1" w:styleId="DefaultParagraphFont">
     <w:name w:val="Default Paragraph Font"/>
     <w:uiPriority w:val="1"/>
+    <w:semiHidden/>
     <w:unhideWhenUsed/>
   </w:style>
   <w:style w:type="table" w:default="1" w:styleId="TableNormal">
